--- a/development/run-vignette/tables/Tern_descriptive.docx
+++ b/development/run-vignette/tables/Tern_descriptive.docx
@@ -10,7 +10,7 @@
       </w:tblPr>
       <w:tblGrid>
         <w:gridCol w:w="2605"/>
-        <w:gridCol w:w="1155"/>
+        <w:gridCol w:w="1203"/>
       </w:tblGrid>
       <w:tr>
         <w:trPr>
@@ -20,10 +20,10 @@
         <w:tc>
           <w:tcPr>
             <w:tcBorders>
-              <w:bottom w:val="single" w:sz="4" w:space="0" w:color="000000"/>
+              <w:bottom w:val="single" w:sz="8" w:space="0" w:color="000000"/>
               <w:top w:val="none" w:sz="0" w:space="0" w:color="000000"/>
-              <w:left w:val="none" w:sz="0" w:space="0" w:color="000000"/>
-              <w:right w:val="none" w:sz="0" w:space="0" w:color="000000"/>
+              <w:left w:val="single" w:sz="6" w:space="0" w:color="CDCDCD"/>
+              <w:right w:val="single" w:sz="6" w:space="0" w:color="CDCDCD"/>
             </w:tcBorders>
             <w:shd w:val="clear" w:color="auto" w:fill="CDCDCD"/>
             <w:tcMar>
@@ -101,10 +101,10 @@
         <w:tc>
           <w:tcPr>
             <w:tcBorders>
-              <w:bottom w:val="single" w:sz="4" w:space="0" w:color="000000"/>
+              <w:bottom w:val="single" w:sz="8" w:space="0" w:color="000000"/>
               <w:top w:val="none" w:sz="0" w:space="0" w:color="000000"/>
-              <w:left w:val="none" w:sz="0" w:space="0" w:color="000000"/>
-              <w:right w:val="none" w:sz="0" w:space="0" w:color="000000"/>
+              <w:left w:val="single" w:sz="6" w:space="0" w:color="CDCDCD"/>
+              <w:right w:val="single" w:sz="6" w:space="0" w:color="CDCDCD"/>
             </w:tcBorders>
             <w:shd w:val="clear" w:color="auto" w:fill="CDCDCD"/>
             <w:tcMar>
@@ -189,7 +189,7 @@
             <w:gridSpan w:val="2"/>
             <w:tcBorders>
               <w:bottom w:val="single" w:sz="4" w:space="0" w:color="000000"/>
-              <w:top w:val="single" w:sz="4" w:space="0" w:color="000000"/>
+              <w:top w:val="single" w:sz="8" w:space="0" w:color="000000"/>
               <w:left w:val="none" w:sz="0" w:space="0" w:color="000000"/>
               <w:right w:val="none" w:sz="0" w:space="0" w:color="000000"/>
             </w:tcBorders>
@@ -351,7 +351,7 @@
                 <w:szCs w:val="18"/>
                 <w:color w:val="000000"/>
               </w:rPr>
-              <w:t xml:space="preserve">61 [53–69]</w:t>
+              <w:t xml:space="preserve">59.8 ± 11.9</w:t>
             </w:r>
           </w:p>
         </w:tc>

--- a/development/run-vignette/tables/Tern_descriptive.docx
+++ b/development/run-vignette/tables/Tern_descriptive.docx
@@ -17,13 +17,14 @@
           <w:trHeight w:val="711" w:hRule="auto"/>
           <w:tblHeader/>
         </w:trPr>
-        <w:tc>
-          <w:tcPr>
-            <w:tcBorders>
-              <w:bottom w:val="single" w:sz="8" w:space="0" w:color="000000"/>
+        header 1
+        <w:tc>
+          <w:tcPr>
+            <w:tcBorders>
+              <w:bottom w:val="single" w:sz="6" w:space="0" w:color="000000"/>
               <w:top w:val="none" w:sz="0" w:space="0" w:color="000000"/>
-              <w:left w:val="single" w:sz="6" w:space="0" w:color="CDCDCD"/>
-              <w:right w:val="single" w:sz="6" w:space="0" w:color="CDCDCD"/>
+              <w:left w:val="none" w:sz="0" w:space="0" w:color="000000"/>
+              <w:right w:val="none" w:sz="0" w:space="0" w:color="000000"/>
             </w:tcBorders>
             <w:shd w:val="clear" w:color="auto" w:fill="CDCDCD"/>
             <w:tcMar>
@@ -36,7 +37,6 @@
           </w:tcPr>
           <w:p>
             <w:pPr>
-              <w:pStyle w:val="Normal"/>
               <w:jc w:val="left"/>
               <w:pBdr>
                 <w:bottom w:val="none" w:sz="0" w:space="0" w:color="000000"/>
@@ -68,43 +68,17 @@
                 <w:szCs w:val="18"/>
                 <w:color w:val="000000"/>
               </w:rPr>
-              <w:t xml:space="preserve">Category</w:t>
-            </w:r>
-            <w:r>
-              <w:rPr>
-                <w:rFonts w:ascii="Arial" w:hAnsi="Arial" w:eastAsia="Arial" w:cs="Arial"/>
-                <w:i w:val="false"/>
-                <w:b w:val="true"/>
-                <w:u w:val="none"/>
-                <w:strike w:val="false"/>
-                <w:sz w:val="18"/>
-                <w:szCs w:val="18"/>
-                <w:color w:val="000000"/>
-              </w:rPr>
-              <w:br/>
-            </w:r>
-            <w:r>
-              <w:rPr>
-                <w:rFonts w:ascii="Arial" w:hAnsi="Arial" w:eastAsia="Arial" w:cs="Arial"/>
-                <w:i w:val="false"/>
-                <w:b w:val="true"/>
-                <w:u w:val="none"/>
-                <w:strike w:val="false"/>
-                <w:sz w:val="18"/>
-                <w:szCs w:val="18"/>
-                <w:color w:val="000000"/>
-              </w:rPr>
-              <w:t xml:space="preserve">   Variable</w:t>
-            </w:r>
-          </w:p>
-        </w:tc>
-        <w:tc>
-          <w:tcPr>
-            <w:tcBorders>
-              <w:bottom w:val="single" w:sz="8" w:space="0" w:color="000000"/>
+              <w:t xml:space="preserve">Variable</w:t>
+            </w:r>
+          </w:p>
+        </w:tc>
+        <w:tc>
+          <w:tcPr>
+            <w:tcBorders>
+              <w:bottom w:val="single" w:sz="6" w:space="0" w:color="000000"/>
               <w:top w:val="none" w:sz="0" w:space="0" w:color="000000"/>
-              <w:left w:val="single" w:sz="6" w:space="0" w:color="CDCDCD"/>
-              <w:right w:val="single" w:sz="6" w:space="0" w:color="CDCDCD"/>
+              <w:left w:val="none" w:sz="0" w:space="0" w:color="000000"/>
+              <w:right w:val="none" w:sz="0" w:space="0" w:color="000000"/>
             </w:tcBorders>
             <w:shd w:val="clear" w:color="auto" w:fill="CDCDCD"/>
             <w:tcMar>
@@ -117,7 +91,6 @@
           </w:tcPr>
           <w:p>
             <w:pPr>
-              <w:pStyle w:val="Normal"/>
               <w:jc w:val="center"/>
               <w:pBdr>
                 <w:bottom w:val="none" w:sz="0" w:space="0" w:color="000000"/>
@@ -184,27 +157,27 @@
         <w:trPr>
           <w:trHeight w:val="369" w:hRule="exact"/>
         </w:trPr>
+        body 1
         <w:tc>
           <w:tcPr>
             <w:gridSpan w:val="2"/>
             <w:tcBorders>
               <w:bottom w:val="single" w:sz="4" w:space="0" w:color="000000"/>
-              <w:top w:val="single" w:sz="8" w:space="0" w:color="000000"/>
-              <w:left w:val="none" w:sz="0" w:space="0" w:color="000000"/>
-              <w:right w:val="none" w:sz="0" w:space="0" w:color="000000"/>
-            </w:tcBorders>
-            <w:shd w:val="clear" w:color="auto" w:fill="FFFFFF"/>
-            <w:tcMar>
-              <w:top w:w="0" w:type="dxa"/>
-              <w:bottom w:w="0" w:type="dxa"/>
-              <w:left w:w="0" w:type="dxa"/>
-              <w:right w:w="0" w:type="dxa"/>
-            </w:tcMar>
-            <w:vAlign w:val="center"/>
-          </w:tcPr>
-          <w:p>
-            <w:pPr>
-              <w:pStyle w:val="Normal"/>
+              <w:top w:val="single" w:sz="6" w:space="0" w:color="000000"/>
+              <w:left w:val="none" w:sz="0" w:space="0" w:color="000000"/>
+              <w:right w:val="none" w:sz="0" w:space="0" w:color="000000"/>
+            </w:tcBorders>
+            <w:shd w:val="clear" w:color="auto" w:fill="FFFFFF"/>
+            <w:tcMar>
+              <w:top w:w="0" w:type="dxa"/>
+              <w:bottom w:w="0" w:type="dxa"/>
+              <w:left w:w="0" w:type="dxa"/>
+              <w:right w:w="0" w:type="dxa"/>
+            </w:tcMar>
+            <w:vAlign w:val="center"/>
+          </w:tcPr>
+          <w:p>
+            <w:pPr>
               <w:jc w:val="left"/>
               <w:pBdr>
                 <w:bottom w:val="none" w:sz="0" w:space="0" w:color="000000"/>
@@ -245,6 +218,7 @@
         <w:trPr>
           <w:trHeight w:val="270" w:hRule="exact"/>
         </w:trPr>
+        body 2
         <w:tc>
           <w:tcPr>
             <w:tcBorders>
@@ -264,7 +238,6 @@
           </w:tcPr>
           <w:p>
             <w:pPr>
-              <w:pStyle w:val="Normal"/>
               <w:jc w:val="left"/>
               <w:pBdr>
                 <w:bottom w:val="none" w:sz="0" w:space="0" w:color="000000"/>
@@ -319,7 +292,6 @@
           </w:tcPr>
           <w:p>
             <w:pPr>
-              <w:pStyle w:val="Normal"/>
               <w:jc w:val="center"/>
               <w:pBdr>
                 <w:bottom w:val="none" w:sz="0" w:space="0" w:color="000000"/>
@@ -360,6 +332,7 @@
         <w:trPr>
           <w:trHeight w:val="270" w:hRule="exact"/>
         </w:trPr>
+        body 3
         <w:tc>
           <w:tcPr>
             <w:tcBorders>
@@ -379,7 +352,6 @@
           </w:tcPr>
           <w:p>
             <w:pPr>
-              <w:pStyle w:val="Normal"/>
               <w:jc w:val="left"/>
               <w:pBdr>
                 <w:bottom w:val="none" w:sz="0" w:space="0" w:color="000000"/>
@@ -434,7 +406,6 @@
           </w:tcPr>
           <w:p>
             <w:pPr>
-              <w:pStyle w:val="Normal"/>
               <w:jc w:val="center"/>
               <w:pBdr>
                 <w:bottom w:val="none" w:sz="0" w:space="0" w:color="000000"/>
@@ -475,6 +446,7 @@
         <w:trPr>
           <w:trHeight w:val="270" w:hRule="exact"/>
         </w:trPr>
+        body 4
         <w:tc>
           <w:tcPr>
             <w:tcBorders>
@@ -494,7 +466,6 @@
           </w:tcPr>
           <w:p>
             <w:pPr>
-              <w:pStyle w:val="Normal"/>
               <w:jc w:val="left"/>
               <w:pBdr>
                 <w:bottom w:val="none" w:sz="0" w:space="0" w:color="000000"/>
@@ -549,7 +520,6 @@
           </w:tcPr>
           <w:p>
             <w:pPr>
-              <w:pStyle w:val="Normal"/>
               <w:jc w:val="center"/>
               <w:pBdr>
                 <w:bottom w:val="none" w:sz="0" w:space="0" w:color="000000"/>
@@ -590,6 +560,7 @@
         <w:trPr>
           <w:trHeight w:val="270" w:hRule="exact"/>
         </w:trPr>
+        body 5
         <w:tc>
           <w:tcPr>
             <w:tcBorders>
@@ -609,7 +580,6 @@
           </w:tcPr>
           <w:p>
             <w:pPr>
-              <w:pStyle w:val="Normal"/>
               <w:jc w:val="left"/>
               <w:pBdr>
                 <w:bottom w:val="none" w:sz="0" w:space="0" w:color="000000"/>
@@ -664,7 +634,6 @@
           </w:tcPr>
           <w:p>
             <w:pPr>
-              <w:pStyle w:val="Normal"/>
               <w:jc w:val="center"/>
               <w:pBdr>
                 <w:bottom w:val="none" w:sz="0" w:space="0" w:color="000000"/>
@@ -705,6 +674,7 @@
         <w:trPr>
           <w:trHeight w:val="369" w:hRule="exact"/>
         </w:trPr>
+        body 6
         <w:tc>
           <w:tcPr>
             <w:gridSpan w:val="2"/>
@@ -725,7 +695,6 @@
           </w:tcPr>
           <w:p>
             <w:pPr>
-              <w:pStyle w:val="Normal"/>
               <w:jc w:val="left"/>
               <w:pBdr>
                 <w:bottom w:val="none" w:sz="0" w:space="0" w:color="000000"/>
@@ -766,6 +735,7 @@
         <w:trPr>
           <w:trHeight w:val="270" w:hRule="exact"/>
         </w:trPr>
+        body 7
         <w:tc>
           <w:tcPr>
             <w:tcBorders>
@@ -785,7 +755,6 @@
           </w:tcPr>
           <w:p>
             <w:pPr>
-              <w:pStyle w:val="Normal"/>
               <w:jc w:val="left"/>
               <w:pBdr>
                 <w:bottom w:val="none" w:sz="0" w:space="0" w:color="000000"/>
@@ -840,7 +809,6 @@
           </w:tcPr>
           <w:p>
             <w:pPr>
-              <w:pStyle w:val="Normal"/>
               <w:jc w:val="center"/>
               <w:pBdr>
                 <w:bottom w:val="none" w:sz="0" w:space="0" w:color="000000"/>
@@ -881,6 +849,7 @@
         <w:trPr>
           <w:trHeight w:val="270" w:hRule="exact"/>
         </w:trPr>
+        body 8
         <w:tc>
           <w:tcPr>
             <w:tcBorders>
@@ -900,7 +869,6 @@
           </w:tcPr>
           <w:p>
             <w:pPr>
-              <w:pStyle w:val="Normal"/>
               <w:jc w:val="left"/>
               <w:pBdr>
                 <w:bottom w:val="none" w:sz="0" w:space="0" w:color="000000"/>
@@ -955,7 +923,6 @@
           </w:tcPr>
           <w:p>
             <w:pPr>
-              <w:pStyle w:val="Normal"/>
               <w:jc w:val="center"/>
               <w:pBdr>
                 <w:bottom w:val="none" w:sz="0" w:space="0" w:color="000000"/>
@@ -996,6 +963,7 @@
         <w:trPr>
           <w:trHeight w:val="369" w:hRule="exact"/>
         </w:trPr>
+        body 9
         <w:tc>
           <w:tcPr>
             <w:gridSpan w:val="2"/>
@@ -1016,7 +984,6 @@
           </w:tcPr>
           <w:p>
             <w:pPr>
-              <w:pStyle w:val="Normal"/>
               <w:jc w:val="left"/>
               <w:pBdr>
                 <w:bottom w:val="none" w:sz="0" w:space="0" w:color="000000"/>
@@ -1057,6 +1024,7 @@
         <w:trPr>
           <w:trHeight w:val="270" w:hRule="exact"/>
         </w:trPr>
+        body10
         <w:tc>
           <w:tcPr>
             <w:tcBorders>
@@ -1076,7 +1044,6 @@
           </w:tcPr>
           <w:p>
             <w:pPr>
-              <w:pStyle w:val="Normal"/>
               <w:jc w:val="left"/>
               <w:pBdr>
                 <w:bottom w:val="none" w:sz="0" w:space="0" w:color="000000"/>
@@ -1131,7 +1098,6 @@
           </w:tcPr>
           <w:p>
             <w:pPr>
-              <w:pStyle w:val="Normal"/>
               <w:jc w:val="center"/>
               <w:pBdr>
                 <w:bottom w:val="none" w:sz="0" w:space="0" w:color="000000"/>
@@ -1172,6 +1138,7 @@
         <w:trPr>
           <w:trHeight w:val="270" w:hRule="exact"/>
         </w:trPr>
+        body11
         <w:tc>
           <w:tcPr>
             <w:tcBorders>
@@ -1191,7 +1158,6 @@
           </w:tcPr>
           <w:p>
             <w:pPr>
-              <w:pStyle w:val="Normal"/>
               <w:jc w:val="left"/>
               <w:pBdr>
                 <w:bottom w:val="none" w:sz="0" w:space="0" w:color="000000"/>
@@ -1246,7 +1212,6 @@
           </w:tcPr>
           <w:p>
             <w:pPr>
-              <w:pStyle w:val="Normal"/>
               <w:jc w:val="center"/>
               <w:pBdr>
                 <w:bottom w:val="none" w:sz="0" w:space="0" w:color="000000"/>
@@ -1287,6 +1252,7 @@
         <w:trPr>
           <w:trHeight w:val="270" w:hRule="exact"/>
         </w:trPr>
+        body12
         <w:tc>
           <w:tcPr>
             <w:tcBorders>
@@ -1306,7 +1272,6 @@
           </w:tcPr>
           <w:p>
             <w:pPr>
-              <w:pStyle w:val="Normal"/>
               <w:jc w:val="left"/>
               <w:pBdr>
                 <w:bottom w:val="none" w:sz="0" w:space="0" w:color="000000"/>
@@ -1361,7 +1326,6 @@
           </w:tcPr>
           <w:p>
             <w:pPr>
-              <w:pStyle w:val="Normal"/>
               <w:jc w:val="center"/>
               <w:pBdr>
                 <w:bottom w:val="none" w:sz="0" w:space="0" w:color="000000"/>
@@ -1402,6 +1366,7 @@
         <w:trPr>
           <w:trHeight w:val="270" w:hRule="exact"/>
         </w:trPr>
+        body13
         <w:tc>
           <w:tcPr>
             <w:tcBorders>
@@ -1421,7 +1386,6 @@
           </w:tcPr>
           <w:p>
             <w:pPr>
-              <w:pStyle w:val="Normal"/>
               <w:jc w:val="left"/>
               <w:pBdr>
                 <w:bottom w:val="none" w:sz="0" w:space="0" w:color="000000"/>
@@ -1476,7 +1440,6 @@
           </w:tcPr>
           <w:p>
             <w:pPr>
-              <w:pStyle w:val="Normal"/>
               <w:jc w:val="center"/>
               <w:pBdr>
                 <w:bottom w:val="none" w:sz="0" w:space="0" w:color="000000"/>
@@ -1517,6 +1480,7 @@
         <w:trPr>
           <w:trHeight w:val="270" w:hRule="exact"/>
         </w:trPr>
+        body14
         <w:tc>
           <w:tcPr>
             <w:tcBorders>
@@ -1536,7 +1500,6 @@
           </w:tcPr>
           <w:p>
             <w:pPr>
-              <w:pStyle w:val="Normal"/>
               <w:jc w:val="left"/>
               <w:pBdr>
                 <w:bottom w:val="none" w:sz="0" w:space="0" w:color="000000"/>
@@ -1591,7 +1554,6 @@
           </w:tcPr>
           <w:p>
             <w:pPr>
-              <w:pStyle w:val="Normal"/>
               <w:jc w:val="center"/>
               <w:pBdr>
                 <w:bottom w:val="none" w:sz="0" w:space="0" w:color="000000"/>
@@ -1632,6 +1594,7 @@
         <w:trPr>
           <w:trHeight w:val="270" w:hRule="exact"/>
         </w:trPr>
+        body15
         <w:tc>
           <w:tcPr>
             <w:tcBorders>
@@ -1651,7 +1614,6 @@
           </w:tcPr>
           <w:p>
             <w:pPr>
-              <w:pStyle w:val="Normal"/>
               <w:jc w:val="left"/>
               <w:pBdr>
                 <w:bottom w:val="none" w:sz="0" w:space="0" w:color="000000"/>
@@ -1706,7 +1668,6 @@
           </w:tcPr>
           <w:p>
             <w:pPr>
-              <w:pStyle w:val="Normal"/>
               <w:jc w:val="center"/>
               <w:pBdr>
                 <w:bottom w:val="none" w:sz="0" w:space="0" w:color="000000"/>
@@ -1747,6 +1708,7 @@
         <w:trPr>
           <w:trHeight w:val="270" w:hRule="exact"/>
         </w:trPr>
+        body16
         <w:tc>
           <w:tcPr>
             <w:tcBorders>
@@ -1766,7 +1728,6 @@
           </w:tcPr>
           <w:p>
             <w:pPr>
-              <w:pStyle w:val="Normal"/>
               <w:jc w:val="left"/>
               <w:pBdr>
                 <w:bottom w:val="none" w:sz="0" w:space="0" w:color="000000"/>
@@ -1821,7 +1782,6 @@
           </w:tcPr>
           <w:p>
             <w:pPr>
-              <w:pStyle w:val="Normal"/>
               <w:jc w:val="center"/>
               <w:pBdr>
                 <w:bottom w:val="none" w:sz="0" w:space="0" w:color="000000"/>
@@ -1862,6 +1822,7 @@
         <w:trPr>
           <w:trHeight w:val="270" w:hRule="exact"/>
         </w:trPr>
+        body17
         <w:tc>
           <w:tcPr>
             <w:tcBorders>
@@ -1881,7 +1842,6 @@
           </w:tcPr>
           <w:p>
             <w:pPr>
-              <w:pStyle w:val="Normal"/>
               <w:jc w:val="left"/>
               <w:pBdr>
                 <w:bottom w:val="none" w:sz="0" w:space="0" w:color="000000"/>
@@ -1936,7 +1896,6 @@
           </w:tcPr>
           <w:p>
             <w:pPr>
-              <w:pStyle w:val="Normal"/>
               <w:jc w:val="center"/>
               <w:pBdr>
                 <w:bottom w:val="none" w:sz="0" w:space="0" w:color="000000"/>
@@ -1977,6 +1936,7 @@
         <w:trPr>
           <w:trHeight w:val="270" w:hRule="exact"/>
         </w:trPr>
+        body18
         <w:tc>
           <w:tcPr>
             <w:tcBorders>
@@ -1996,7 +1956,6 @@
           </w:tcPr>
           <w:p>
             <w:pPr>
-              <w:pStyle w:val="Normal"/>
               <w:jc w:val="left"/>
               <w:pBdr>
                 <w:bottom w:val="none" w:sz="0" w:space="0" w:color="000000"/>
@@ -2051,7 +2010,6 @@
           </w:tcPr>
           <w:p>
             <w:pPr>
-              <w:pStyle w:val="Normal"/>
               <w:jc w:val="center"/>
               <w:pBdr>
                 <w:bottom w:val="none" w:sz="0" w:space="0" w:color="000000"/>
@@ -2092,6 +2050,7 @@
         <w:trPr>
           <w:trHeight w:val="270" w:hRule="exact"/>
         </w:trPr>
+        body19
         <w:tc>
           <w:tcPr>
             <w:tcBorders>
@@ -2111,7 +2070,6 @@
           </w:tcPr>
           <w:p>
             <w:pPr>
-              <w:pStyle w:val="Normal"/>
               <w:jc w:val="left"/>
               <w:pBdr>
                 <w:bottom w:val="none" w:sz="0" w:space="0" w:color="000000"/>
@@ -2166,7 +2124,6 @@
           </w:tcPr>
           <w:p>
             <w:pPr>
-              <w:pStyle w:val="Normal"/>
               <w:jc w:val="center"/>
               <w:pBdr>
                 <w:bottom w:val="none" w:sz="0" w:space="0" w:color="000000"/>
@@ -2207,6 +2164,7 @@
         <w:trPr>
           <w:trHeight w:val="270" w:hRule="exact"/>
         </w:trPr>
+        body20
         <w:tc>
           <w:tcPr>
             <w:tcBorders>
@@ -2226,7 +2184,6 @@
           </w:tcPr>
           <w:p>
             <w:pPr>
-              <w:pStyle w:val="Normal"/>
               <w:jc w:val="left"/>
               <w:pBdr>
                 <w:bottom w:val="none" w:sz="0" w:space="0" w:color="000000"/>
@@ -2281,7 +2238,6 @@
           </w:tcPr>
           <w:p>
             <w:pPr>
-              <w:pStyle w:val="Normal"/>
               <w:jc w:val="center"/>
               <w:pBdr>
                 <w:bottom w:val="none" w:sz="0" w:space="0" w:color="000000"/>
@@ -2322,6 +2278,7 @@
         <w:trPr>
           <w:trHeight w:val="270" w:hRule="exact"/>
         </w:trPr>
+        body21
         <w:tc>
           <w:tcPr>
             <w:tcBorders>
@@ -2341,7 +2298,6 @@
           </w:tcPr>
           <w:p>
             <w:pPr>
-              <w:pStyle w:val="Normal"/>
               <w:jc w:val="left"/>
               <w:pBdr>
                 <w:bottom w:val="none" w:sz="0" w:space="0" w:color="000000"/>
@@ -2396,7 +2352,6 @@
           </w:tcPr>
           <w:p>
             <w:pPr>
-              <w:pStyle w:val="Normal"/>
               <w:jc w:val="center"/>
               <w:pBdr>
                 <w:bottom w:val="none" w:sz="0" w:space="0" w:color="000000"/>
@@ -2437,6 +2392,7 @@
         <w:trPr>
           <w:trHeight w:val="369" w:hRule="exact"/>
         </w:trPr>
+        body22
         <w:tc>
           <w:tcPr>
             <w:gridSpan w:val="2"/>
@@ -2457,7 +2413,6 @@
           </w:tcPr>
           <w:p>
             <w:pPr>
-              <w:pStyle w:val="Normal"/>
               <w:jc w:val="left"/>
               <w:pBdr>
                 <w:bottom w:val="none" w:sz="0" w:space="0" w:color="000000"/>
@@ -2498,6 +2453,7 @@
         <w:trPr>
           <w:trHeight w:val="270" w:hRule="exact"/>
         </w:trPr>
+        body23
         <w:tc>
           <w:tcPr>
             <w:tcBorders>
@@ -2517,7 +2473,6 @@
           </w:tcPr>
           <w:p>
             <w:pPr>
-              <w:pStyle w:val="Normal"/>
               <w:jc w:val="left"/>
               <w:pBdr>
                 <w:bottom w:val="none" w:sz="0" w:space="0" w:color="000000"/>
@@ -2572,7 +2527,6 @@
           </w:tcPr>
           <w:p>
             <w:pPr>
-              <w:pStyle w:val="Normal"/>
               <w:jc w:val="center"/>
               <w:pBdr>
                 <w:bottom w:val="none" w:sz="0" w:space="0" w:color="000000"/>
@@ -2613,6 +2567,7 @@
         <w:trPr>
           <w:trHeight w:val="270" w:hRule="exact"/>
         </w:trPr>
+        body24
         <w:tc>
           <w:tcPr>
             <w:tcBorders>
@@ -2632,7 +2587,6 @@
           </w:tcPr>
           <w:p>
             <w:pPr>
-              <w:pStyle w:val="Normal"/>
               <w:jc w:val="left"/>
               <w:pBdr>
                 <w:bottom w:val="none" w:sz="0" w:space="0" w:color="000000"/>
@@ -2687,7 +2641,6 @@
           </w:tcPr>
           <w:p>
             <w:pPr>
-              <w:pStyle w:val="Normal"/>
               <w:jc w:val="center"/>
               <w:pBdr>
                 <w:bottom w:val="none" w:sz="0" w:space="0" w:color="000000"/>
@@ -2728,6 +2681,7 @@
         <w:trPr>
           <w:trHeight w:val="270" w:hRule="exact"/>
         </w:trPr>
+        body25
         <w:tc>
           <w:tcPr>
             <w:tcBorders>
@@ -2747,7 +2701,6 @@
           </w:tcPr>
           <w:p>
             <w:pPr>
-              <w:pStyle w:val="Normal"/>
               <w:jc w:val="left"/>
               <w:pBdr>
                 <w:bottom w:val="none" w:sz="0" w:space="0" w:color="000000"/>
@@ -2802,7 +2755,6 @@
           </w:tcPr>
           <w:p>
             <w:pPr>
-              <w:pStyle w:val="Normal"/>
               <w:jc w:val="center"/>
               <w:pBdr>
                 <w:bottom w:val="none" w:sz="0" w:space="0" w:color="000000"/>
@@ -2843,6 +2795,7 @@
         <w:trPr>
           <w:trHeight w:val="270" w:hRule="exact"/>
         </w:trPr>
+        body26
         <w:tc>
           <w:tcPr>
             <w:tcBorders>
@@ -2862,7 +2815,6 @@
           </w:tcPr>
           <w:p>
             <w:pPr>
-              <w:pStyle w:val="Normal"/>
               <w:jc w:val="left"/>
               <w:pBdr>
                 <w:bottom w:val="none" w:sz="0" w:space="0" w:color="000000"/>
@@ -2917,7 +2869,6 @@
           </w:tcPr>
           <w:p>
             <w:pPr>
-              <w:pStyle w:val="Normal"/>
               <w:jc w:val="center"/>
               <w:pBdr>
                 <w:bottom w:val="none" w:sz="0" w:space="0" w:color="000000"/>
@@ -2958,6 +2909,7 @@
         <w:trPr>
           <w:trHeight w:val="270" w:hRule="exact"/>
         </w:trPr>
+        body27
         <w:tc>
           <w:tcPr>
             <w:tcBorders>
@@ -2977,7 +2929,6 @@
           </w:tcPr>
           <w:p>
             <w:pPr>
-              <w:pStyle w:val="Normal"/>
               <w:jc w:val="left"/>
               <w:pBdr>
                 <w:bottom w:val="none" w:sz="0" w:space="0" w:color="000000"/>
@@ -3032,7 +2983,6 @@
           </w:tcPr>
           <w:p>
             <w:pPr>
-              <w:pStyle w:val="Normal"/>
               <w:jc w:val="center"/>
               <w:pBdr>
                 <w:bottom w:val="none" w:sz="0" w:space="0" w:color="000000"/>
@@ -3073,6 +3023,7 @@
         <w:trPr>
           <w:trHeight w:val="270" w:hRule="exact"/>
         </w:trPr>
+        body28
         <w:tc>
           <w:tcPr>
             <w:tcBorders>
@@ -3092,7 +3043,6 @@
           </w:tcPr>
           <w:p>
             <w:pPr>
-              <w:pStyle w:val="Normal"/>
               <w:jc w:val="left"/>
               <w:pBdr>
                 <w:bottom w:val="none" w:sz="0" w:space="0" w:color="000000"/>
@@ -3147,7 +3097,6 @@
           </w:tcPr>
           <w:p>
             <w:pPr>
-              <w:pStyle w:val="Normal"/>
               <w:jc w:val="center"/>
               <w:pBdr>
                 <w:bottom w:val="none" w:sz="0" w:space="0" w:color="000000"/>
@@ -3188,6 +3137,7 @@
         <w:trPr>
           <w:trHeight w:val="270" w:hRule="exact"/>
         </w:trPr>
+        body29
         <w:tc>
           <w:tcPr>
             <w:tcBorders>
@@ -3207,7 +3157,6 @@
           </w:tcPr>
           <w:p>
             <w:pPr>
-              <w:pStyle w:val="Normal"/>
               <w:jc w:val="left"/>
               <w:pBdr>
                 <w:bottom w:val="none" w:sz="0" w:space="0" w:color="000000"/>
@@ -3262,7 +3211,6 @@
           </w:tcPr>
           <w:p>
             <w:pPr>
-              <w:pStyle w:val="Normal"/>
               <w:jc w:val="center"/>
               <w:pBdr>
                 <w:bottom w:val="none" w:sz="0" w:space="0" w:color="000000"/>

--- a/development/run-vignette/tables/Tern_descriptive.docx
+++ b/development/run-vignette/tables/Tern_descriptive.docx
@@ -17,7 +17,6 @@
           <w:trHeight w:val="711" w:hRule="auto"/>
           <w:tblHeader/>
         </w:trPr>
-        header 1
         <w:tc>
           <w:tcPr>
             <w:tcBorders>
@@ -37,6 +36,7 @@
           </w:tcPr>
           <w:p>
             <w:pPr>
+              <w:pStyle w:val="Normal"/>
               <w:jc w:val="left"/>
               <w:pBdr>
                 <w:bottom w:val="none" w:sz="0" w:space="0" w:color="000000"/>
@@ -91,6 +91,7 @@
           </w:tcPr>
           <w:p>
             <w:pPr>
+              <w:pStyle w:val="Normal"/>
               <w:jc w:val="center"/>
               <w:pBdr>
                 <w:bottom w:val="none" w:sz="0" w:space="0" w:color="000000"/>
@@ -157,7 +158,6 @@
         <w:trPr>
           <w:trHeight w:val="369" w:hRule="exact"/>
         </w:trPr>
-        body 1
         <w:tc>
           <w:tcPr>
             <w:gridSpan w:val="2"/>
@@ -178,6 +178,7 @@
           </w:tcPr>
           <w:p>
             <w:pPr>
+              <w:pStyle w:val="Normal"/>
               <w:jc w:val="left"/>
               <w:pBdr>
                 <w:bottom w:val="none" w:sz="0" w:space="0" w:color="000000"/>
@@ -218,7 +219,6 @@
         <w:trPr>
           <w:trHeight w:val="270" w:hRule="exact"/>
         </w:trPr>
-        body 2
         <w:tc>
           <w:tcPr>
             <w:tcBorders>
@@ -238,6 +238,7 @@
           </w:tcPr>
           <w:p>
             <w:pPr>
+              <w:pStyle w:val="Normal"/>
               <w:jc w:val="left"/>
               <w:pBdr>
                 <w:bottom w:val="none" w:sz="0" w:space="0" w:color="000000"/>
@@ -292,6 +293,7 @@
           </w:tcPr>
           <w:p>
             <w:pPr>
+              <w:pStyle w:val="Normal"/>
               <w:jc w:val="center"/>
               <w:pBdr>
                 <w:bottom w:val="none" w:sz="0" w:space="0" w:color="000000"/>
@@ -332,7 +334,6 @@
         <w:trPr>
           <w:trHeight w:val="270" w:hRule="exact"/>
         </w:trPr>
-        body 3
         <w:tc>
           <w:tcPr>
             <w:tcBorders>
@@ -352,6 +353,7 @@
           </w:tcPr>
           <w:p>
             <w:pPr>
+              <w:pStyle w:val="Normal"/>
               <w:jc w:val="left"/>
               <w:pBdr>
                 <w:bottom w:val="none" w:sz="0" w:space="0" w:color="000000"/>
@@ -406,6 +408,7 @@
           </w:tcPr>
           <w:p>
             <w:pPr>
+              <w:pStyle w:val="Normal"/>
               <w:jc w:val="center"/>
               <w:pBdr>
                 <w:bottom w:val="none" w:sz="0" w:space="0" w:color="000000"/>
@@ -446,7 +449,6 @@
         <w:trPr>
           <w:trHeight w:val="270" w:hRule="exact"/>
         </w:trPr>
-        body 4
         <w:tc>
           <w:tcPr>
             <w:tcBorders>
@@ -466,6 +468,7 @@
           </w:tcPr>
           <w:p>
             <w:pPr>
+              <w:pStyle w:val="Normal"/>
               <w:jc w:val="left"/>
               <w:pBdr>
                 <w:bottom w:val="none" w:sz="0" w:space="0" w:color="000000"/>
@@ -520,6 +523,7 @@
           </w:tcPr>
           <w:p>
             <w:pPr>
+              <w:pStyle w:val="Normal"/>
               <w:jc w:val="center"/>
               <w:pBdr>
                 <w:bottom w:val="none" w:sz="0" w:space="0" w:color="000000"/>
@@ -560,7 +564,6 @@
         <w:trPr>
           <w:trHeight w:val="270" w:hRule="exact"/>
         </w:trPr>
-        body 5
         <w:tc>
           <w:tcPr>
             <w:tcBorders>
@@ -580,6 +583,7 @@
           </w:tcPr>
           <w:p>
             <w:pPr>
+              <w:pStyle w:val="Normal"/>
               <w:jc w:val="left"/>
               <w:pBdr>
                 <w:bottom w:val="none" w:sz="0" w:space="0" w:color="000000"/>
@@ -634,6 +638,7 @@
           </w:tcPr>
           <w:p>
             <w:pPr>
+              <w:pStyle w:val="Normal"/>
               <w:jc w:val="center"/>
               <w:pBdr>
                 <w:bottom w:val="none" w:sz="0" w:space="0" w:color="000000"/>
@@ -674,7 +679,6 @@
         <w:trPr>
           <w:trHeight w:val="369" w:hRule="exact"/>
         </w:trPr>
-        body 6
         <w:tc>
           <w:tcPr>
             <w:gridSpan w:val="2"/>
@@ -695,6 +699,7 @@
           </w:tcPr>
           <w:p>
             <w:pPr>
+              <w:pStyle w:val="Normal"/>
               <w:jc w:val="left"/>
               <w:pBdr>
                 <w:bottom w:val="none" w:sz="0" w:space="0" w:color="000000"/>
@@ -735,7 +740,6 @@
         <w:trPr>
           <w:trHeight w:val="270" w:hRule="exact"/>
         </w:trPr>
-        body 7
         <w:tc>
           <w:tcPr>
             <w:tcBorders>
@@ -755,6 +759,7 @@
           </w:tcPr>
           <w:p>
             <w:pPr>
+              <w:pStyle w:val="Normal"/>
               <w:jc w:val="left"/>
               <w:pBdr>
                 <w:bottom w:val="none" w:sz="0" w:space="0" w:color="000000"/>
@@ -809,6 +814,7 @@
           </w:tcPr>
           <w:p>
             <w:pPr>
+              <w:pStyle w:val="Normal"/>
               <w:jc w:val="center"/>
               <w:pBdr>
                 <w:bottom w:val="none" w:sz="0" w:space="0" w:color="000000"/>
@@ -849,7 +855,6 @@
         <w:trPr>
           <w:trHeight w:val="270" w:hRule="exact"/>
         </w:trPr>
-        body 8
         <w:tc>
           <w:tcPr>
             <w:tcBorders>
@@ -869,6 +874,7 @@
           </w:tcPr>
           <w:p>
             <w:pPr>
+              <w:pStyle w:val="Normal"/>
               <w:jc w:val="left"/>
               <w:pBdr>
                 <w:bottom w:val="none" w:sz="0" w:space="0" w:color="000000"/>
@@ -923,6 +929,7 @@
           </w:tcPr>
           <w:p>
             <w:pPr>
+              <w:pStyle w:val="Normal"/>
               <w:jc w:val="center"/>
               <w:pBdr>
                 <w:bottom w:val="none" w:sz="0" w:space="0" w:color="000000"/>
@@ -963,7 +970,6 @@
         <w:trPr>
           <w:trHeight w:val="369" w:hRule="exact"/>
         </w:trPr>
-        body 9
         <w:tc>
           <w:tcPr>
             <w:gridSpan w:val="2"/>
@@ -984,6 +990,7 @@
           </w:tcPr>
           <w:p>
             <w:pPr>
+              <w:pStyle w:val="Normal"/>
               <w:jc w:val="left"/>
               <w:pBdr>
                 <w:bottom w:val="none" w:sz="0" w:space="0" w:color="000000"/>
@@ -1024,7 +1031,6 @@
         <w:trPr>
           <w:trHeight w:val="270" w:hRule="exact"/>
         </w:trPr>
-        body10
         <w:tc>
           <w:tcPr>
             <w:tcBorders>
@@ -1044,6 +1050,7 @@
           </w:tcPr>
           <w:p>
             <w:pPr>
+              <w:pStyle w:val="Normal"/>
               <w:jc w:val="left"/>
               <w:pBdr>
                 <w:bottom w:val="none" w:sz="0" w:space="0" w:color="000000"/>
@@ -1098,6 +1105,7 @@
           </w:tcPr>
           <w:p>
             <w:pPr>
+              <w:pStyle w:val="Normal"/>
               <w:jc w:val="center"/>
               <w:pBdr>
                 <w:bottom w:val="none" w:sz="0" w:space="0" w:color="000000"/>
@@ -1138,7 +1146,6 @@
         <w:trPr>
           <w:trHeight w:val="270" w:hRule="exact"/>
         </w:trPr>
-        body11
         <w:tc>
           <w:tcPr>
             <w:tcBorders>
@@ -1158,6 +1165,7 @@
           </w:tcPr>
           <w:p>
             <w:pPr>
+              <w:pStyle w:val="Normal"/>
               <w:jc w:val="left"/>
               <w:pBdr>
                 <w:bottom w:val="none" w:sz="0" w:space="0" w:color="000000"/>
@@ -1212,6 +1220,7 @@
           </w:tcPr>
           <w:p>
             <w:pPr>
+              <w:pStyle w:val="Normal"/>
               <w:jc w:val="center"/>
               <w:pBdr>
                 <w:bottom w:val="none" w:sz="0" w:space="0" w:color="000000"/>
@@ -1252,7 +1261,6 @@
         <w:trPr>
           <w:trHeight w:val="270" w:hRule="exact"/>
         </w:trPr>
-        body12
         <w:tc>
           <w:tcPr>
             <w:tcBorders>
@@ -1272,6 +1280,7 @@
           </w:tcPr>
           <w:p>
             <w:pPr>
+              <w:pStyle w:val="Normal"/>
               <w:jc w:val="left"/>
               <w:pBdr>
                 <w:bottom w:val="none" w:sz="0" w:space="0" w:color="000000"/>
@@ -1326,6 +1335,7 @@
           </w:tcPr>
           <w:p>
             <w:pPr>
+              <w:pStyle w:val="Normal"/>
               <w:jc w:val="center"/>
               <w:pBdr>
                 <w:bottom w:val="none" w:sz="0" w:space="0" w:color="000000"/>
@@ -1366,7 +1376,6 @@
         <w:trPr>
           <w:trHeight w:val="270" w:hRule="exact"/>
         </w:trPr>
-        body13
         <w:tc>
           <w:tcPr>
             <w:tcBorders>
@@ -1386,6 +1395,7 @@
           </w:tcPr>
           <w:p>
             <w:pPr>
+              <w:pStyle w:val="Normal"/>
               <w:jc w:val="left"/>
               <w:pBdr>
                 <w:bottom w:val="none" w:sz="0" w:space="0" w:color="000000"/>
@@ -1440,6 +1450,7 @@
           </w:tcPr>
           <w:p>
             <w:pPr>
+              <w:pStyle w:val="Normal"/>
               <w:jc w:val="center"/>
               <w:pBdr>
                 <w:bottom w:val="none" w:sz="0" w:space="0" w:color="000000"/>
@@ -1480,7 +1491,6 @@
         <w:trPr>
           <w:trHeight w:val="270" w:hRule="exact"/>
         </w:trPr>
-        body14
         <w:tc>
           <w:tcPr>
             <w:tcBorders>
@@ -1500,6 +1510,7 @@
           </w:tcPr>
           <w:p>
             <w:pPr>
+              <w:pStyle w:val="Normal"/>
               <w:jc w:val="left"/>
               <w:pBdr>
                 <w:bottom w:val="none" w:sz="0" w:space="0" w:color="000000"/>
@@ -1554,6 +1565,7 @@
           </w:tcPr>
           <w:p>
             <w:pPr>
+              <w:pStyle w:val="Normal"/>
               <w:jc w:val="center"/>
               <w:pBdr>
                 <w:bottom w:val="none" w:sz="0" w:space="0" w:color="000000"/>
@@ -1594,7 +1606,6 @@
         <w:trPr>
           <w:trHeight w:val="270" w:hRule="exact"/>
         </w:trPr>
-        body15
         <w:tc>
           <w:tcPr>
             <w:tcBorders>
@@ -1614,6 +1625,7 @@
           </w:tcPr>
           <w:p>
             <w:pPr>
+              <w:pStyle w:val="Normal"/>
               <w:jc w:val="left"/>
               <w:pBdr>
                 <w:bottom w:val="none" w:sz="0" w:space="0" w:color="000000"/>
@@ -1668,6 +1680,7 @@
           </w:tcPr>
           <w:p>
             <w:pPr>
+              <w:pStyle w:val="Normal"/>
               <w:jc w:val="center"/>
               <w:pBdr>
                 <w:bottom w:val="none" w:sz="0" w:space="0" w:color="000000"/>
@@ -1708,7 +1721,6 @@
         <w:trPr>
           <w:trHeight w:val="270" w:hRule="exact"/>
         </w:trPr>
-        body16
         <w:tc>
           <w:tcPr>
             <w:tcBorders>
@@ -1728,6 +1740,7 @@
           </w:tcPr>
           <w:p>
             <w:pPr>
+              <w:pStyle w:val="Normal"/>
               <w:jc w:val="left"/>
               <w:pBdr>
                 <w:bottom w:val="none" w:sz="0" w:space="0" w:color="000000"/>
@@ -1782,6 +1795,7 @@
           </w:tcPr>
           <w:p>
             <w:pPr>
+              <w:pStyle w:val="Normal"/>
               <w:jc w:val="center"/>
               <w:pBdr>
                 <w:bottom w:val="none" w:sz="0" w:space="0" w:color="000000"/>
@@ -1822,7 +1836,6 @@
         <w:trPr>
           <w:trHeight w:val="270" w:hRule="exact"/>
         </w:trPr>
-        body17
         <w:tc>
           <w:tcPr>
             <w:tcBorders>
@@ -1842,6 +1855,7 @@
           </w:tcPr>
           <w:p>
             <w:pPr>
+              <w:pStyle w:val="Normal"/>
               <w:jc w:val="left"/>
               <w:pBdr>
                 <w:bottom w:val="none" w:sz="0" w:space="0" w:color="000000"/>
@@ -1896,6 +1910,7 @@
           </w:tcPr>
           <w:p>
             <w:pPr>
+              <w:pStyle w:val="Normal"/>
               <w:jc w:val="center"/>
               <w:pBdr>
                 <w:bottom w:val="none" w:sz="0" w:space="0" w:color="000000"/>
@@ -1936,7 +1951,6 @@
         <w:trPr>
           <w:trHeight w:val="270" w:hRule="exact"/>
         </w:trPr>
-        body18
         <w:tc>
           <w:tcPr>
             <w:tcBorders>
@@ -1956,6 +1970,7 @@
           </w:tcPr>
           <w:p>
             <w:pPr>
+              <w:pStyle w:val="Normal"/>
               <w:jc w:val="left"/>
               <w:pBdr>
                 <w:bottom w:val="none" w:sz="0" w:space="0" w:color="000000"/>
@@ -2010,6 +2025,7 @@
           </w:tcPr>
           <w:p>
             <w:pPr>
+              <w:pStyle w:val="Normal"/>
               <w:jc w:val="center"/>
               <w:pBdr>
                 <w:bottom w:val="none" w:sz="0" w:space="0" w:color="000000"/>
@@ -2050,7 +2066,6 @@
         <w:trPr>
           <w:trHeight w:val="270" w:hRule="exact"/>
         </w:trPr>
-        body19
         <w:tc>
           <w:tcPr>
             <w:tcBorders>
@@ -2070,6 +2085,7 @@
           </w:tcPr>
           <w:p>
             <w:pPr>
+              <w:pStyle w:val="Normal"/>
               <w:jc w:val="left"/>
               <w:pBdr>
                 <w:bottom w:val="none" w:sz="0" w:space="0" w:color="000000"/>
@@ -2124,6 +2140,7 @@
           </w:tcPr>
           <w:p>
             <w:pPr>
+              <w:pStyle w:val="Normal"/>
               <w:jc w:val="center"/>
               <w:pBdr>
                 <w:bottom w:val="none" w:sz="0" w:space="0" w:color="000000"/>
@@ -2164,7 +2181,6 @@
         <w:trPr>
           <w:trHeight w:val="270" w:hRule="exact"/>
         </w:trPr>
-        body20
         <w:tc>
           <w:tcPr>
             <w:tcBorders>
@@ -2184,6 +2200,7 @@
           </w:tcPr>
           <w:p>
             <w:pPr>
+              <w:pStyle w:val="Normal"/>
               <w:jc w:val="left"/>
               <w:pBdr>
                 <w:bottom w:val="none" w:sz="0" w:space="0" w:color="000000"/>
@@ -2238,6 +2255,7 @@
           </w:tcPr>
           <w:p>
             <w:pPr>
+              <w:pStyle w:val="Normal"/>
               <w:jc w:val="center"/>
               <w:pBdr>
                 <w:bottom w:val="none" w:sz="0" w:space="0" w:color="000000"/>
@@ -2278,7 +2296,6 @@
         <w:trPr>
           <w:trHeight w:val="270" w:hRule="exact"/>
         </w:trPr>
-        body21
         <w:tc>
           <w:tcPr>
             <w:tcBorders>
@@ -2298,6 +2315,7 @@
           </w:tcPr>
           <w:p>
             <w:pPr>
+              <w:pStyle w:val="Normal"/>
               <w:jc w:val="left"/>
               <w:pBdr>
                 <w:bottom w:val="none" w:sz="0" w:space="0" w:color="000000"/>
@@ -2352,6 +2370,7 @@
           </w:tcPr>
           <w:p>
             <w:pPr>
+              <w:pStyle w:val="Normal"/>
               <w:jc w:val="center"/>
               <w:pBdr>
                 <w:bottom w:val="none" w:sz="0" w:space="0" w:color="000000"/>
@@ -2392,7 +2411,6 @@
         <w:trPr>
           <w:trHeight w:val="369" w:hRule="exact"/>
         </w:trPr>
-        body22
         <w:tc>
           <w:tcPr>
             <w:gridSpan w:val="2"/>
@@ -2413,6 +2431,7 @@
           </w:tcPr>
           <w:p>
             <w:pPr>
+              <w:pStyle w:val="Normal"/>
               <w:jc w:val="left"/>
               <w:pBdr>
                 <w:bottom w:val="none" w:sz="0" w:space="0" w:color="000000"/>
@@ -2453,7 +2472,6 @@
         <w:trPr>
           <w:trHeight w:val="270" w:hRule="exact"/>
         </w:trPr>
-        body23
         <w:tc>
           <w:tcPr>
             <w:tcBorders>
@@ -2473,6 +2491,7 @@
           </w:tcPr>
           <w:p>
             <w:pPr>
+              <w:pStyle w:val="Normal"/>
               <w:jc w:val="left"/>
               <w:pBdr>
                 <w:bottom w:val="none" w:sz="0" w:space="0" w:color="000000"/>
@@ -2527,6 +2546,7 @@
           </w:tcPr>
           <w:p>
             <w:pPr>
+              <w:pStyle w:val="Normal"/>
               <w:jc w:val="center"/>
               <w:pBdr>
                 <w:bottom w:val="none" w:sz="0" w:space="0" w:color="000000"/>
@@ -2567,7 +2587,6 @@
         <w:trPr>
           <w:trHeight w:val="270" w:hRule="exact"/>
         </w:trPr>
-        body24
         <w:tc>
           <w:tcPr>
             <w:tcBorders>
@@ -2587,6 +2606,7 @@
           </w:tcPr>
           <w:p>
             <w:pPr>
+              <w:pStyle w:val="Normal"/>
               <w:jc w:val="left"/>
               <w:pBdr>
                 <w:bottom w:val="none" w:sz="0" w:space="0" w:color="000000"/>
@@ -2641,6 +2661,7 @@
           </w:tcPr>
           <w:p>
             <w:pPr>
+              <w:pStyle w:val="Normal"/>
               <w:jc w:val="center"/>
               <w:pBdr>
                 <w:bottom w:val="none" w:sz="0" w:space="0" w:color="000000"/>
@@ -2681,7 +2702,6 @@
         <w:trPr>
           <w:trHeight w:val="270" w:hRule="exact"/>
         </w:trPr>
-        body25
         <w:tc>
           <w:tcPr>
             <w:tcBorders>
@@ -2701,6 +2721,7 @@
           </w:tcPr>
           <w:p>
             <w:pPr>
+              <w:pStyle w:val="Normal"/>
               <w:jc w:val="left"/>
               <w:pBdr>
                 <w:bottom w:val="none" w:sz="0" w:space="0" w:color="000000"/>
@@ -2755,6 +2776,7 @@
           </w:tcPr>
           <w:p>
             <w:pPr>
+              <w:pStyle w:val="Normal"/>
               <w:jc w:val="center"/>
               <w:pBdr>
                 <w:bottom w:val="none" w:sz="0" w:space="0" w:color="000000"/>
@@ -2795,7 +2817,6 @@
         <w:trPr>
           <w:trHeight w:val="270" w:hRule="exact"/>
         </w:trPr>
-        body26
         <w:tc>
           <w:tcPr>
             <w:tcBorders>
@@ -2815,6 +2836,7 @@
           </w:tcPr>
           <w:p>
             <w:pPr>
+              <w:pStyle w:val="Normal"/>
               <w:jc w:val="left"/>
               <w:pBdr>
                 <w:bottom w:val="none" w:sz="0" w:space="0" w:color="000000"/>
@@ -2869,6 +2891,7 @@
           </w:tcPr>
           <w:p>
             <w:pPr>
+              <w:pStyle w:val="Normal"/>
               <w:jc w:val="center"/>
               <w:pBdr>
                 <w:bottom w:val="none" w:sz="0" w:space="0" w:color="000000"/>
@@ -2909,7 +2932,6 @@
         <w:trPr>
           <w:trHeight w:val="270" w:hRule="exact"/>
         </w:trPr>
-        body27
         <w:tc>
           <w:tcPr>
             <w:tcBorders>
@@ -2929,6 +2951,7 @@
           </w:tcPr>
           <w:p>
             <w:pPr>
+              <w:pStyle w:val="Normal"/>
               <w:jc w:val="left"/>
               <w:pBdr>
                 <w:bottom w:val="none" w:sz="0" w:space="0" w:color="000000"/>
@@ -2983,6 +3006,7 @@
           </w:tcPr>
           <w:p>
             <w:pPr>
+              <w:pStyle w:val="Normal"/>
               <w:jc w:val="center"/>
               <w:pBdr>
                 <w:bottom w:val="none" w:sz="0" w:space="0" w:color="000000"/>
@@ -3023,7 +3047,6 @@
         <w:trPr>
           <w:trHeight w:val="270" w:hRule="exact"/>
         </w:trPr>
-        body28
         <w:tc>
           <w:tcPr>
             <w:tcBorders>
@@ -3043,6 +3066,7 @@
           </w:tcPr>
           <w:p>
             <w:pPr>
+              <w:pStyle w:val="Normal"/>
               <w:jc w:val="left"/>
               <w:pBdr>
                 <w:bottom w:val="none" w:sz="0" w:space="0" w:color="000000"/>
@@ -3097,6 +3121,7 @@
           </w:tcPr>
           <w:p>
             <w:pPr>
+              <w:pStyle w:val="Normal"/>
               <w:jc w:val="center"/>
               <w:pBdr>
                 <w:bottom w:val="none" w:sz="0" w:space="0" w:color="000000"/>
@@ -3137,7 +3162,6 @@
         <w:trPr>
           <w:trHeight w:val="270" w:hRule="exact"/>
         </w:trPr>
-        body29
         <w:tc>
           <w:tcPr>
             <w:tcBorders>
@@ -3157,6 +3181,7 @@
           </w:tcPr>
           <w:p>
             <w:pPr>
+              <w:pStyle w:val="Normal"/>
               <w:jc w:val="left"/>
               <w:pBdr>
                 <w:bottom w:val="none" w:sz="0" w:space="0" w:color="000000"/>
@@ -3211,6 +3236,7 @@
           </w:tcPr>
           <w:p>
             <w:pPr>
+              <w:pStyle w:val="Normal"/>
               <w:jc w:val="center"/>
               <w:pBdr>
                 <w:bottom w:val="none" w:sz="0" w:space="0" w:color="000000"/>

--- a/development/run-vignette/tables/Tern_descriptive.docx
+++ b/development/run-vignette/tables/Tern_descriptive.docx
@@ -17,6 +17,7 @@
           <w:trHeight w:val="711" w:hRule="auto"/>
           <w:tblHeader/>
         </w:trPr>
+        header 1
         <w:tc>
           <w:tcPr>
             <w:tcBorders>
@@ -36,7 +37,6 @@
           </w:tcPr>
           <w:p>
             <w:pPr>
-              <w:pStyle w:val="Normal"/>
               <w:jc w:val="left"/>
               <w:pBdr>
                 <w:bottom w:val="none" w:sz="0" w:space="0" w:color="000000"/>
@@ -91,7 +91,6 @@
           </w:tcPr>
           <w:p>
             <w:pPr>
-              <w:pStyle w:val="Normal"/>
               <w:jc w:val="center"/>
               <w:pBdr>
                 <w:bottom w:val="none" w:sz="0" w:space="0" w:color="000000"/>
@@ -158,6 +157,7 @@
         <w:trPr>
           <w:trHeight w:val="369" w:hRule="exact"/>
         </w:trPr>
+        body 1
         <w:tc>
           <w:tcPr>
             <w:gridSpan w:val="2"/>
@@ -178,7 +178,6 @@
           </w:tcPr>
           <w:p>
             <w:pPr>
-              <w:pStyle w:val="Normal"/>
               <w:jc w:val="left"/>
               <w:pBdr>
                 <w:bottom w:val="none" w:sz="0" w:space="0" w:color="000000"/>
@@ -219,6 +218,7 @@
         <w:trPr>
           <w:trHeight w:val="270" w:hRule="exact"/>
         </w:trPr>
+        body 2
         <w:tc>
           <w:tcPr>
             <w:tcBorders>
@@ -238,7 +238,6 @@
           </w:tcPr>
           <w:p>
             <w:pPr>
-              <w:pStyle w:val="Normal"/>
               <w:jc w:val="left"/>
               <w:pBdr>
                 <w:bottom w:val="none" w:sz="0" w:space="0" w:color="000000"/>
@@ -293,7 +292,6 @@
           </w:tcPr>
           <w:p>
             <w:pPr>
-              <w:pStyle w:val="Normal"/>
               <w:jc w:val="center"/>
               <w:pBdr>
                 <w:bottom w:val="none" w:sz="0" w:space="0" w:color="000000"/>
@@ -334,6 +332,7 @@
         <w:trPr>
           <w:trHeight w:val="270" w:hRule="exact"/>
         </w:trPr>
+        body 3
         <w:tc>
           <w:tcPr>
             <w:tcBorders>
@@ -353,7 +352,6 @@
           </w:tcPr>
           <w:p>
             <w:pPr>
-              <w:pStyle w:val="Normal"/>
               <w:jc w:val="left"/>
               <w:pBdr>
                 <w:bottom w:val="none" w:sz="0" w:space="0" w:color="000000"/>
@@ -408,7 +406,6 @@
           </w:tcPr>
           <w:p>
             <w:pPr>
-              <w:pStyle w:val="Normal"/>
               <w:jc w:val="center"/>
               <w:pBdr>
                 <w:bottom w:val="none" w:sz="0" w:space="0" w:color="000000"/>
@@ -449,6 +446,7 @@
         <w:trPr>
           <w:trHeight w:val="270" w:hRule="exact"/>
         </w:trPr>
+        body 4
         <w:tc>
           <w:tcPr>
             <w:tcBorders>
@@ -468,7 +466,6 @@
           </w:tcPr>
           <w:p>
             <w:pPr>
-              <w:pStyle w:val="Normal"/>
               <w:jc w:val="left"/>
               <w:pBdr>
                 <w:bottom w:val="none" w:sz="0" w:space="0" w:color="000000"/>
@@ -523,7 +520,6 @@
           </w:tcPr>
           <w:p>
             <w:pPr>
-              <w:pStyle w:val="Normal"/>
               <w:jc w:val="center"/>
               <w:pBdr>
                 <w:bottom w:val="none" w:sz="0" w:space="0" w:color="000000"/>
@@ -564,6 +560,7 @@
         <w:trPr>
           <w:trHeight w:val="270" w:hRule="exact"/>
         </w:trPr>
+        body 5
         <w:tc>
           <w:tcPr>
             <w:tcBorders>
@@ -583,7 +580,6 @@
           </w:tcPr>
           <w:p>
             <w:pPr>
-              <w:pStyle w:val="Normal"/>
               <w:jc w:val="left"/>
               <w:pBdr>
                 <w:bottom w:val="none" w:sz="0" w:space="0" w:color="000000"/>
@@ -638,7 +634,6 @@
           </w:tcPr>
           <w:p>
             <w:pPr>
-              <w:pStyle w:val="Normal"/>
               <w:jc w:val="center"/>
               <w:pBdr>
                 <w:bottom w:val="none" w:sz="0" w:space="0" w:color="000000"/>
@@ -679,6 +674,7 @@
         <w:trPr>
           <w:trHeight w:val="369" w:hRule="exact"/>
         </w:trPr>
+        body 6
         <w:tc>
           <w:tcPr>
             <w:gridSpan w:val="2"/>
@@ -699,7 +695,6 @@
           </w:tcPr>
           <w:p>
             <w:pPr>
-              <w:pStyle w:val="Normal"/>
               <w:jc w:val="left"/>
               <w:pBdr>
                 <w:bottom w:val="none" w:sz="0" w:space="0" w:color="000000"/>
@@ -740,6 +735,7 @@
         <w:trPr>
           <w:trHeight w:val="270" w:hRule="exact"/>
         </w:trPr>
+        body 7
         <w:tc>
           <w:tcPr>
             <w:tcBorders>
@@ -759,7 +755,6 @@
           </w:tcPr>
           <w:p>
             <w:pPr>
-              <w:pStyle w:val="Normal"/>
               <w:jc w:val="left"/>
               <w:pBdr>
                 <w:bottom w:val="none" w:sz="0" w:space="0" w:color="000000"/>
@@ -814,7 +809,6 @@
           </w:tcPr>
           <w:p>
             <w:pPr>
-              <w:pStyle w:val="Normal"/>
               <w:jc w:val="center"/>
               <w:pBdr>
                 <w:bottom w:val="none" w:sz="0" w:space="0" w:color="000000"/>
@@ -855,6 +849,7 @@
         <w:trPr>
           <w:trHeight w:val="270" w:hRule="exact"/>
         </w:trPr>
+        body 8
         <w:tc>
           <w:tcPr>
             <w:tcBorders>
@@ -874,7 +869,6 @@
           </w:tcPr>
           <w:p>
             <w:pPr>
-              <w:pStyle w:val="Normal"/>
               <w:jc w:val="left"/>
               <w:pBdr>
                 <w:bottom w:val="none" w:sz="0" w:space="0" w:color="000000"/>
@@ -929,7 +923,6 @@
           </w:tcPr>
           <w:p>
             <w:pPr>
-              <w:pStyle w:val="Normal"/>
               <w:jc w:val="center"/>
               <w:pBdr>
                 <w:bottom w:val="none" w:sz="0" w:space="0" w:color="000000"/>
@@ -970,6 +963,7 @@
         <w:trPr>
           <w:trHeight w:val="369" w:hRule="exact"/>
         </w:trPr>
+        body 9
         <w:tc>
           <w:tcPr>
             <w:gridSpan w:val="2"/>
@@ -990,7 +984,6 @@
           </w:tcPr>
           <w:p>
             <w:pPr>
-              <w:pStyle w:val="Normal"/>
               <w:jc w:val="left"/>
               <w:pBdr>
                 <w:bottom w:val="none" w:sz="0" w:space="0" w:color="000000"/>
@@ -1031,6 +1024,7 @@
         <w:trPr>
           <w:trHeight w:val="270" w:hRule="exact"/>
         </w:trPr>
+        body10
         <w:tc>
           <w:tcPr>
             <w:tcBorders>
@@ -1050,7 +1044,6 @@
           </w:tcPr>
           <w:p>
             <w:pPr>
-              <w:pStyle w:val="Normal"/>
               <w:jc w:val="left"/>
               <w:pBdr>
                 <w:bottom w:val="none" w:sz="0" w:space="0" w:color="000000"/>
@@ -1105,7 +1098,6 @@
           </w:tcPr>
           <w:p>
             <w:pPr>
-              <w:pStyle w:val="Normal"/>
               <w:jc w:val="center"/>
               <w:pBdr>
                 <w:bottom w:val="none" w:sz="0" w:space="0" w:color="000000"/>
@@ -1146,6 +1138,7 @@
         <w:trPr>
           <w:trHeight w:val="270" w:hRule="exact"/>
         </w:trPr>
+        body11
         <w:tc>
           <w:tcPr>
             <w:tcBorders>
@@ -1165,7 +1158,6 @@
           </w:tcPr>
           <w:p>
             <w:pPr>
-              <w:pStyle w:val="Normal"/>
               <w:jc w:val="left"/>
               <w:pBdr>
                 <w:bottom w:val="none" w:sz="0" w:space="0" w:color="000000"/>
@@ -1220,7 +1212,6 @@
           </w:tcPr>
           <w:p>
             <w:pPr>
-              <w:pStyle w:val="Normal"/>
               <w:jc w:val="center"/>
               <w:pBdr>
                 <w:bottom w:val="none" w:sz="0" w:space="0" w:color="000000"/>
@@ -1261,6 +1252,7 @@
         <w:trPr>
           <w:trHeight w:val="270" w:hRule="exact"/>
         </w:trPr>
+        body12
         <w:tc>
           <w:tcPr>
             <w:tcBorders>
@@ -1280,7 +1272,6 @@
           </w:tcPr>
           <w:p>
             <w:pPr>
-              <w:pStyle w:val="Normal"/>
               <w:jc w:val="left"/>
               <w:pBdr>
                 <w:bottom w:val="none" w:sz="0" w:space="0" w:color="000000"/>
@@ -1335,7 +1326,6 @@
           </w:tcPr>
           <w:p>
             <w:pPr>
-              <w:pStyle w:val="Normal"/>
               <w:jc w:val="center"/>
               <w:pBdr>
                 <w:bottom w:val="none" w:sz="0" w:space="0" w:color="000000"/>
@@ -1376,6 +1366,7 @@
         <w:trPr>
           <w:trHeight w:val="270" w:hRule="exact"/>
         </w:trPr>
+        body13
         <w:tc>
           <w:tcPr>
             <w:tcBorders>
@@ -1395,7 +1386,6 @@
           </w:tcPr>
           <w:p>
             <w:pPr>
-              <w:pStyle w:val="Normal"/>
               <w:jc w:val="left"/>
               <w:pBdr>
                 <w:bottom w:val="none" w:sz="0" w:space="0" w:color="000000"/>
@@ -1450,7 +1440,6 @@
           </w:tcPr>
           <w:p>
             <w:pPr>
-              <w:pStyle w:val="Normal"/>
               <w:jc w:val="center"/>
               <w:pBdr>
                 <w:bottom w:val="none" w:sz="0" w:space="0" w:color="000000"/>
@@ -1491,6 +1480,7 @@
         <w:trPr>
           <w:trHeight w:val="270" w:hRule="exact"/>
         </w:trPr>
+        body14
         <w:tc>
           <w:tcPr>
             <w:tcBorders>
@@ -1510,7 +1500,6 @@
           </w:tcPr>
           <w:p>
             <w:pPr>
-              <w:pStyle w:val="Normal"/>
               <w:jc w:val="left"/>
               <w:pBdr>
                 <w:bottom w:val="none" w:sz="0" w:space="0" w:color="000000"/>
@@ -1565,7 +1554,6 @@
           </w:tcPr>
           <w:p>
             <w:pPr>
-              <w:pStyle w:val="Normal"/>
               <w:jc w:val="center"/>
               <w:pBdr>
                 <w:bottom w:val="none" w:sz="0" w:space="0" w:color="000000"/>
@@ -1606,6 +1594,7 @@
         <w:trPr>
           <w:trHeight w:val="270" w:hRule="exact"/>
         </w:trPr>
+        body15
         <w:tc>
           <w:tcPr>
             <w:tcBorders>
@@ -1625,7 +1614,6 @@
           </w:tcPr>
           <w:p>
             <w:pPr>
-              <w:pStyle w:val="Normal"/>
               <w:jc w:val="left"/>
               <w:pBdr>
                 <w:bottom w:val="none" w:sz="0" w:space="0" w:color="000000"/>
@@ -1680,7 +1668,6 @@
           </w:tcPr>
           <w:p>
             <w:pPr>
-              <w:pStyle w:val="Normal"/>
               <w:jc w:val="center"/>
               <w:pBdr>
                 <w:bottom w:val="none" w:sz="0" w:space="0" w:color="000000"/>
@@ -1721,6 +1708,7 @@
         <w:trPr>
           <w:trHeight w:val="270" w:hRule="exact"/>
         </w:trPr>
+        body16
         <w:tc>
           <w:tcPr>
             <w:tcBorders>
@@ -1740,7 +1728,6 @@
           </w:tcPr>
           <w:p>
             <w:pPr>
-              <w:pStyle w:val="Normal"/>
               <w:jc w:val="left"/>
               <w:pBdr>
                 <w:bottom w:val="none" w:sz="0" w:space="0" w:color="000000"/>
@@ -1795,7 +1782,6 @@
           </w:tcPr>
           <w:p>
             <w:pPr>
-              <w:pStyle w:val="Normal"/>
               <w:jc w:val="center"/>
               <w:pBdr>
                 <w:bottom w:val="none" w:sz="0" w:space="0" w:color="000000"/>
@@ -1836,6 +1822,7 @@
         <w:trPr>
           <w:trHeight w:val="270" w:hRule="exact"/>
         </w:trPr>
+        body17
         <w:tc>
           <w:tcPr>
             <w:tcBorders>
@@ -1855,7 +1842,6 @@
           </w:tcPr>
           <w:p>
             <w:pPr>
-              <w:pStyle w:val="Normal"/>
               <w:jc w:val="left"/>
               <w:pBdr>
                 <w:bottom w:val="none" w:sz="0" w:space="0" w:color="000000"/>
@@ -1910,7 +1896,6 @@
           </w:tcPr>
           <w:p>
             <w:pPr>
-              <w:pStyle w:val="Normal"/>
               <w:jc w:val="center"/>
               <w:pBdr>
                 <w:bottom w:val="none" w:sz="0" w:space="0" w:color="000000"/>
@@ -1951,6 +1936,7 @@
         <w:trPr>
           <w:trHeight w:val="270" w:hRule="exact"/>
         </w:trPr>
+        body18
         <w:tc>
           <w:tcPr>
             <w:tcBorders>
@@ -1970,7 +1956,6 @@
           </w:tcPr>
           <w:p>
             <w:pPr>
-              <w:pStyle w:val="Normal"/>
               <w:jc w:val="left"/>
               <w:pBdr>
                 <w:bottom w:val="none" w:sz="0" w:space="0" w:color="000000"/>
@@ -2025,7 +2010,6 @@
           </w:tcPr>
           <w:p>
             <w:pPr>
-              <w:pStyle w:val="Normal"/>
               <w:jc w:val="center"/>
               <w:pBdr>
                 <w:bottom w:val="none" w:sz="0" w:space="0" w:color="000000"/>
@@ -2066,6 +2050,7 @@
         <w:trPr>
           <w:trHeight w:val="270" w:hRule="exact"/>
         </w:trPr>
+        body19
         <w:tc>
           <w:tcPr>
             <w:tcBorders>
@@ -2085,7 +2070,6 @@
           </w:tcPr>
           <w:p>
             <w:pPr>
-              <w:pStyle w:val="Normal"/>
               <w:jc w:val="left"/>
               <w:pBdr>
                 <w:bottom w:val="none" w:sz="0" w:space="0" w:color="000000"/>
@@ -2140,7 +2124,6 @@
           </w:tcPr>
           <w:p>
             <w:pPr>
-              <w:pStyle w:val="Normal"/>
               <w:jc w:val="center"/>
               <w:pBdr>
                 <w:bottom w:val="none" w:sz="0" w:space="0" w:color="000000"/>
@@ -2181,6 +2164,7 @@
         <w:trPr>
           <w:trHeight w:val="270" w:hRule="exact"/>
         </w:trPr>
+        body20
         <w:tc>
           <w:tcPr>
             <w:tcBorders>
@@ -2200,7 +2184,6 @@
           </w:tcPr>
           <w:p>
             <w:pPr>
-              <w:pStyle w:val="Normal"/>
               <w:jc w:val="left"/>
               <w:pBdr>
                 <w:bottom w:val="none" w:sz="0" w:space="0" w:color="000000"/>
@@ -2255,7 +2238,6 @@
           </w:tcPr>
           <w:p>
             <w:pPr>
-              <w:pStyle w:val="Normal"/>
               <w:jc w:val="center"/>
               <w:pBdr>
                 <w:bottom w:val="none" w:sz="0" w:space="0" w:color="000000"/>
@@ -2296,6 +2278,7 @@
         <w:trPr>
           <w:trHeight w:val="270" w:hRule="exact"/>
         </w:trPr>
+        body21
         <w:tc>
           <w:tcPr>
             <w:tcBorders>
@@ -2315,7 +2298,6 @@
           </w:tcPr>
           <w:p>
             <w:pPr>
-              <w:pStyle w:val="Normal"/>
               <w:jc w:val="left"/>
               <w:pBdr>
                 <w:bottom w:val="none" w:sz="0" w:space="0" w:color="000000"/>
@@ -2370,7 +2352,6 @@
           </w:tcPr>
           <w:p>
             <w:pPr>
-              <w:pStyle w:val="Normal"/>
               <w:jc w:val="center"/>
               <w:pBdr>
                 <w:bottom w:val="none" w:sz="0" w:space="0" w:color="000000"/>
@@ -2411,6 +2392,7 @@
         <w:trPr>
           <w:trHeight w:val="369" w:hRule="exact"/>
         </w:trPr>
+        body22
         <w:tc>
           <w:tcPr>
             <w:gridSpan w:val="2"/>
@@ -2431,7 +2413,6 @@
           </w:tcPr>
           <w:p>
             <w:pPr>
-              <w:pStyle w:val="Normal"/>
               <w:jc w:val="left"/>
               <w:pBdr>
                 <w:bottom w:val="none" w:sz="0" w:space="0" w:color="000000"/>
@@ -2472,6 +2453,7 @@
         <w:trPr>
           <w:trHeight w:val="270" w:hRule="exact"/>
         </w:trPr>
+        body23
         <w:tc>
           <w:tcPr>
             <w:tcBorders>
@@ -2491,7 +2473,6 @@
           </w:tcPr>
           <w:p>
             <w:pPr>
-              <w:pStyle w:val="Normal"/>
               <w:jc w:val="left"/>
               <w:pBdr>
                 <w:bottom w:val="none" w:sz="0" w:space="0" w:color="000000"/>
@@ -2546,7 +2527,6 @@
           </w:tcPr>
           <w:p>
             <w:pPr>
-              <w:pStyle w:val="Normal"/>
               <w:jc w:val="center"/>
               <w:pBdr>
                 <w:bottom w:val="none" w:sz="0" w:space="0" w:color="000000"/>
@@ -2587,6 +2567,7 @@
         <w:trPr>
           <w:trHeight w:val="270" w:hRule="exact"/>
         </w:trPr>
+        body24
         <w:tc>
           <w:tcPr>
             <w:tcBorders>
@@ -2606,7 +2587,6 @@
           </w:tcPr>
           <w:p>
             <w:pPr>
-              <w:pStyle w:val="Normal"/>
               <w:jc w:val="left"/>
               <w:pBdr>
                 <w:bottom w:val="none" w:sz="0" w:space="0" w:color="000000"/>
@@ -2661,7 +2641,6 @@
           </w:tcPr>
           <w:p>
             <w:pPr>
-              <w:pStyle w:val="Normal"/>
               <w:jc w:val="center"/>
               <w:pBdr>
                 <w:bottom w:val="none" w:sz="0" w:space="0" w:color="000000"/>
@@ -2702,6 +2681,7 @@
         <w:trPr>
           <w:trHeight w:val="270" w:hRule="exact"/>
         </w:trPr>
+        body25
         <w:tc>
           <w:tcPr>
             <w:tcBorders>
@@ -2721,7 +2701,6 @@
           </w:tcPr>
           <w:p>
             <w:pPr>
-              <w:pStyle w:val="Normal"/>
               <w:jc w:val="left"/>
               <w:pBdr>
                 <w:bottom w:val="none" w:sz="0" w:space="0" w:color="000000"/>
@@ -2776,7 +2755,6 @@
           </w:tcPr>
           <w:p>
             <w:pPr>
-              <w:pStyle w:val="Normal"/>
               <w:jc w:val="center"/>
               <w:pBdr>
                 <w:bottom w:val="none" w:sz="0" w:space="0" w:color="000000"/>
@@ -2817,6 +2795,7 @@
         <w:trPr>
           <w:trHeight w:val="270" w:hRule="exact"/>
         </w:trPr>
+        body26
         <w:tc>
           <w:tcPr>
             <w:tcBorders>
@@ -2836,7 +2815,6 @@
           </w:tcPr>
           <w:p>
             <w:pPr>
-              <w:pStyle w:val="Normal"/>
               <w:jc w:val="left"/>
               <w:pBdr>
                 <w:bottom w:val="none" w:sz="0" w:space="0" w:color="000000"/>
@@ -2891,7 +2869,6 @@
           </w:tcPr>
           <w:p>
             <w:pPr>
-              <w:pStyle w:val="Normal"/>
               <w:jc w:val="center"/>
               <w:pBdr>
                 <w:bottom w:val="none" w:sz="0" w:space="0" w:color="000000"/>
@@ -2932,6 +2909,7 @@
         <w:trPr>
           <w:trHeight w:val="270" w:hRule="exact"/>
         </w:trPr>
+        body27
         <w:tc>
           <w:tcPr>
             <w:tcBorders>
@@ -2951,7 +2929,6 @@
           </w:tcPr>
           <w:p>
             <w:pPr>
-              <w:pStyle w:val="Normal"/>
               <w:jc w:val="left"/>
               <w:pBdr>
                 <w:bottom w:val="none" w:sz="0" w:space="0" w:color="000000"/>
@@ -3006,7 +2983,6 @@
           </w:tcPr>
           <w:p>
             <w:pPr>
-              <w:pStyle w:val="Normal"/>
               <w:jc w:val="center"/>
               <w:pBdr>
                 <w:bottom w:val="none" w:sz="0" w:space="0" w:color="000000"/>
@@ -3047,6 +3023,7 @@
         <w:trPr>
           <w:trHeight w:val="270" w:hRule="exact"/>
         </w:trPr>
+        body28
         <w:tc>
           <w:tcPr>
             <w:tcBorders>
@@ -3066,7 +3043,6 @@
           </w:tcPr>
           <w:p>
             <w:pPr>
-              <w:pStyle w:val="Normal"/>
               <w:jc w:val="left"/>
               <w:pBdr>
                 <w:bottom w:val="none" w:sz="0" w:space="0" w:color="000000"/>
@@ -3121,7 +3097,6 @@
           </w:tcPr>
           <w:p>
             <w:pPr>
-              <w:pStyle w:val="Normal"/>
               <w:jc w:val="center"/>
               <w:pBdr>
                 <w:bottom w:val="none" w:sz="0" w:space="0" w:color="000000"/>
@@ -3162,6 +3137,7 @@
         <w:trPr>
           <w:trHeight w:val="270" w:hRule="exact"/>
         </w:trPr>
+        body29
         <w:tc>
           <w:tcPr>
             <w:tcBorders>
@@ -3181,7 +3157,6 @@
           </w:tcPr>
           <w:p>
             <w:pPr>
-              <w:pStyle w:val="Normal"/>
               <w:jc w:val="left"/>
               <w:pBdr>
                 <w:bottom w:val="none" w:sz="0" w:space="0" w:color="000000"/>
@@ -3236,7 +3211,6 @@
           </w:tcPr>
           <w:p>
             <w:pPr>
-              <w:pStyle w:val="Normal"/>
               <w:jc w:val="center"/>
               <w:pBdr>
                 <w:bottom w:val="none" w:sz="0" w:space="0" w:color="000000"/>

--- a/development/run-vignette/tables/Tern_descriptive.docx
+++ b/development/run-vignette/tables/Tern_descriptive.docx
@@ -9,7 +9,7 @@
         <w:tblLook w:firstRow="1" w:lastRow="0" w:firstColumn="0" w:lastColumn="0" w:noHBand="0" w:noVBand="1"/>
       </w:tblPr>
       <w:tblGrid>
-        <w:gridCol w:w="2605"/>
+        <w:gridCol w:w="2515"/>
         <w:gridCol w:w="1203"/>
       </w:tblGrid>
       <w:tr>
@@ -17,7 +17,6 @@
           <w:trHeight w:val="711" w:hRule="auto"/>
           <w:tblHeader/>
         </w:trPr>
-        header 1
         <w:tc>
           <w:tcPr>
             <w:tcBorders>
@@ -37,6 +36,7 @@
           </w:tcPr>
           <w:p>
             <w:pPr>
+              <w:pStyle w:val="Normal"/>
               <w:jc w:val="left"/>
               <w:pBdr>
                 <w:bottom w:val="none" w:sz="0" w:space="0" w:color="000000"/>
@@ -91,6 +91,7 @@
           </w:tcPr>
           <w:p>
             <w:pPr>
+              <w:pStyle w:val="Normal"/>
               <w:jc w:val="center"/>
               <w:pBdr>
                 <w:bottom w:val="none" w:sz="0" w:space="0" w:color="000000"/>
@@ -157,7 +158,6 @@
         <w:trPr>
           <w:trHeight w:val="369" w:hRule="exact"/>
         </w:trPr>
-        body 1
         <w:tc>
           <w:tcPr>
             <w:gridSpan w:val="2"/>
@@ -178,6 +178,7 @@
           </w:tcPr>
           <w:p>
             <w:pPr>
+              <w:pStyle w:val="Normal"/>
               <w:jc w:val="left"/>
               <w:pBdr>
                 <w:bottom w:val="none" w:sz="0" w:space="0" w:color="000000"/>
@@ -218,7 +219,6 @@
         <w:trPr>
           <w:trHeight w:val="270" w:hRule="exact"/>
         </w:trPr>
-        body 2
         <w:tc>
           <w:tcPr>
             <w:tcBorders>
@@ -238,6 +238,7 @@
           </w:tcPr>
           <w:p>
             <w:pPr>
+              <w:pStyle w:val="Normal"/>
               <w:jc w:val="left"/>
               <w:pBdr>
                 <w:bottom w:val="none" w:sz="0" w:space="0" w:color="000000"/>
@@ -292,6 +293,7 @@
           </w:tcPr>
           <w:p>
             <w:pPr>
+              <w:pStyle w:val="Normal"/>
               <w:jc w:val="center"/>
               <w:pBdr>
                 <w:bottom w:val="none" w:sz="0" w:space="0" w:color="000000"/>
@@ -332,26 +334,26 @@
         <w:trPr>
           <w:trHeight w:val="270" w:hRule="exact"/>
         </w:trPr>
-        body 3
-        <w:tc>
-          <w:tcPr>
-            <w:tcBorders>
-              <w:bottom w:val="none" w:sz="0" w:space="0" w:color="000000"/>
-              <w:top w:val="none" w:sz="0" w:space="0" w:color="000000"/>
-              <w:left w:val="none" w:sz="0" w:space="0" w:color="000000"/>
-              <w:right w:val="none" w:sz="0" w:space="0" w:color="000000"/>
-            </w:tcBorders>
-            <w:shd w:val="clear" w:color="auto" w:fill="FFFFFF"/>
-            <w:tcMar>
-              <w:top w:w="0" w:type="dxa"/>
-              <w:bottom w:w="0" w:type="dxa"/>
-              <w:left w:w="0" w:type="dxa"/>
-              <w:right w:w="0" w:type="dxa"/>
-            </w:tcMar>
-            <w:vAlign w:val="center"/>
-          </w:tcPr>
-          <w:p>
-            <w:pPr>
+        <w:tc>
+          <w:tcPr>
+            <w:tcBorders>
+              <w:bottom w:val="none" w:sz="0" w:space="0" w:color="000000"/>
+              <w:top w:val="none" w:sz="0" w:space="0" w:color="000000"/>
+              <w:left w:val="none" w:sz="0" w:space="0" w:color="000000"/>
+              <w:right w:val="none" w:sz="0" w:space="0" w:color="000000"/>
+            </w:tcBorders>
+            <w:shd w:val="clear" w:color="auto" w:fill="FFFFFF"/>
+            <w:tcMar>
+              <w:top w:w="0" w:type="dxa"/>
+              <w:bottom w:w="0" w:type="dxa"/>
+              <w:left w:w="0" w:type="dxa"/>
+              <w:right w:w="0" w:type="dxa"/>
+            </w:tcMar>
+            <w:vAlign w:val="center"/>
+          </w:tcPr>
+          <w:p>
+            <w:pPr>
+              <w:pStyle w:val="Normal"/>
               <w:jc w:val="left"/>
               <w:pBdr>
                 <w:bottom w:val="none" w:sz="0" w:space="0" w:color="000000"/>
@@ -406,6 +408,7 @@
           </w:tcPr>
           <w:p>
             <w:pPr>
+              <w:pStyle w:val="Normal"/>
               <w:jc w:val="center"/>
               <w:pBdr>
                 <w:bottom w:val="none" w:sz="0" w:space="0" w:color="000000"/>
@@ -446,26 +449,26 @@
         <w:trPr>
           <w:trHeight w:val="270" w:hRule="exact"/>
         </w:trPr>
-        body 4
-        <w:tc>
-          <w:tcPr>
-            <w:tcBorders>
-              <w:bottom w:val="none" w:sz="0" w:space="0" w:color="000000"/>
-              <w:top w:val="none" w:sz="0" w:space="0" w:color="000000"/>
-              <w:left w:val="none" w:sz="0" w:space="0" w:color="000000"/>
-              <w:right w:val="none" w:sz="0" w:space="0" w:color="000000"/>
-            </w:tcBorders>
-            <w:shd w:val="clear" w:color="auto" w:fill="FFFFFF"/>
-            <w:tcMar>
-              <w:top w:w="0" w:type="dxa"/>
-              <w:bottom w:w="0" w:type="dxa"/>
-              <w:left w:w="0" w:type="dxa"/>
-              <w:right w:w="0" w:type="dxa"/>
-            </w:tcMar>
-            <w:vAlign w:val="center"/>
-          </w:tcPr>
-          <w:p>
-            <w:pPr>
+        <w:tc>
+          <w:tcPr>
+            <w:tcBorders>
+              <w:bottom w:val="none" w:sz="0" w:space="0" w:color="000000"/>
+              <w:top w:val="none" w:sz="0" w:space="0" w:color="000000"/>
+              <w:left w:val="none" w:sz="0" w:space="0" w:color="000000"/>
+              <w:right w:val="none" w:sz="0" w:space="0" w:color="000000"/>
+            </w:tcBorders>
+            <w:shd w:val="clear" w:color="auto" w:fill="FFFFFF"/>
+            <w:tcMar>
+              <w:top w:w="0" w:type="dxa"/>
+              <w:bottom w:w="0" w:type="dxa"/>
+              <w:left w:w="0" w:type="dxa"/>
+              <w:right w:w="0" w:type="dxa"/>
+            </w:tcMar>
+            <w:vAlign w:val="center"/>
+          </w:tcPr>
+          <w:p>
+            <w:pPr>
+              <w:pStyle w:val="Normal"/>
               <w:jc w:val="left"/>
               <w:pBdr>
                 <w:bottom w:val="none" w:sz="0" w:space="0" w:color="000000"/>
@@ -520,6 +523,7 @@
           </w:tcPr>
           <w:p>
             <w:pPr>
+              <w:pStyle w:val="Normal"/>
               <w:jc w:val="center"/>
               <w:pBdr>
                 <w:bottom w:val="none" w:sz="0" w:space="0" w:color="000000"/>
@@ -560,26 +564,26 @@
         <w:trPr>
           <w:trHeight w:val="270" w:hRule="exact"/>
         </w:trPr>
-        body 5
-        <w:tc>
-          <w:tcPr>
-            <w:tcBorders>
-              <w:bottom w:val="none" w:sz="0" w:space="0" w:color="000000"/>
-              <w:top w:val="none" w:sz="0" w:space="0" w:color="000000"/>
-              <w:left w:val="none" w:sz="0" w:space="0" w:color="000000"/>
-              <w:right w:val="none" w:sz="0" w:space="0" w:color="000000"/>
-            </w:tcBorders>
-            <w:shd w:val="clear" w:color="auto" w:fill="FFFFFF"/>
-            <w:tcMar>
-              <w:top w:w="0" w:type="dxa"/>
-              <w:bottom w:w="0" w:type="dxa"/>
-              <w:left w:w="0" w:type="dxa"/>
-              <w:right w:w="0" w:type="dxa"/>
-            </w:tcMar>
-            <w:vAlign w:val="center"/>
-          </w:tcPr>
-          <w:p>
-            <w:pPr>
+        <w:tc>
+          <w:tcPr>
+            <w:tcBorders>
+              <w:bottom w:val="none" w:sz="0" w:space="0" w:color="000000"/>
+              <w:top w:val="none" w:sz="0" w:space="0" w:color="000000"/>
+              <w:left w:val="none" w:sz="0" w:space="0" w:color="000000"/>
+              <w:right w:val="none" w:sz="0" w:space="0" w:color="000000"/>
+            </w:tcBorders>
+            <w:shd w:val="clear" w:color="auto" w:fill="FFFFFF"/>
+            <w:tcMar>
+              <w:top w:w="0" w:type="dxa"/>
+              <w:bottom w:w="0" w:type="dxa"/>
+              <w:left w:w="0" w:type="dxa"/>
+              <w:right w:w="0" w:type="dxa"/>
+            </w:tcMar>
+            <w:vAlign w:val="center"/>
+          </w:tcPr>
+          <w:p>
+            <w:pPr>
+              <w:pStyle w:val="Normal"/>
               <w:jc w:val="left"/>
               <w:pBdr>
                 <w:bottom w:val="none" w:sz="0" w:space="0" w:color="000000"/>
@@ -634,6 +638,7 @@
           </w:tcPr>
           <w:p>
             <w:pPr>
+              <w:pStyle w:val="Normal"/>
               <w:jc w:val="center"/>
               <w:pBdr>
                 <w:bottom w:val="none" w:sz="0" w:space="0" w:color="000000"/>
@@ -666,6 +671,1616 @@
                 <w:color w:val="000000"/>
               </w:rPr>
               <w:t xml:space="preserve">484 (52%)</w:t>
+            </w:r>
+          </w:p>
+        </w:tc>
+      </w:tr>
+      <w:tr>
+        <w:trPr>
+          <w:trHeight w:val="270" w:hRule="exact"/>
+        </w:trPr>
+        <w:tc>
+          <w:tcPr>
+            <w:tcBorders>
+              <w:bottom w:val="none" w:sz="0" w:space="0" w:color="000000"/>
+              <w:top w:val="none" w:sz="0" w:space="0" w:color="000000"/>
+              <w:left w:val="none" w:sz="0" w:space="0" w:color="000000"/>
+              <w:right w:val="none" w:sz="0" w:space="0" w:color="000000"/>
+            </w:tcBorders>
+            <w:shd w:val="clear" w:color="auto" w:fill="FFFFFF"/>
+            <w:tcMar>
+              <w:top w:w="0" w:type="dxa"/>
+              <w:bottom w:w="0" w:type="dxa"/>
+              <w:left w:w="0" w:type="dxa"/>
+              <w:right w:w="0" w:type="dxa"/>
+            </w:tcMar>
+            <w:vAlign w:val="center"/>
+          </w:tcPr>
+          <w:p>
+            <w:pPr>
+              <w:pStyle w:val="Normal"/>
+              <w:jc w:val="left"/>
+              <w:pBdr>
+                <w:bottom w:val="none" w:sz="0" w:space="0" w:color="000000"/>
+                <w:top w:val="none" w:sz="0" w:space="0" w:color="000000"/>
+                <w:left w:val="none" w:sz="0" w:space="0" w:color="000000"/>
+                <w:right w:val="none" w:sz="0" w:space="0" w:color="000000"/>
+              </w:pBdr>
+              <w:spacing w:after="20" w:before="0" w:line="240"/>
+              <w:ind w:left="180" w:right="120" w:firstLine="0" w:firstLineChars="0"/>
+              <w:rPr>
+                <w:rFonts w:ascii="Arial" w:hAnsi="Arial" w:eastAsia="Arial" w:cs="Arial"/>
+                <w:i w:val="false"/>
+                <w:b w:val="false"/>
+                <w:u w:val="none"/>
+                <w:strike w:val="false"/>
+                <w:sz w:val="18"/>
+                <w:szCs w:val="18"/>
+                <w:color w:val="000000"/>
+              </w:rPr>
+            </w:pPr>
+            <w:r>
+              <w:rPr>
+                <w:rFonts w:ascii="Arial" w:hAnsi="Arial" w:eastAsia="Arial" w:cs="Arial"/>
+                <w:i w:val="false"/>
+                <w:b w:val="false"/>
+                <w:u w:val="none"/>
+                <w:strike w:val="false"/>
+                <w:sz w:val="18"/>
+                <w:szCs w:val="18"/>
+                <w:color w:val="000000"/>
+              </w:rPr>
+              <w:t xml:space="preserve">Colonic obstruction</w:t>
+            </w:r>
+          </w:p>
+        </w:tc>
+        <w:tc>
+          <w:tcPr>
+            <w:tcBorders>
+              <w:bottom w:val="none" w:sz="0" w:space="0" w:color="000000"/>
+              <w:top w:val="none" w:sz="0" w:space="0" w:color="000000"/>
+              <w:left w:val="none" w:sz="0" w:space="0" w:color="000000"/>
+              <w:right w:val="none" w:sz="0" w:space="0" w:color="000000"/>
+            </w:tcBorders>
+            <w:shd w:val="clear" w:color="auto" w:fill="FFFFFF"/>
+            <w:tcMar>
+              <w:top w:w="0" w:type="dxa"/>
+              <w:bottom w:w="0" w:type="dxa"/>
+              <w:left w:w="0" w:type="dxa"/>
+              <w:right w:w="0" w:type="dxa"/>
+            </w:tcMar>
+            <w:vAlign w:val="center"/>
+          </w:tcPr>
+          <w:p>
+            <w:pPr>
+              <w:pStyle w:val="Normal"/>
+              <w:jc w:val="center"/>
+              <w:pBdr>
+                <w:bottom w:val="none" w:sz="0" w:space="0" w:color="000000"/>
+                <w:top w:val="none" w:sz="0" w:space="0" w:color="000000"/>
+                <w:left w:val="none" w:sz="0" w:space="0" w:color="000000"/>
+                <w:right w:val="none" w:sz="0" w:space="0" w:color="000000"/>
+              </w:pBdr>
+              <w:spacing w:after="20" w:before="0" w:line="240"/>
+              <w:ind w:left="0" w:right="120" w:firstLine="0" w:firstLineChars="0"/>
+              <w:rPr>
+                <w:rFonts w:ascii="Arial" w:hAnsi="Arial" w:eastAsia="Arial" w:cs="Arial"/>
+                <w:i w:val="false"/>
+                <w:b w:val="false"/>
+                <w:u w:val="none"/>
+                <w:strike w:val="false"/>
+                <w:sz w:val="18"/>
+                <w:szCs w:val="18"/>
+                <w:color w:val="000000"/>
+              </w:rPr>
+            </w:pPr>
+            <w:r>
+              <w:rPr>
+                <w:rFonts w:ascii="Arial" w:hAnsi="Arial" w:eastAsia="Arial" w:cs="Arial"/>
+                <w:i w:val="false"/>
+                <w:b w:val="false"/>
+                <w:u w:val="none"/>
+                <w:strike w:val="false"/>
+                <w:sz w:val="18"/>
+                <w:szCs w:val="18"/>
+                <w:color w:val="000000"/>
+              </w:rPr>
+              <w:t xml:space="preserve">180 (19%)</w:t>
+            </w:r>
+          </w:p>
+        </w:tc>
+      </w:tr>
+      <w:tr>
+        <w:trPr>
+          <w:trHeight w:val="270" w:hRule="exact"/>
+        </w:trPr>
+        <w:tc>
+          <w:tcPr>
+            <w:tcBorders>
+              <w:bottom w:val="none" w:sz="0" w:space="0" w:color="000000"/>
+              <w:top w:val="none" w:sz="0" w:space="0" w:color="000000"/>
+              <w:left w:val="none" w:sz="0" w:space="0" w:color="000000"/>
+              <w:right w:val="none" w:sz="0" w:space="0" w:color="000000"/>
+            </w:tcBorders>
+            <w:shd w:val="clear" w:color="auto" w:fill="FFFFFF"/>
+            <w:tcMar>
+              <w:top w:w="0" w:type="dxa"/>
+              <w:bottom w:w="0" w:type="dxa"/>
+              <w:left w:w="0" w:type="dxa"/>
+              <w:right w:w="0" w:type="dxa"/>
+            </w:tcMar>
+            <w:vAlign w:val="center"/>
+          </w:tcPr>
+          <w:p>
+            <w:pPr>
+              <w:pStyle w:val="Normal"/>
+              <w:jc w:val="left"/>
+              <w:pBdr>
+                <w:bottom w:val="none" w:sz="0" w:space="0" w:color="000000"/>
+                <w:top w:val="none" w:sz="0" w:space="0" w:color="000000"/>
+                <w:left w:val="none" w:sz="0" w:space="0" w:color="000000"/>
+                <w:right w:val="none" w:sz="0" w:space="0" w:color="000000"/>
+              </w:pBdr>
+              <w:spacing w:after="20" w:before="0" w:line="240"/>
+              <w:ind w:left="180" w:right="120" w:firstLine="0" w:firstLineChars="0"/>
+              <w:rPr>
+                <w:rFonts w:ascii="Arial" w:hAnsi="Arial" w:eastAsia="Arial" w:cs="Arial"/>
+                <w:i w:val="false"/>
+                <w:b w:val="false"/>
+                <w:u w:val="none"/>
+                <w:strike w:val="false"/>
+                <w:sz w:val="18"/>
+                <w:szCs w:val="18"/>
+                <w:color w:val="000000"/>
+              </w:rPr>
+            </w:pPr>
+            <w:r>
+              <w:rPr>
+                <w:rFonts w:ascii="Arial" w:hAnsi="Arial" w:eastAsia="Arial" w:cs="Arial"/>
+                <w:i w:val="false"/>
+                <w:b w:val="false"/>
+                <w:u w:val="none"/>
+                <w:strike w:val="false"/>
+                <w:sz w:val="18"/>
+                <w:szCs w:val="18"/>
+                <w:color w:val="000000"/>
+              </w:rPr>
+              <w:t xml:space="preserve">Bowel perforation</w:t>
+            </w:r>
+          </w:p>
+        </w:tc>
+        <w:tc>
+          <w:tcPr>
+            <w:tcBorders>
+              <w:bottom w:val="none" w:sz="0" w:space="0" w:color="000000"/>
+              <w:top w:val="none" w:sz="0" w:space="0" w:color="000000"/>
+              <w:left w:val="none" w:sz="0" w:space="0" w:color="000000"/>
+              <w:right w:val="none" w:sz="0" w:space="0" w:color="000000"/>
+            </w:tcBorders>
+            <w:shd w:val="clear" w:color="auto" w:fill="FFFFFF"/>
+            <w:tcMar>
+              <w:top w:w="0" w:type="dxa"/>
+              <w:bottom w:w="0" w:type="dxa"/>
+              <w:left w:w="0" w:type="dxa"/>
+              <w:right w:w="0" w:type="dxa"/>
+            </w:tcMar>
+            <w:vAlign w:val="center"/>
+          </w:tcPr>
+          <w:p>
+            <w:pPr>
+              <w:pStyle w:val="Normal"/>
+              <w:jc w:val="center"/>
+              <w:pBdr>
+                <w:bottom w:val="none" w:sz="0" w:space="0" w:color="000000"/>
+                <w:top w:val="none" w:sz="0" w:space="0" w:color="000000"/>
+                <w:left w:val="none" w:sz="0" w:space="0" w:color="000000"/>
+                <w:right w:val="none" w:sz="0" w:space="0" w:color="000000"/>
+              </w:pBdr>
+              <w:spacing w:after="20" w:before="0" w:line="240"/>
+              <w:ind w:left="0" w:right="120" w:firstLine="0" w:firstLineChars="0"/>
+              <w:rPr>
+                <w:rFonts w:ascii="Arial" w:hAnsi="Arial" w:eastAsia="Arial" w:cs="Arial"/>
+                <w:i w:val="false"/>
+                <w:b w:val="false"/>
+                <w:u w:val="none"/>
+                <w:strike w:val="false"/>
+                <w:sz w:val="18"/>
+                <w:szCs w:val="18"/>
+                <w:color w:val="000000"/>
+              </w:rPr>
+            </w:pPr>
+            <w:r>
+              <w:rPr>
+                <w:rFonts w:ascii="Arial" w:hAnsi="Arial" w:eastAsia="Arial" w:cs="Arial"/>
+                <w:i w:val="false"/>
+                <w:b w:val="false"/>
+                <w:u w:val="none"/>
+                <w:strike w:val="false"/>
+                <w:sz w:val="18"/>
+                <w:szCs w:val="18"/>
+                <w:color w:val="000000"/>
+              </w:rPr>
+              <w:t xml:space="preserve">27 (3%)</w:t>
+            </w:r>
+          </w:p>
+        </w:tc>
+      </w:tr>
+      <w:tr>
+        <w:trPr>
+          <w:trHeight w:val="270" w:hRule="exact"/>
+        </w:trPr>
+        <w:tc>
+          <w:tcPr>
+            <w:tcBorders>
+              <w:bottom w:val="none" w:sz="0" w:space="0" w:color="000000"/>
+              <w:top w:val="none" w:sz="0" w:space="0" w:color="000000"/>
+              <w:left w:val="none" w:sz="0" w:space="0" w:color="000000"/>
+              <w:right w:val="none" w:sz="0" w:space="0" w:color="000000"/>
+            </w:tcBorders>
+            <w:shd w:val="clear" w:color="auto" w:fill="FFFFFF"/>
+            <w:tcMar>
+              <w:top w:w="0" w:type="dxa"/>
+              <w:bottom w:w="0" w:type="dxa"/>
+              <w:left w:w="0" w:type="dxa"/>
+              <w:right w:w="0" w:type="dxa"/>
+            </w:tcMar>
+            <w:vAlign w:val="center"/>
+          </w:tcPr>
+          <w:p>
+            <w:pPr>
+              <w:pStyle w:val="Normal"/>
+              <w:jc w:val="left"/>
+              <w:pBdr>
+                <w:bottom w:val="none" w:sz="0" w:space="0" w:color="000000"/>
+                <w:top w:val="none" w:sz="0" w:space="0" w:color="000000"/>
+                <w:left w:val="none" w:sz="0" w:space="0" w:color="000000"/>
+                <w:right w:val="none" w:sz="0" w:space="0" w:color="000000"/>
+              </w:pBdr>
+              <w:spacing w:after="20" w:before="0" w:line="240"/>
+              <w:ind w:left="180" w:right="120" w:firstLine="0" w:firstLineChars="0"/>
+              <w:rPr>
+                <w:rFonts w:ascii="Arial" w:hAnsi="Arial" w:eastAsia="Arial" w:cs="Arial"/>
+                <w:i w:val="false"/>
+                <w:b w:val="false"/>
+                <w:u w:val="none"/>
+                <w:strike w:val="false"/>
+                <w:sz w:val="18"/>
+                <w:szCs w:val="18"/>
+                <w:color w:val="000000"/>
+              </w:rPr>
+            </w:pPr>
+            <w:r>
+              <w:rPr>
+                <w:rFonts w:ascii="Arial" w:hAnsi="Arial" w:eastAsia="Arial" w:cs="Arial"/>
+                <w:i w:val="false"/>
+                <w:b w:val="false"/>
+                <w:u w:val="none"/>
+                <w:strike w:val="false"/>
+                <w:sz w:val="18"/>
+                <w:szCs w:val="18"/>
+                <w:color w:val="000000"/>
+              </w:rPr>
+              <w:t xml:space="preserve">Positive lymph nodes (n)</w:t>
+            </w:r>
+          </w:p>
+        </w:tc>
+        <w:tc>
+          <w:tcPr>
+            <w:tcBorders>
+              <w:bottom w:val="none" w:sz="0" w:space="0" w:color="000000"/>
+              <w:top w:val="none" w:sz="0" w:space="0" w:color="000000"/>
+              <w:left w:val="none" w:sz="0" w:space="0" w:color="000000"/>
+              <w:right w:val="none" w:sz="0" w:space="0" w:color="000000"/>
+            </w:tcBorders>
+            <w:shd w:val="clear" w:color="auto" w:fill="FFFFFF"/>
+            <w:tcMar>
+              <w:top w:w="0" w:type="dxa"/>
+              <w:bottom w:w="0" w:type="dxa"/>
+              <w:left w:w="0" w:type="dxa"/>
+              <w:right w:w="0" w:type="dxa"/>
+            </w:tcMar>
+            <w:vAlign w:val="center"/>
+          </w:tcPr>
+          <w:p>
+            <w:pPr>
+              <w:pStyle w:val="Normal"/>
+              <w:jc w:val="center"/>
+              <w:pBdr>
+                <w:bottom w:val="none" w:sz="0" w:space="0" w:color="000000"/>
+                <w:top w:val="none" w:sz="0" w:space="0" w:color="000000"/>
+                <w:left w:val="none" w:sz="0" w:space="0" w:color="000000"/>
+                <w:right w:val="none" w:sz="0" w:space="0" w:color="000000"/>
+              </w:pBdr>
+              <w:spacing w:after="20" w:before="0" w:line="240"/>
+              <w:ind w:left="0" w:right="120" w:firstLine="0" w:firstLineChars="0"/>
+              <w:rPr>
+                <w:rFonts w:ascii="Arial" w:hAnsi="Arial" w:eastAsia="Arial" w:cs="Arial"/>
+                <w:i w:val="false"/>
+                <w:b w:val="false"/>
+                <w:u w:val="none"/>
+                <w:strike w:val="false"/>
+                <w:sz w:val="18"/>
+                <w:szCs w:val="18"/>
+                <w:color w:val="000000"/>
+              </w:rPr>
+            </w:pPr>
+            <w:r>
+              <w:rPr>
+                <w:rFonts w:ascii="Arial" w:hAnsi="Arial" w:eastAsia="Arial" w:cs="Arial"/>
+                <w:i w:val="false"/>
+                <w:b w:val="false"/>
+                <w:u w:val="none"/>
+                <w:strike w:val="false"/>
+                <w:sz w:val="18"/>
+                <w:szCs w:val="18"/>
+                <w:color w:val="000000"/>
+              </w:rPr>
+              <w:t xml:space="preserve">2 [1–5]</w:t>
+            </w:r>
+          </w:p>
+        </w:tc>
+      </w:tr>
+      <w:tr>
+        <w:trPr>
+          <w:trHeight w:val="270" w:hRule="exact"/>
+        </w:trPr>
+        <w:tc>
+          <w:tcPr>
+            <w:tcBorders>
+              <w:bottom w:val="none" w:sz="0" w:space="0" w:color="000000"/>
+              <w:top w:val="none" w:sz="0" w:space="0" w:color="000000"/>
+              <w:left w:val="none" w:sz="0" w:space="0" w:color="000000"/>
+              <w:right w:val="none" w:sz="0" w:space="0" w:color="000000"/>
+            </w:tcBorders>
+            <w:shd w:val="clear" w:color="auto" w:fill="FFFFFF"/>
+            <w:tcMar>
+              <w:top w:w="0" w:type="dxa"/>
+              <w:bottom w:w="0" w:type="dxa"/>
+              <w:left w:w="0" w:type="dxa"/>
+              <w:right w:w="0" w:type="dxa"/>
+            </w:tcMar>
+            <w:vAlign w:val="center"/>
+          </w:tcPr>
+          <w:p>
+            <w:pPr>
+              <w:pStyle w:val="Normal"/>
+              <w:jc w:val="left"/>
+              <w:pBdr>
+                <w:bottom w:val="none" w:sz="0" w:space="0" w:color="000000"/>
+                <w:top w:val="none" w:sz="0" w:space="0" w:color="000000"/>
+                <w:left w:val="none" w:sz="0" w:space="0" w:color="000000"/>
+                <w:right w:val="none" w:sz="0" w:space="0" w:color="000000"/>
+              </w:pBdr>
+              <w:spacing w:after="20" w:before="0" w:line="240"/>
+              <w:ind w:left="180" w:right="120" w:firstLine="0" w:firstLineChars="0"/>
+              <w:rPr>
+                <w:rFonts w:ascii="Arial" w:hAnsi="Arial" w:eastAsia="Arial" w:cs="Arial"/>
+                <w:i w:val="false"/>
+                <w:b w:val="false"/>
+                <w:u w:val="none"/>
+                <w:strike w:val="false"/>
+                <w:sz w:val="18"/>
+                <w:szCs w:val="18"/>
+                <w:color w:val="000000"/>
+              </w:rPr>
+            </w:pPr>
+            <w:r>
+              <w:rPr>
+                <w:rFonts w:ascii="Arial" w:hAnsi="Arial" w:eastAsia="Arial" w:cs="Arial"/>
+                <w:i w:val="false"/>
+                <w:b w:val="false"/>
+                <w:u w:val="none"/>
+                <w:strike w:val="false"/>
+                <w:sz w:val="18"/>
+                <w:szCs w:val="18"/>
+                <w:color w:val="000000"/>
+              </w:rPr>
+              <w:t xml:space="preserve">&gt; 4 positive nodes</w:t>
+            </w:r>
+          </w:p>
+        </w:tc>
+        <w:tc>
+          <w:tcPr>
+            <w:tcBorders>
+              <w:bottom w:val="none" w:sz="0" w:space="0" w:color="000000"/>
+              <w:top w:val="none" w:sz="0" w:space="0" w:color="000000"/>
+              <w:left w:val="none" w:sz="0" w:space="0" w:color="000000"/>
+              <w:right w:val="none" w:sz="0" w:space="0" w:color="000000"/>
+            </w:tcBorders>
+            <w:shd w:val="clear" w:color="auto" w:fill="FFFFFF"/>
+            <w:tcMar>
+              <w:top w:w="0" w:type="dxa"/>
+              <w:bottom w:w="0" w:type="dxa"/>
+              <w:left w:w="0" w:type="dxa"/>
+              <w:right w:w="0" w:type="dxa"/>
+            </w:tcMar>
+            <w:vAlign w:val="center"/>
+          </w:tcPr>
+          <w:p>
+            <w:pPr>
+              <w:pStyle w:val="Normal"/>
+              <w:jc w:val="center"/>
+              <w:pBdr>
+                <w:bottom w:val="none" w:sz="0" w:space="0" w:color="000000"/>
+                <w:top w:val="none" w:sz="0" w:space="0" w:color="000000"/>
+                <w:left w:val="none" w:sz="0" w:space="0" w:color="000000"/>
+                <w:right w:val="none" w:sz="0" w:space="0" w:color="000000"/>
+              </w:pBdr>
+              <w:spacing w:after="20" w:before="0" w:line="240"/>
+              <w:ind w:left="0" w:right="120" w:firstLine="0" w:firstLineChars="0"/>
+              <w:rPr>
+                <w:rFonts w:ascii="Arial" w:hAnsi="Arial" w:eastAsia="Arial" w:cs="Arial"/>
+                <w:i w:val="false"/>
+                <w:b w:val="false"/>
+                <w:u w:val="none"/>
+                <w:strike w:val="false"/>
+                <w:sz w:val="18"/>
+                <w:szCs w:val="18"/>
+                <w:color w:val="000000"/>
+              </w:rPr>
+            </w:pPr>
+            <w:r>
+              <w:rPr>
+                <w:rFonts w:ascii="Arial" w:hAnsi="Arial" w:eastAsia="Arial" w:cs="Arial"/>
+                <w:i w:val="false"/>
+                <w:b w:val="false"/>
+                <w:u w:val="none"/>
+                <w:strike w:val="false"/>
+                <w:sz w:val="18"/>
+                <w:szCs w:val="18"/>
+                <w:color w:val="000000"/>
+              </w:rPr>
+              <w:t xml:space="preserve">255 (27%)</w:t>
+            </w:r>
+          </w:p>
+        </w:tc>
+      </w:tr>
+      <w:tr>
+        <w:trPr>
+          <w:trHeight w:val="270" w:hRule="exact"/>
+        </w:trPr>
+        <w:tc>
+          <w:tcPr>
+            <w:tcBorders>
+              <w:bottom w:val="none" w:sz="0" w:space="0" w:color="000000"/>
+              <w:top w:val="none" w:sz="0" w:space="0" w:color="000000"/>
+              <w:left w:val="none" w:sz="0" w:space="0" w:color="000000"/>
+              <w:right w:val="none" w:sz="0" w:space="0" w:color="000000"/>
+            </w:tcBorders>
+            <w:shd w:val="clear" w:color="auto" w:fill="FFFFFF"/>
+            <w:tcMar>
+              <w:top w:w="0" w:type="dxa"/>
+              <w:bottom w:w="0" w:type="dxa"/>
+              <w:left w:w="0" w:type="dxa"/>
+              <w:right w:w="0" w:type="dxa"/>
+            </w:tcMar>
+            <w:vAlign w:val="center"/>
+          </w:tcPr>
+          <w:p>
+            <w:pPr>
+              <w:pStyle w:val="Normal"/>
+              <w:jc w:val="left"/>
+              <w:pBdr>
+                <w:bottom w:val="none" w:sz="0" w:space="0" w:color="000000"/>
+                <w:top w:val="none" w:sz="0" w:space="0" w:color="000000"/>
+                <w:left w:val="none" w:sz="0" w:space="0" w:color="000000"/>
+                <w:right w:val="none" w:sz="0" w:space="0" w:color="000000"/>
+              </w:pBdr>
+              <w:spacing w:after="20" w:before="0" w:line="240"/>
+              <w:ind w:left="180" w:right="120" w:firstLine="0" w:firstLineChars="0"/>
+              <w:rPr>
+                <w:rFonts w:ascii="Arial" w:hAnsi="Arial" w:eastAsia="Arial" w:cs="Arial"/>
+                <w:i w:val="false"/>
+                <w:b w:val="false"/>
+                <w:u w:val="none"/>
+                <w:strike w:val="false"/>
+                <w:sz w:val="18"/>
+                <w:szCs w:val="18"/>
+                <w:color w:val="000000"/>
+              </w:rPr>
+            </w:pPr>
+            <w:r>
+              <w:rPr>
+                <w:rFonts w:ascii="Arial" w:hAnsi="Arial" w:eastAsia="Arial" w:cs="Arial"/>
+                <w:i w:val="false"/>
+                <w:b w:val="false"/>
+                <w:u w:val="none"/>
+                <w:strike w:val="false"/>
+                <w:sz w:val="18"/>
+                <w:szCs w:val="18"/>
+                <w:color w:val="000000"/>
+              </w:rPr>
+              <w:t xml:space="preserve">Tumor adherence</w:t>
+            </w:r>
+          </w:p>
+        </w:tc>
+        <w:tc>
+          <w:tcPr>
+            <w:tcBorders>
+              <w:bottom w:val="none" w:sz="0" w:space="0" w:color="000000"/>
+              <w:top w:val="none" w:sz="0" w:space="0" w:color="000000"/>
+              <w:left w:val="none" w:sz="0" w:space="0" w:color="000000"/>
+              <w:right w:val="none" w:sz="0" w:space="0" w:color="000000"/>
+            </w:tcBorders>
+            <w:shd w:val="clear" w:color="auto" w:fill="FFFFFF"/>
+            <w:tcMar>
+              <w:top w:w="0" w:type="dxa"/>
+              <w:bottom w:w="0" w:type="dxa"/>
+              <w:left w:w="0" w:type="dxa"/>
+              <w:right w:w="0" w:type="dxa"/>
+            </w:tcMar>
+            <w:vAlign w:val="center"/>
+          </w:tcPr>
+          <w:p>
+            <w:pPr>
+              <w:pStyle w:val="Normal"/>
+              <w:jc w:val="center"/>
+              <w:pBdr>
+                <w:bottom w:val="none" w:sz="0" w:space="0" w:color="000000"/>
+                <w:top w:val="none" w:sz="0" w:space="0" w:color="000000"/>
+                <w:left w:val="none" w:sz="0" w:space="0" w:color="000000"/>
+                <w:right w:val="none" w:sz="0" w:space="0" w:color="000000"/>
+              </w:pBdr>
+              <w:spacing w:after="20" w:before="0" w:line="240"/>
+              <w:ind w:left="0" w:right="120" w:firstLine="0" w:firstLineChars="0"/>
+              <w:rPr>
+                <w:rFonts w:ascii="Arial" w:hAnsi="Arial" w:eastAsia="Arial" w:cs="Arial"/>
+                <w:i w:val="false"/>
+                <w:b w:val="false"/>
+                <w:u w:val="none"/>
+                <w:strike w:val="false"/>
+                <w:sz w:val="18"/>
+                <w:szCs w:val="18"/>
+                <w:color w:val="000000"/>
+              </w:rPr>
+            </w:pPr>
+            <w:r>
+              <w:rPr>
+                <w:rFonts w:ascii="Arial" w:hAnsi="Arial" w:eastAsia="Arial" w:cs="Arial"/>
+                <w:i w:val="false"/>
+                <w:b w:val="false"/>
+                <w:u w:val="none"/>
+                <w:strike w:val="false"/>
+                <w:sz w:val="18"/>
+                <w:szCs w:val="18"/>
+                <w:color w:val="000000"/>
+              </w:rPr>
+              <w:t xml:space="preserve">135 (15%)</w:t>
+            </w:r>
+          </w:p>
+        </w:tc>
+      </w:tr>
+      <w:tr>
+        <w:trPr>
+          <w:trHeight w:val="270" w:hRule="exact"/>
+        </w:trPr>
+        <w:tc>
+          <w:tcPr>
+            <w:tcBorders>
+              <w:bottom w:val="none" w:sz="0" w:space="0" w:color="000000"/>
+              <w:top w:val="none" w:sz="0" w:space="0" w:color="000000"/>
+              <w:left w:val="none" w:sz="0" w:space="0" w:color="000000"/>
+              <w:right w:val="none" w:sz="0" w:space="0" w:color="000000"/>
+            </w:tcBorders>
+            <w:shd w:val="clear" w:color="auto" w:fill="FFFFFF"/>
+            <w:tcMar>
+              <w:top w:w="0" w:type="dxa"/>
+              <w:bottom w:w="0" w:type="dxa"/>
+              <w:left w:w="0" w:type="dxa"/>
+              <w:right w:w="0" w:type="dxa"/>
+            </w:tcMar>
+            <w:vAlign w:val="center"/>
+          </w:tcPr>
+          <w:p>
+            <w:pPr>
+              <w:pStyle w:val="Normal"/>
+              <w:jc w:val="left"/>
+              <w:pBdr>
+                <w:bottom w:val="none" w:sz="0" w:space="0" w:color="000000"/>
+                <w:top w:val="none" w:sz="0" w:space="0" w:color="000000"/>
+                <w:left w:val="none" w:sz="0" w:space="0" w:color="000000"/>
+                <w:right w:val="none" w:sz="0" w:space="0" w:color="000000"/>
+              </w:pBdr>
+              <w:spacing w:after="20" w:before="0" w:line="240"/>
+              <w:ind w:left="180" w:right="120" w:firstLine="0" w:firstLineChars="0"/>
+              <w:rPr>
+                <w:rFonts w:ascii="Arial" w:hAnsi="Arial" w:eastAsia="Arial" w:cs="Arial"/>
+                <w:i w:val="false"/>
+                <w:b w:val="false"/>
+                <w:u w:val="single"/>
+                <w:strike w:val="false"/>
+                <w:sz w:val="18"/>
+                <w:szCs w:val="18"/>
+                <w:color w:val="000000"/>
+              </w:rPr>
+            </w:pPr>
+            <w:r>
+              <w:rPr>
+                <w:rFonts w:ascii="Arial" w:hAnsi="Arial" w:eastAsia="Arial" w:cs="Arial"/>
+                <w:i w:val="false"/>
+                <w:b w:val="false"/>
+                <w:u w:val="single"/>
+                <w:strike w:val="false"/>
+                <w:sz w:val="18"/>
+                <w:szCs w:val="18"/>
+                <w:color w:val="000000"/>
+              </w:rPr>
+              <w:t xml:space="preserve">Tumor differentiation</w:t>
+            </w:r>
+          </w:p>
+        </w:tc>
+        <w:tc>
+          <w:tcPr>
+            <w:tcBorders>
+              <w:bottom w:val="none" w:sz="0" w:space="0" w:color="000000"/>
+              <w:top w:val="none" w:sz="0" w:space="0" w:color="000000"/>
+              <w:left w:val="none" w:sz="0" w:space="0" w:color="000000"/>
+              <w:right w:val="none" w:sz="0" w:space="0" w:color="000000"/>
+            </w:tcBorders>
+            <w:shd w:val="clear" w:color="auto" w:fill="FFFFFF"/>
+            <w:tcMar>
+              <w:top w:w="0" w:type="dxa"/>
+              <w:bottom w:w="0" w:type="dxa"/>
+              <w:left w:w="0" w:type="dxa"/>
+              <w:right w:w="0" w:type="dxa"/>
+            </w:tcMar>
+            <w:vAlign w:val="center"/>
+          </w:tcPr>
+          <w:p>
+            <w:pPr>
+              <w:pStyle w:val="Normal"/>
+              <w:jc w:val="center"/>
+              <w:pBdr>
+                <w:bottom w:val="none" w:sz="0" w:space="0" w:color="000000"/>
+                <w:top w:val="none" w:sz="0" w:space="0" w:color="000000"/>
+                <w:left w:val="none" w:sz="0" w:space="0" w:color="000000"/>
+                <w:right w:val="none" w:sz="0" w:space="0" w:color="000000"/>
+              </w:pBdr>
+              <w:spacing w:after="20" w:before="0" w:line="240"/>
+              <w:ind w:left="0" w:right="120" w:firstLine="0" w:firstLineChars="0"/>
+              <w:rPr>
+                <w:rFonts w:ascii="Arial" w:hAnsi="Arial" w:eastAsia="Arial" w:cs="Arial"/>
+                <w:i w:val="false"/>
+                <w:b w:val="false"/>
+                <w:u w:val="none"/>
+                <w:strike w:val="false"/>
+                <w:sz w:val="18"/>
+                <w:szCs w:val="18"/>
+                <w:color w:val="000000"/>
+              </w:rPr>
+            </w:pPr>
+            <w:r>
+              <w:rPr>
+                <w:rFonts w:ascii="Arial" w:hAnsi="Arial" w:eastAsia="Arial" w:cs="Arial"/>
+                <w:i w:val="false"/>
+                <w:b w:val="false"/>
+                <w:u w:val="none"/>
+                <w:strike w:val="false"/>
+                <w:sz w:val="18"/>
+                <w:szCs w:val="18"/>
+                <w:color w:val="000000"/>
+              </w:rPr>
+              <w:t xml:space="preserve"/>
+            </w:r>
+          </w:p>
+        </w:tc>
+      </w:tr>
+      <w:tr>
+        <w:trPr>
+          <w:trHeight w:val="270" w:hRule="exact"/>
+        </w:trPr>
+        <w:tc>
+          <w:tcPr>
+            <w:tcBorders>
+              <w:bottom w:val="none" w:sz="0" w:space="0" w:color="000000"/>
+              <w:top w:val="none" w:sz="0" w:space="0" w:color="000000"/>
+              <w:left w:val="none" w:sz="0" w:space="0" w:color="000000"/>
+              <w:right w:val="none" w:sz="0" w:space="0" w:color="000000"/>
+            </w:tcBorders>
+            <w:shd w:val="clear" w:color="auto" w:fill="FFFFFF"/>
+            <w:tcMar>
+              <w:top w:w="0" w:type="dxa"/>
+              <w:bottom w:w="0" w:type="dxa"/>
+              <w:left w:w="0" w:type="dxa"/>
+              <w:right w:w="0" w:type="dxa"/>
+            </w:tcMar>
+            <w:vAlign w:val="center"/>
+          </w:tcPr>
+          <w:p>
+            <w:pPr>
+              <w:pStyle w:val="Normal"/>
+              <w:jc w:val="left"/>
+              <w:pBdr>
+                <w:bottom w:val="none" w:sz="0" w:space="0" w:color="000000"/>
+                <w:top w:val="none" w:sz="0" w:space="0" w:color="000000"/>
+                <w:left w:val="none" w:sz="0" w:space="0" w:color="000000"/>
+                <w:right w:val="none" w:sz="0" w:space="0" w:color="000000"/>
+              </w:pBdr>
+              <w:spacing w:after="20" w:before="0" w:line="240"/>
+              <w:ind w:left="300" w:right="120" w:firstLine="0" w:firstLineChars="0"/>
+              <w:rPr>
+                <w:rFonts w:ascii="Arial" w:hAnsi="Arial" w:eastAsia="Arial" w:cs="Arial"/>
+                <w:i w:val="true"/>
+                <w:b w:val="false"/>
+                <w:u w:val="none"/>
+                <w:strike w:val="false"/>
+                <w:sz w:val="18"/>
+                <w:szCs w:val="18"/>
+                <w:color w:val="000000"/>
+              </w:rPr>
+            </w:pPr>
+            <w:r>
+              <w:rPr>
+                <w:rFonts w:ascii="Arial" w:hAnsi="Arial" w:eastAsia="Arial" w:cs="Arial"/>
+                <w:i w:val="true"/>
+                <w:b w:val="false"/>
+                <w:u w:val="none"/>
+                <w:strike w:val="false"/>
+                <w:sz w:val="18"/>
+                <w:szCs w:val="18"/>
+                <w:color w:val="000000"/>
+              </w:rPr>
+              <w:t xml:space="preserve">Well</w:t>
+            </w:r>
+          </w:p>
+        </w:tc>
+        <w:tc>
+          <w:tcPr>
+            <w:tcBorders>
+              <w:bottom w:val="none" w:sz="0" w:space="0" w:color="000000"/>
+              <w:top w:val="none" w:sz="0" w:space="0" w:color="000000"/>
+              <w:left w:val="none" w:sz="0" w:space="0" w:color="000000"/>
+              <w:right w:val="none" w:sz="0" w:space="0" w:color="000000"/>
+            </w:tcBorders>
+            <w:shd w:val="clear" w:color="auto" w:fill="FFFFFF"/>
+            <w:tcMar>
+              <w:top w:w="0" w:type="dxa"/>
+              <w:bottom w:w="0" w:type="dxa"/>
+              <w:left w:w="0" w:type="dxa"/>
+              <w:right w:w="0" w:type="dxa"/>
+            </w:tcMar>
+            <w:vAlign w:val="center"/>
+          </w:tcPr>
+          <w:p>
+            <w:pPr>
+              <w:pStyle w:val="Normal"/>
+              <w:jc w:val="center"/>
+              <w:pBdr>
+                <w:bottom w:val="none" w:sz="0" w:space="0" w:color="000000"/>
+                <w:top w:val="none" w:sz="0" w:space="0" w:color="000000"/>
+                <w:left w:val="none" w:sz="0" w:space="0" w:color="000000"/>
+                <w:right w:val="none" w:sz="0" w:space="0" w:color="000000"/>
+              </w:pBdr>
+              <w:spacing w:after="20" w:before="0" w:line="240"/>
+              <w:ind w:left="0" w:right="120" w:firstLine="0" w:firstLineChars="0"/>
+              <w:rPr>
+                <w:rFonts w:ascii="Arial" w:hAnsi="Arial" w:eastAsia="Arial" w:cs="Arial"/>
+                <w:i w:val="false"/>
+                <w:b w:val="false"/>
+                <w:u w:val="none"/>
+                <w:strike w:val="false"/>
+                <w:sz w:val="18"/>
+                <w:szCs w:val="18"/>
+                <w:color w:val="000000"/>
+              </w:rPr>
+            </w:pPr>
+            <w:r>
+              <w:rPr>
+                <w:rFonts w:ascii="Arial" w:hAnsi="Arial" w:eastAsia="Arial" w:cs="Arial"/>
+                <w:i w:val="false"/>
+                <w:b w:val="false"/>
+                <w:u w:val="none"/>
+                <w:strike w:val="false"/>
+                <w:sz w:val="18"/>
+                <w:szCs w:val="18"/>
+                <w:color w:val="000000"/>
+              </w:rPr>
+              <w:t xml:space="preserve">93 (10%)</w:t>
+            </w:r>
+          </w:p>
+        </w:tc>
+      </w:tr>
+      <w:tr>
+        <w:trPr>
+          <w:trHeight w:val="270" w:hRule="exact"/>
+        </w:trPr>
+        <w:tc>
+          <w:tcPr>
+            <w:tcBorders>
+              <w:bottom w:val="none" w:sz="0" w:space="0" w:color="000000"/>
+              <w:top w:val="none" w:sz="0" w:space="0" w:color="000000"/>
+              <w:left w:val="none" w:sz="0" w:space="0" w:color="000000"/>
+              <w:right w:val="none" w:sz="0" w:space="0" w:color="000000"/>
+            </w:tcBorders>
+            <w:shd w:val="clear" w:color="auto" w:fill="FFFFFF"/>
+            <w:tcMar>
+              <w:top w:w="0" w:type="dxa"/>
+              <w:bottom w:w="0" w:type="dxa"/>
+              <w:left w:w="0" w:type="dxa"/>
+              <w:right w:w="0" w:type="dxa"/>
+            </w:tcMar>
+            <w:vAlign w:val="center"/>
+          </w:tcPr>
+          <w:p>
+            <w:pPr>
+              <w:pStyle w:val="Normal"/>
+              <w:jc w:val="left"/>
+              <w:pBdr>
+                <w:bottom w:val="none" w:sz="0" w:space="0" w:color="000000"/>
+                <w:top w:val="none" w:sz="0" w:space="0" w:color="000000"/>
+                <w:left w:val="none" w:sz="0" w:space="0" w:color="000000"/>
+                <w:right w:val="none" w:sz="0" w:space="0" w:color="000000"/>
+              </w:pBdr>
+              <w:spacing w:after="20" w:before="0" w:line="240"/>
+              <w:ind w:left="300" w:right="120" w:firstLine="0" w:firstLineChars="0"/>
+              <w:rPr>
+                <w:rFonts w:ascii="Arial" w:hAnsi="Arial" w:eastAsia="Arial" w:cs="Arial"/>
+                <w:i w:val="true"/>
+                <w:b w:val="false"/>
+                <w:u w:val="none"/>
+                <w:strike w:val="false"/>
+                <w:sz w:val="18"/>
+                <w:szCs w:val="18"/>
+                <w:color w:val="000000"/>
+              </w:rPr>
+            </w:pPr>
+            <w:r>
+              <w:rPr>
+                <w:rFonts w:ascii="Arial" w:hAnsi="Arial" w:eastAsia="Arial" w:cs="Arial"/>
+                <w:i w:val="true"/>
+                <w:b w:val="false"/>
+                <w:u w:val="none"/>
+                <w:strike w:val="false"/>
+                <w:sz w:val="18"/>
+                <w:szCs w:val="18"/>
+                <w:color w:val="000000"/>
+              </w:rPr>
+              <w:t xml:space="preserve">Moderate</w:t>
+            </w:r>
+          </w:p>
+        </w:tc>
+        <w:tc>
+          <w:tcPr>
+            <w:tcBorders>
+              <w:bottom w:val="none" w:sz="0" w:space="0" w:color="000000"/>
+              <w:top w:val="none" w:sz="0" w:space="0" w:color="000000"/>
+              <w:left w:val="none" w:sz="0" w:space="0" w:color="000000"/>
+              <w:right w:val="none" w:sz="0" w:space="0" w:color="000000"/>
+            </w:tcBorders>
+            <w:shd w:val="clear" w:color="auto" w:fill="FFFFFF"/>
+            <w:tcMar>
+              <w:top w:w="0" w:type="dxa"/>
+              <w:bottom w:w="0" w:type="dxa"/>
+              <w:left w:w="0" w:type="dxa"/>
+              <w:right w:w="0" w:type="dxa"/>
+            </w:tcMar>
+            <w:vAlign w:val="center"/>
+          </w:tcPr>
+          <w:p>
+            <w:pPr>
+              <w:pStyle w:val="Normal"/>
+              <w:jc w:val="center"/>
+              <w:pBdr>
+                <w:bottom w:val="none" w:sz="0" w:space="0" w:color="000000"/>
+                <w:top w:val="none" w:sz="0" w:space="0" w:color="000000"/>
+                <w:left w:val="none" w:sz="0" w:space="0" w:color="000000"/>
+                <w:right w:val="none" w:sz="0" w:space="0" w:color="000000"/>
+              </w:pBdr>
+              <w:spacing w:after="20" w:before="0" w:line="240"/>
+              <w:ind w:left="0" w:right="120" w:firstLine="0" w:firstLineChars="0"/>
+              <w:rPr>
+                <w:rFonts w:ascii="Arial" w:hAnsi="Arial" w:eastAsia="Arial" w:cs="Arial"/>
+                <w:i w:val="false"/>
+                <w:b w:val="false"/>
+                <w:u w:val="none"/>
+                <w:strike w:val="false"/>
+                <w:sz w:val="18"/>
+                <w:szCs w:val="18"/>
+                <w:color w:val="000000"/>
+              </w:rPr>
+            </w:pPr>
+            <w:r>
+              <w:rPr>
+                <w:rFonts w:ascii="Arial" w:hAnsi="Arial" w:eastAsia="Arial" w:cs="Arial"/>
+                <w:i w:val="false"/>
+                <w:b w:val="false"/>
+                <w:u w:val="none"/>
+                <w:strike w:val="false"/>
+                <w:sz w:val="18"/>
+                <w:szCs w:val="18"/>
+                <w:color w:val="000000"/>
+              </w:rPr>
+              <w:t xml:space="preserve">663 (73%)</w:t>
+            </w:r>
+          </w:p>
+        </w:tc>
+      </w:tr>
+      <w:tr>
+        <w:trPr>
+          <w:trHeight w:val="270" w:hRule="exact"/>
+        </w:trPr>
+        <w:tc>
+          <w:tcPr>
+            <w:tcBorders>
+              <w:bottom w:val="none" w:sz="0" w:space="0" w:color="000000"/>
+              <w:top w:val="none" w:sz="0" w:space="0" w:color="000000"/>
+              <w:left w:val="none" w:sz="0" w:space="0" w:color="000000"/>
+              <w:right w:val="none" w:sz="0" w:space="0" w:color="000000"/>
+            </w:tcBorders>
+            <w:shd w:val="clear" w:color="auto" w:fill="FFFFFF"/>
+            <w:tcMar>
+              <w:top w:w="0" w:type="dxa"/>
+              <w:bottom w:w="0" w:type="dxa"/>
+              <w:left w:w="0" w:type="dxa"/>
+              <w:right w:w="0" w:type="dxa"/>
+            </w:tcMar>
+            <w:vAlign w:val="center"/>
+          </w:tcPr>
+          <w:p>
+            <w:pPr>
+              <w:pStyle w:val="Normal"/>
+              <w:jc w:val="left"/>
+              <w:pBdr>
+                <w:bottom w:val="none" w:sz="0" w:space="0" w:color="000000"/>
+                <w:top w:val="none" w:sz="0" w:space="0" w:color="000000"/>
+                <w:left w:val="none" w:sz="0" w:space="0" w:color="000000"/>
+                <w:right w:val="none" w:sz="0" w:space="0" w:color="000000"/>
+              </w:pBdr>
+              <w:spacing w:after="20" w:before="0" w:line="240"/>
+              <w:ind w:left="300" w:right="120" w:firstLine="0" w:firstLineChars="0"/>
+              <w:rPr>
+                <w:rFonts w:ascii="Arial" w:hAnsi="Arial" w:eastAsia="Arial" w:cs="Arial"/>
+                <w:i w:val="true"/>
+                <w:b w:val="false"/>
+                <w:u w:val="none"/>
+                <w:strike w:val="false"/>
+                <w:sz w:val="18"/>
+                <w:szCs w:val="18"/>
+                <w:color w:val="000000"/>
+              </w:rPr>
+            </w:pPr>
+            <w:r>
+              <w:rPr>
+                <w:rFonts w:ascii="Arial" w:hAnsi="Arial" w:eastAsia="Arial" w:cs="Arial"/>
+                <w:i w:val="true"/>
+                <w:b w:val="false"/>
+                <w:u w:val="none"/>
+                <w:strike w:val="false"/>
+                <w:sz w:val="18"/>
+                <w:szCs w:val="18"/>
+                <w:color w:val="000000"/>
+              </w:rPr>
+              <w:t xml:space="preserve">Poor</w:t>
+            </w:r>
+          </w:p>
+        </w:tc>
+        <w:tc>
+          <w:tcPr>
+            <w:tcBorders>
+              <w:bottom w:val="none" w:sz="0" w:space="0" w:color="000000"/>
+              <w:top w:val="none" w:sz="0" w:space="0" w:color="000000"/>
+              <w:left w:val="none" w:sz="0" w:space="0" w:color="000000"/>
+              <w:right w:val="none" w:sz="0" w:space="0" w:color="000000"/>
+            </w:tcBorders>
+            <w:shd w:val="clear" w:color="auto" w:fill="FFFFFF"/>
+            <w:tcMar>
+              <w:top w:w="0" w:type="dxa"/>
+              <w:bottom w:w="0" w:type="dxa"/>
+              <w:left w:w="0" w:type="dxa"/>
+              <w:right w:w="0" w:type="dxa"/>
+            </w:tcMar>
+            <w:vAlign w:val="center"/>
+          </w:tcPr>
+          <w:p>
+            <w:pPr>
+              <w:pStyle w:val="Normal"/>
+              <w:jc w:val="center"/>
+              <w:pBdr>
+                <w:bottom w:val="none" w:sz="0" w:space="0" w:color="000000"/>
+                <w:top w:val="none" w:sz="0" w:space="0" w:color="000000"/>
+                <w:left w:val="none" w:sz="0" w:space="0" w:color="000000"/>
+                <w:right w:val="none" w:sz="0" w:space="0" w:color="000000"/>
+              </w:pBdr>
+              <w:spacing w:after="20" w:before="0" w:line="240"/>
+              <w:ind w:left="0" w:right="120" w:firstLine="0" w:firstLineChars="0"/>
+              <w:rPr>
+                <w:rFonts w:ascii="Arial" w:hAnsi="Arial" w:eastAsia="Arial" w:cs="Arial"/>
+                <w:i w:val="false"/>
+                <w:b w:val="false"/>
+                <w:u w:val="none"/>
+                <w:strike w:val="false"/>
+                <w:sz w:val="18"/>
+                <w:szCs w:val="18"/>
+                <w:color w:val="000000"/>
+              </w:rPr>
+            </w:pPr>
+            <w:r>
+              <w:rPr>
+                <w:rFonts w:ascii="Arial" w:hAnsi="Arial" w:eastAsia="Arial" w:cs="Arial"/>
+                <w:i w:val="false"/>
+                <w:b w:val="false"/>
+                <w:u w:val="none"/>
+                <w:strike w:val="false"/>
+                <w:sz w:val="18"/>
+                <w:szCs w:val="18"/>
+                <w:color w:val="000000"/>
+              </w:rPr>
+              <w:t xml:space="preserve">150 (17%)</w:t>
+            </w:r>
+          </w:p>
+        </w:tc>
+      </w:tr>
+      <w:tr>
+        <w:trPr>
+          <w:trHeight w:val="270" w:hRule="exact"/>
+        </w:trPr>
+        <w:tc>
+          <w:tcPr>
+            <w:tcBorders>
+              <w:bottom w:val="none" w:sz="0" w:space="0" w:color="000000"/>
+              <w:top w:val="none" w:sz="0" w:space="0" w:color="000000"/>
+              <w:left w:val="none" w:sz="0" w:space="0" w:color="000000"/>
+              <w:right w:val="none" w:sz="0" w:space="0" w:color="000000"/>
+            </w:tcBorders>
+            <w:shd w:val="clear" w:color="auto" w:fill="FFFFFF"/>
+            <w:tcMar>
+              <w:top w:w="0" w:type="dxa"/>
+              <w:bottom w:w="0" w:type="dxa"/>
+              <w:left w:w="0" w:type="dxa"/>
+              <w:right w:w="0" w:type="dxa"/>
+            </w:tcMar>
+            <w:vAlign w:val="center"/>
+          </w:tcPr>
+          <w:p>
+            <w:pPr>
+              <w:pStyle w:val="Normal"/>
+              <w:jc w:val="left"/>
+              <w:pBdr>
+                <w:bottom w:val="none" w:sz="0" w:space="0" w:color="000000"/>
+                <w:top w:val="none" w:sz="0" w:space="0" w:color="000000"/>
+                <w:left w:val="none" w:sz="0" w:space="0" w:color="000000"/>
+                <w:right w:val="none" w:sz="0" w:space="0" w:color="000000"/>
+              </w:pBdr>
+              <w:spacing w:after="20" w:before="0" w:line="240"/>
+              <w:ind w:left="180" w:right="120" w:firstLine="0" w:firstLineChars="0"/>
+              <w:rPr>
+                <w:rFonts w:ascii="Arial" w:hAnsi="Arial" w:eastAsia="Arial" w:cs="Arial"/>
+                <w:i w:val="false"/>
+                <w:b w:val="false"/>
+                <w:u w:val="single"/>
+                <w:strike w:val="false"/>
+                <w:sz w:val="18"/>
+                <w:szCs w:val="18"/>
+                <w:color w:val="000000"/>
+              </w:rPr>
+            </w:pPr>
+            <w:r>
+              <w:rPr>
+                <w:rFonts w:ascii="Arial" w:hAnsi="Arial" w:eastAsia="Arial" w:cs="Arial"/>
+                <w:i w:val="false"/>
+                <w:b w:val="false"/>
+                <w:u w:val="single"/>
+                <w:strike w:val="false"/>
+                <w:sz w:val="18"/>
+                <w:szCs w:val="18"/>
+                <w:color w:val="000000"/>
+              </w:rPr>
+              <w:t xml:space="preserve">Extent of local spread</w:t>
+            </w:r>
+          </w:p>
+        </w:tc>
+        <w:tc>
+          <w:tcPr>
+            <w:tcBorders>
+              <w:bottom w:val="none" w:sz="0" w:space="0" w:color="000000"/>
+              <w:top w:val="none" w:sz="0" w:space="0" w:color="000000"/>
+              <w:left w:val="none" w:sz="0" w:space="0" w:color="000000"/>
+              <w:right w:val="none" w:sz="0" w:space="0" w:color="000000"/>
+            </w:tcBorders>
+            <w:shd w:val="clear" w:color="auto" w:fill="FFFFFF"/>
+            <w:tcMar>
+              <w:top w:w="0" w:type="dxa"/>
+              <w:bottom w:w="0" w:type="dxa"/>
+              <w:left w:w="0" w:type="dxa"/>
+              <w:right w:w="0" w:type="dxa"/>
+            </w:tcMar>
+            <w:vAlign w:val="center"/>
+          </w:tcPr>
+          <w:p>
+            <w:pPr>
+              <w:pStyle w:val="Normal"/>
+              <w:jc w:val="center"/>
+              <w:pBdr>
+                <w:bottom w:val="none" w:sz="0" w:space="0" w:color="000000"/>
+                <w:top w:val="none" w:sz="0" w:space="0" w:color="000000"/>
+                <w:left w:val="none" w:sz="0" w:space="0" w:color="000000"/>
+                <w:right w:val="none" w:sz="0" w:space="0" w:color="000000"/>
+              </w:pBdr>
+              <w:spacing w:after="20" w:before="0" w:line="240"/>
+              <w:ind w:left="0" w:right="120" w:firstLine="0" w:firstLineChars="0"/>
+              <w:rPr>
+                <w:rFonts w:ascii="Arial" w:hAnsi="Arial" w:eastAsia="Arial" w:cs="Arial"/>
+                <w:i w:val="false"/>
+                <w:b w:val="false"/>
+                <w:u w:val="none"/>
+                <w:strike w:val="false"/>
+                <w:sz w:val="18"/>
+                <w:szCs w:val="18"/>
+                <w:color w:val="000000"/>
+              </w:rPr>
+            </w:pPr>
+            <w:r>
+              <w:rPr>
+                <w:rFonts w:ascii="Arial" w:hAnsi="Arial" w:eastAsia="Arial" w:cs="Arial"/>
+                <w:i w:val="false"/>
+                <w:b w:val="false"/>
+                <w:u w:val="none"/>
+                <w:strike w:val="false"/>
+                <w:sz w:val="18"/>
+                <w:szCs w:val="18"/>
+                <w:color w:val="000000"/>
+              </w:rPr>
+              <w:t xml:space="preserve"/>
+            </w:r>
+          </w:p>
+        </w:tc>
+      </w:tr>
+      <w:tr>
+        <w:trPr>
+          <w:trHeight w:val="270" w:hRule="exact"/>
+        </w:trPr>
+        <w:tc>
+          <w:tcPr>
+            <w:tcBorders>
+              <w:bottom w:val="none" w:sz="0" w:space="0" w:color="000000"/>
+              <w:top w:val="none" w:sz="0" w:space="0" w:color="000000"/>
+              <w:left w:val="none" w:sz="0" w:space="0" w:color="000000"/>
+              <w:right w:val="none" w:sz="0" w:space="0" w:color="000000"/>
+            </w:tcBorders>
+            <w:shd w:val="clear" w:color="auto" w:fill="FFFFFF"/>
+            <w:tcMar>
+              <w:top w:w="0" w:type="dxa"/>
+              <w:bottom w:w="0" w:type="dxa"/>
+              <w:left w:w="0" w:type="dxa"/>
+              <w:right w:w="0" w:type="dxa"/>
+            </w:tcMar>
+            <w:vAlign w:val="center"/>
+          </w:tcPr>
+          <w:p>
+            <w:pPr>
+              <w:pStyle w:val="Normal"/>
+              <w:jc w:val="left"/>
+              <w:pBdr>
+                <w:bottom w:val="none" w:sz="0" w:space="0" w:color="000000"/>
+                <w:top w:val="none" w:sz="0" w:space="0" w:color="000000"/>
+                <w:left w:val="none" w:sz="0" w:space="0" w:color="000000"/>
+                <w:right w:val="none" w:sz="0" w:space="0" w:color="000000"/>
+              </w:pBdr>
+              <w:spacing w:after="20" w:before="0" w:line="240"/>
+              <w:ind w:left="300" w:right="120" w:firstLine="0" w:firstLineChars="0"/>
+              <w:rPr>
+                <w:rFonts w:ascii="Arial" w:hAnsi="Arial" w:eastAsia="Arial" w:cs="Arial"/>
+                <w:i w:val="true"/>
+                <w:b w:val="false"/>
+                <w:u w:val="none"/>
+                <w:strike w:val="false"/>
+                <w:sz w:val="18"/>
+                <w:szCs w:val="18"/>
+                <w:color w:val="000000"/>
+              </w:rPr>
+            </w:pPr>
+            <w:r>
+              <w:rPr>
+                <w:rFonts w:ascii="Arial" w:hAnsi="Arial" w:eastAsia="Arial" w:cs="Arial"/>
+                <w:i w:val="true"/>
+                <w:b w:val="false"/>
+                <w:u w:val="none"/>
+                <w:strike w:val="false"/>
+                <w:sz w:val="18"/>
+                <w:szCs w:val="18"/>
+                <w:color w:val="000000"/>
+              </w:rPr>
+              <w:t xml:space="preserve">Submucosa</w:t>
+            </w:r>
+          </w:p>
+        </w:tc>
+        <w:tc>
+          <w:tcPr>
+            <w:tcBorders>
+              <w:bottom w:val="none" w:sz="0" w:space="0" w:color="000000"/>
+              <w:top w:val="none" w:sz="0" w:space="0" w:color="000000"/>
+              <w:left w:val="none" w:sz="0" w:space="0" w:color="000000"/>
+              <w:right w:val="none" w:sz="0" w:space="0" w:color="000000"/>
+            </w:tcBorders>
+            <w:shd w:val="clear" w:color="auto" w:fill="FFFFFF"/>
+            <w:tcMar>
+              <w:top w:w="0" w:type="dxa"/>
+              <w:bottom w:w="0" w:type="dxa"/>
+              <w:left w:w="0" w:type="dxa"/>
+              <w:right w:w="0" w:type="dxa"/>
+            </w:tcMar>
+            <w:vAlign w:val="center"/>
+          </w:tcPr>
+          <w:p>
+            <w:pPr>
+              <w:pStyle w:val="Normal"/>
+              <w:jc w:val="center"/>
+              <w:pBdr>
+                <w:bottom w:val="none" w:sz="0" w:space="0" w:color="000000"/>
+                <w:top w:val="none" w:sz="0" w:space="0" w:color="000000"/>
+                <w:left w:val="none" w:sz="0" w:space="0" w:color="000000"/>
+                <w:right w:val="none" w:sz="0" w:space="0" w:color="000000"/>
+              </w:pBdr>
+              <w:spacing w:after="20" w:before="0" w:line="240"/>
+              <w:ind w:left="0" w:right="120" w:firstLine="0" w:firstLineChars="0"/>
+              <w:rPr>
+                <w:rFonts w:ascii="Arial" w:hAnsi="Arial" w:eastAsia="Arial" w:cs="Arial"/>
+                <w:i w:val="false"/>
+                <w:b w:val="false"/>
+                <w:u w:val="none"/>
+                <w:strike w:val="false"/>
+                <w:sz w:val="18"/>
+                <w:szCs w:val="18"/>
+                <w:color w:val="000000"/>
+              </w:rPr>
+            </w:pPr>
+            <w:r>
+              <w:rPr>
+                <w:rFonts w:ascii="Arial" w:hAnsi="Arial" w:eastAsia="Arial" w:cs="Arial"/>
+                <w:i w:val="false"/>
+                <w:b w:val="false"/>
+                <w:u w:val="none"/>
+                <w:strike w:val="false"/>
+                <w:sz w:val="18"/>
+                <w:szCs w:val="18"/>
+                <w:color w:val="000000"/>
+              </w:rPr>
+              <w:t xml:space="preserve">21 (2%)</w:t>
+            </w:r>
+          </w:p>
+        </w:tc>
+      </w:tr>
+      <w:tr>
+        <w:trPr>
+          <w:trHeight w:val="270" w:hRule="exact"/>
+        </w:trPr>
+        <w:tc>
+          <w:tcPr>
+            <w:tcBorders>
+              <w:bottom w:val="none" w:sz="0" w:space="0" w:color="000000"/>
+              <w:top w:val="none" w:sz="0" w:space="0" w:color="000000"/>
+              <w:left w:val="none" w:sz="0" w:space="0" w:color="000000"/>
+              <w:right w:val="none" w:sz="0" w:space="0" w:color="000000"/>
+            </w:tcBorders>
+            <w:shd w:val="clear" w:color="auto" w:fill="FFFFFF"/>
+            <w:tcMar>
+              <w:top w:w="0" w:type="dxa"/>
+              <w:bottom w:w="0" w:type="dxa"/>
+              <w:left w:w="0" w:type="dxa"/>
+              <w:right w:w="0" w:type="dxa"/>
+            </w:tcMar>
+            <w:vAlign w:val="center"/>
+          </w:tcPr>
+          <w:p>
+            <w:pPr>
+              <w:pStyle w:val="Normal"/>
+              <w:jc w:val="left"/>
+              <w:pBdr>
+                <w:bottom w:val="none" w:sz="0" w:space="0" w:color="000000"/>
+                <w:top w:val="none" w:sz="0" w:space="0" w:color="000000"/>
+                <w:left w:val="none" w:sz="0" w:space="0" w:color="000000"/>
+                <w:right w:val="none" w:sz="0" w:space="0" w:color="000000"/>
+              </w:pBdr>
+              <w:spacing w:after="20" w:before="0" w:line="240"/>
+              <w:ind w:left="300" w:right="120" w:firstLine="0" w:firstLineChars="0"/>
+              <w:rPr>
+                <w:rFonts w:ascii="Arial" w:hAnsi="Arial" w:eastAsia="Arial" w:cs="Arial"/>
+                <w:i w:val="true"/>
+                <w:b w:val="false"/>
+                <w:u w:val="none"/>
+                <w:strike w:val="false"/>
+                <w:sz w:val="18"/>
+                <w:szCs w:val="18"/>
+                <w:color w:val="000000"/>
+              </w:rPr>
+            </w:pPr>
+            <w:r>
+              <w:rPr>
+                <w:rFonts w:ascii="Arial" w:hAnsi="Arial" w:eastAsia="Arial" w:cs="Arial"/>
+                <w:i w:val="true"/>
+                <w:b w:val="false"/>
+                <w:u w:val="none"/>
+                <w:strike w:val="false"/>
+                <w:sz w:val="18"/>
+                <w:szCs w:val="18"/>
+                <w:color w:val="000000"/>
+              </w:rPr>
+              <w:t xml:space="preserve">Muscle</w:t>
+            </w:r>
+          </w:p>
+        </w:tc>
+        <w:tc>
+          <w:tcPr>
+            <w:tcBorders>
+              <w:bottom w:val="none" w:sz="0" w:space="0" w:color="000000"/>
+              <w:top w:val="none" w:sz="0" w:space="0" w:color="000000"/>
+              <w:left w:val="none" w:sz="0" w:space="0" w:color="000000"/>
+              <w:right w:val="none" w:sz="0" w:space="0" w:color="000000"/>
+            </w:tcBorders>
+            <w:shd w:val="clear" w:color="auto" w:fill="FFFFFF"/>
+            <w:tcMar>
+              <w:top w:w="0" w:type="dxa"/>
+              <w:bottom w:w="0" w:type="dxa"/>
+              <w:left w:w="0" w:type="dxa"/>
+              <w:right w:w="0" w:type="dxa"/>
+            </w:tcMar>
+            <w:vAlign w:val="center"/>
+          </w:tcPr>
+          <w:p>
+            <w:pPr>
+              <w:pStyle w:val="Normal"/>
+              <w:jc w:val="center"/>
+              <w:pBdr>
+                <w:bottom w:val="none" w:sz="0" w:space="0" w:color="000000"/>
+                <w:top w:val="none" w:sz="0" w:space="0" w:color="000000"/>
+                <w:left w:val="none" w:sz="0" w:space="0" w:color="000000"/>
+                <w:right w:val="none" w:sz="0" w:space="0" w:color="000000"/>
+              </w:pBdr>
+              <w:spacing w:after="20" w:before="0" w:line="240"/>
+              <w:ind w:left="0" w:right="120" w:firstLine="0" w:firstLineChars="0"/>
+              <w:rPr>
+                <w:rFonts w:ascii="Arial" w:hAnsi="Arial" w:eastAsia="Arial" w:cs="Arial"/>
+                <w:i w:val="false"/>
+                <w:b w:val="false"/>
+                <w:u w:val="none"/>
+                <w:strike w:val="false"/>
+                <w:sz w:val="18"/>
+                <w:szCs w:val="18"/>
+                <w:color w:val="000000"/>
+              </w:rPr>
+            </w:pPr>
+            <w:r>
+              <w:rPr>
+                <w:rFonts w:ascii="Arial" w:hAnsi="Arial" w:eastAsia="Arial" w:cs="Arial"/>
+                <w:i w:val="false"/>
+                <w:b w:val="false"/>
+                <w:u w:val="none"/>
+                <w:strike w:val="false"/>
+                <w:sz w:val="18"/>
+                <w:szCs w:val="18"/>
+                <w:color w:val="000000"/>
+              </w:rPr>
+              <w:t xml:space="preserve">106 (11%)</w:t>
+            </w:r>
+          </w:p>
+        </w:tc>
+      </w:tr>
+      <w:tr>
+        <w:trPr>
+          <w:trHeight w:val="270" w:hRule="exact"/>
+        </w:trPr>
+        <w:tc>
+          <w:tcPr>
+            <w:tcBorders>
+              <w:bottom w:val="none" w:sz="0" w:space="0" w:color="000000"/>
+              <w:top w:val="none" w:sz="0" w:space="0" w:color="000000"/>
+              <w:left w:val="none" w:sz="0" w:space="0" w:color="000000"/>
+              <w:right w:val="none" w:sz="0" w:space="0" w:color="000000"/>
+            </w:tcBorders>
+            <w:shd w:val="clear" w:color="auto" w:fill="FFFFFF"/>
+            <w:tcMar>
+              <w:top w:w="0" w:type="dxa"/>
+              <w:bottom w:w="0" w:type="dxa"/>
+              <w:left w:w="0" w:type="dxa"/>
+              <w:right w:w="0" w:type="dxa"/>
+            </w:tcMar>
+            <w:vAlign w:val="center"/>
+          </w:tcPr>
+          <w:p>
+            <w:pPr>
+              <w:pStyle w:val="Normal"/>
+              <w:jc w:val="left"/>
+              <w:pBdr>
+                <w:bottom w:val="none" w:sz="0" w:space="0" w:color="000000"/>
+                <w:top w:val="none" w:sz="0" w:space="0" w:color="000000"/>
+                <w:left w:val="none" w:sz="0" w:space="0" w:color="000000"/>
+                <w:right w:val="none" w:sz="0" w:space="0" w:color="000000"/>
+              </w:pBdr>
+              <w:spacing w:after="20" w:before="0" w:line="240"/>
+              <w:ind w:left="300" w:right="120" w:firstLine="0" w:firstLineChars="0"/>
+              <w:rPr>
+                <w:rFonts w:ascii="Arial" w:hAnsi="Arial" w:eastAsia="Arial" w:cs="Arial"/>
+                <w:i w:val="true"/>
+                <w:b w:val="false"/>
+                <w:u w:val="none"/>
+                <w:strike w:val="false"/>
+                <w:sz w:val="18"/>
+                <w:szCs w:val="18"/>
+                <w:color w:val="000000"/>
+              </w:rPr>
+            </w:pPr>
+            <w:r>
+              <w:rPr>
+                <w:rFonts w:ascii="Arial" w:hAnsi="Arial" w:eastAsia="Arial" w:cs="Arial"/>
+                <w:i w:val="true"/>
+                <w:b w:val="false"/>
+                <w:u w:val="none"/>
+                <w:strike w:val="false"/>
+                <w:sz w:val="18"/>
+                <w:szCs w:val="18"/>
+                <w:color w:val="000000"/>
+              </w:rPr>
+              <w:t xml:space="preserve">Serosa</w:t>
+            </w:r>
+          </w:p>
+        </w:tc>
+        <w:tc>
+          <w:tcPr>
+            <w:tcBorders>
+              <w:bottom w:val="none" w:sz="0" w:space="0" w:color="000000"/>
+              <w:top w:val="none" w:sz="0" w:space="0" w:color="000000"/>
+              <w:left w:val="none" w:sz="0" w:space="0" w:color="000000"/>
+              <w:right w:val="none" w:sz="0" w:space="0" w:color="000000"/>
+            </w:tcBorders>
+            <w:shd w:val="clear" w:color="auto" w:fill="FFFFFF"/>
+            <w:tcMar>
+              <w:top w:w="0" w:type="dxa"/>
+              <w:bottom w:w="0" w:type="dxa"/>
+              <w:left w:w="0" w:type="dxa"/>
+              <w:right w:w="0" w:type="dxa"/>
+            </w:tcMar>
+            <w:vAlign w:val="center"/>
+          </w:tcPr>
+          <w:p>
+            <w:pPr>
+              <w:pStyle w:val="Normal"/>
+              <w:jc w:val="center"/>
+              <w:pBdr>
+                <w:bottom w:val="none" w:sz="0" w:space="0" w:color="000000"/>
+                <w:top w:val="none" w:sz="0" w:space="0" w:color="000000"/>
+                <w:left w:val="none" w:sz="0" w:space="0" w:color="000000"/>
+                <w:right w:val="none" w:sz="0" w:space="0" w:color="000000"/>
+              </w:pBdr>
+              <w:spacing w:after="20" w:before="0" w:line="240"/>
+              <w:ind w:left="0" w:right="120" w:firstLine="0" w:firstLineChars="0"/>
+              <w:rPr>
+                <w:rFonts w:ascii="Arial" w:hAnsi="Arial" w:eastAsia="Arial" w:cs="Arial"/>
+                <w:i w:val="false"/>
+                <w:b w:val="false"/>
+                <w:u w:val="none"/>
+                <w:strike w:val="false"/>
+                <w:sz w:val="18"/>
+                <w:szCs w:val="18"/>
+                <w:color w:val="000000"/>
+              </w:rPr>
+            </w:pPr>
+            <w:r>
+              <w:rPr>
+                <w:rFonts w:ascii="Arial" w:hAnsi="Arial" w:eastAsia="Arial" w:cs="Arial"/>
+                <w:i w:val="false"/>
+                <w:b w:val="false"/>
+                <w:u w:val="none"/>
+                <w:strike w:val="false"/>
+                <w:sz w:val="18"/>
+                <w:szCs w:val="18"/>
+                <w:color w:val="000000"/>
+              </w:rPr>
+              <w:t xml:space="preserve">759 (82%)</w:t>
+            </w:r>
+          </w:p>
+        </w:tc>
+      </w:tr>
+      <w:tr>
+        <w:trPr>
+          <w:trHeight w:val="270" w:hRule="exact"/>
+        </w:trPr>
+        <w:tc>
+          <w:tcPr>
+            <w:tcBorders>
+              <w:bottom w:val="none" w:sz="0" w:space="0" w:color="000000"/>
+              <w:top w:val="none" w:sz="0" w:space="0" w:color="000000"/>
+              <w:left w:val="none" w:sz="0" w:space="0" w:color="000000"/>
+              <w:right w:val="none" w:sz="0" w:space="0" w:color="000000"/>
+            </w:tcBorders>
+            <w:shd w:val="clear" w:color="auto" w:fill="FFFFFF"/>
+            <w:tcMar>
+              <w:top w:w="0" w:type="dxa"/>
+              <w:bottom w:w="0" w:type="dxa"/>
+              <w:left w:w="0" w:type="dxa"/>
+              <w:right w:w="0" w:type="dxa"/>
+            </w:tcMar>
+            <w:vAlign w:val="center"/>
+          </w:tcPr>
+          <w:p>
+            <w:pPr>
+              <w:pStyle w:val="Normal"/>
+              <w:jc w:val="left"/>
+              <w:pBdr>
+                <w:bottom w:val="none" w:sz="0" w:space="0" w:color="000000"/>
+                <w:top w:val="none" w:sz="0" w:space="0" w:color="000000"/>
+                <w:left w:val="none" w:sz="0" w:space="0" w:color="000000"/>
+                <w:right w:val="none" w:sz="0" w:space="0" w:color="000000"/>
+              </w:pBdr>
+              <w:spacing w:after="20" w:before="0" w:line="240"/>
+              <w:ind w:left="300" w:right="120" w:firstLine="0" w:firstLineChars="0"/>
+              <w:rPr>
+                <w:rFonts w:ascii="Arial" w:hAnsi="Arial" w:eastAsia="Arial" w:cs="Arial"/>
+                <w:i w:val="true"/>
+                <w:b w:val="false"/>
+                <w:u w:val="none"/>
+                <w:strike w:val="false"/>
+                <w:sz w:val="18"/>
+                <w:szCs w:val="18"/>
+                <w:color w:val="000000"/>
+              </w:rPr>
+            </w:pPr>
+            <w:r>
+              <w:rPr>
+                <w:rFonts w:ascii="Arial" w:hAnsi="Arial" w:eastAsia="Arial" w:cs="Arial"/>
+                <w:i w:val="true"/>
+                <w:b w:val="false"/>
+                <w:u w:val="none"/>
+                <w:strike w:val="false"/>
+                <w:sz w:val="18"/>
+                <w:szCs w:val="18"/>
+                <w:color w:val="000000"/>
+              </w:rPr>
+              <w:t xml:space="preserve">Contiguous structures</w:t>
+            </w:r>
+          </w:p>
+        </w:tc>
+        <w:tc>
+          <w:tcPr>
+            <w:tcBorders>
+              <w:bottom w:val="none" w:sz="0" w:space="0" w:color="000000"/>
+              <w:top w:val="none" w:sz="0" w:space="0" w:color="000000"/>
+              <w:left w:val="none" w:sz="0" w:space="0" w:color="000000"/>
+              <w:right w:val="none" w:sz="0" w:space="0" w:color="000000"/>
+            </w:tcBorders>
+            <w:shd w:val="clear" w:color="auto" w:fill="FFFFFF"/>
+            <w:tcMar>
+              <w:top w:w="0" w:type="dxa"/>
+              <w:bottom w:w="0" w:type="dxa"/>
+              <w:left w:w="0" w:type="dxa"/>
+              <w:right w:w="0" w:type="dxa"/>
+            </w:tcMar>
+            <w:vAlign w:val="center"/>
+          </w:tcPr>
+          <w:p>
+            <w:pPr>
+              <w:pStyle w:val="Normal"/>
+              <w:jc w:val="center"/>
+              <w:pBdr>
+                <w:bottom w:val="none" w:sz="0" w:space="0" w:color="000000"/>
+                <w:top w:val="none" w:sz="0" w:space="0" w:color="000000"/>
+                <w:left w:val="none" w:sz="0" w:space="0" w:color="000000"/>
+                <w:right w:val="none" w:sz="0" w:space="0" w:color="000000"/>
+              </w:pBdr>
+              <w:spacing w:after="20" w:before="0" w:line="240"/>
+              <w:ind w:left="0" w:right="120" w:firstLine="0" w:firstLineChars="0"/>
+              <w:rPr>
+                <w:rFonts w:ascii="Arial" w:hAnsi="Arial" w:eastAsia="Arial" w:cs="Arial"/>
+                <w:i w:val="false"/>
+                <w:b w:val="false"/>
+                <w:u w:val="none"/>
+                <w:strike w:val="false"/>
+                <w:sz w:val="18"/>
+                <w:szCs w:val="18"/>
+                <w:color w:val="000000"/>
+              </w:rPr>
+            </w:pPr>
+            <w:r>
+              <w:rPr>
+                <w:rFonts w:ascii="Arial" w:hAnsi="Arial" w:eastAsia="Arial" w:cs="Arial"/>
+                <w:i w:val="false"/>
+                <w:b w:val="false"/>
+                <w:u w:val="none"/>
+                <w:strike w:val="false"/>
+                <w:sz w:val="18"/>
+                <w:szCs w:val="18"/>
+                <w:color w:val="000000"/>
+              </w:rPr>
+              <w:t xml:space="preserve">43 (5%)</w:t>
             </w:r>
           </w:p>
         </w:tc>
@@ -674,7 +2289,6 @@
         <w:trPr>
           <w:trHeight w:val="369" w:hRule="exact"/>
         </w:trPr>
-        body 6
         <w:tc>
           <w:tcPr>
             <w:gridSpan w:val="2"/>
@@ -695,6 +2309,7 @@
           </w:tcPr>
           <w:p>
             <w:pPr>
+              <w:pStyle w:val="Normal"/>
               <w:jc w:val="left"/>
               <w:pBdr>
                 <w:bottom w:val="none" w:sz="0" w:space="0" w:color="000000"/>
@@ -726,7 +2341,7 @@
                 <w:szCs w:val="18"/>
                 <w:color w:val="000000"/>
               </w:rPr>
-              <w:t xml:space="preserve">Surgical Findings</w:t>
+              <w:t xml:space="preserve">Outcomes</w:t>
             </w:r>
           </w:p>
         </w:tc>
@@ -735,7 +2350,6 @@
         <w:trPr>
           <w:trHeight w:val="270" w:hRule="exact"/>
         </w:trPr>
-        body 7
         <w:tc>
           <w:tcPr>
             <w:tcBorders>
@@ -755,6 +2369,7 @@
           </w:tcPr>
           <w:p>
             <w:pPr>
+              <w:pStyle w:val="Normal"/>
               <w:jc w:val="left"/>
               <w:pBdr>
                 <w:bottom w:val="none" w:sz="0" w:space="0" w:color="000000"/>
@@ -768,25 +2383,25 @@
                 <w:rFonts w:ascii="Arial" w:hAnsi="Arial" w:eastAsia="Arial" w:cs="Arial"/>
                 <w:i w:val="false"/>
                 <w:b w:val="false"/>
-                <w:u w:val="none"/>
-                <w:strike w:val="false"/>
-                <w:sz w:val="18"/>
-                <w:szCs w:val="18"/>
-                <w:color w:val="000000"/>
-              </w:rPr>
-            </w:pPr>
-            <w:r>
-              <w:rPr>
-                <w:rFonts w:ascii="Arial" w:hAnsi="Arial" w:eastAsia="Arial" w:cs="Arial"/>
-                <w:i w:val="false"/>
-                <w:b w:val="false"/>
-                <w:u w:val="none"/>
-                <w:strike w:val="false"/>
-                <w:sz w:val="18"/>
-                <w:szCs w:val="18"/>
-                <w:color w:val="000000"/>
-              </w:rPr>
-              <w:t xml:space="preserve">Colonic Obstruction</w:t>
+                <w:u w:val="single"/>
+                <w:strike w:val="false"/>
+                <w:sz w:val="18"/>
+                <w:szCs w:val="18"/>
+                <w:color w:val="000000"/>
+              </w:rPr>
+            </w:pPr>
+            <w:r>
+              <w:rPr>
+                <w:rFonts w:ascii="Arial" w:hAnsi="Arial" w:eastAsia="Arial" w:cs="Arial"/>
+                <w:i w:val="false"/>
+                <w:b w:val="false"/>
+                <w:u w:val="single"/>
+                <w:strike w:val="false"/>
+                <w:sz w:val="18"/>
+                <w:szCs w:val="18"/>
+                <w:color w:val="000000"/>
+              </w:rPr>
+              <w:t xml:space="preserve">Recurrence</w:t>
             </w:r>
           </w:p>
         </w:tc>
@@ -809,6 +2424,7 @@
           </w:tcPr>
           <w:p>
             <w:pPr>
+              <w:pStyle w:val="Normal"/>
               <w:jc w:val="center"/>
               <w:pBdr>
                 <w:bottom w:val="none" w:sz="0" w:space="0" w:color="000000"/>
@@ -840,7 +2456,7 @@
                 <w:szCs w:val="18"/>
                 <w:color w:val="000000"/>
               </w:rPr>
-              <w:t xml:space="preserve">180 (19%)</w:t>
+              <w:t xml:space="preserve"/>
             </w:r>
           </w:p>
         </w:tc>
@@ -849,26 +2465,26 @@
         <w:trPr>
           <w:trHeight w:val="270" w:hRule="exact"/>
         </w:trPr>
-        body 8
-        <w:tc>
-          <w:tcPr>
-            <w:tcBorders>
-              <w:bottom w:val="none" w:sz="0" w:space="0" w:color="000000"/>
-              <w:top w:val="none" w:sz="0" w:space="0" w:color="000000"/>
-              <w:left w:val="none" w:sz="0" w:space="0" w:color="000000"/>
-              <w:right w:val="none" w:sz="0" w:space="0" w:color="000000"/>
-            </w:tcBorders>
-            <w:shd w:val="clear" w:color="auto" w:fill="FFFFFF"/>
-            <w:tcMar>
-              <w:top w:w="0" w:type="dxa"/>
-              <w:bottom w:w="0" w:type="dxa"/>
-              <w:left w:w="0" w:type="dxa"/>
-              <w:right w:w="0" w:type="dxa"/>
-            </w:tcMar>
-            <w:vAlign w:val="center"/>
-          </w:tcPr>
-          <w:p>
-            <w:pPr>
+        <w:tc>
+          <w:tcPr>
+            <w:tcBorders>
+              <w:bottom w:val="none" w:sz="0" w:space="0" w:color="000000"/>
+              <w:top w:val="none" w:sz="0" w:space="0" w:color="000000"/>
+              <w:left w:val="none" w:sz="0" w:space="0" w:color="000000"/>
+              <w:right w:val="none" w:sz="0" w:space="0" w:color="000000"/>
+            </w:tcBorders>
+            <w:shd w:val="clear" w:color="auto" w:fill="FFFFFF"/>
+            <w:tcMar>
+              <w:top w:w="0" w:type="dxa"/>
+              <w:bottom w:w="0" w:type="dxa"/>
+              <w:left w:w="0" w:type="dxa"/>
+              <w:right w:w="0" w:type="dxa"/>
+            </w:tcMar>
+            <w:vAlign w:val="center"/>
+          </w:tcPr>
+          <w:p>
+            <w:pPr>
+              <w:pStyle w:val="Normal"/>
               <w:jc w:val="left"/>
               <w:pBdr>
                 <w:bottom w:val="none" w:sz="0" w:space="0" w:color="000000"/>
@@ -877,52 +2493,53 @@
                 <w:right w:val="none" w:sz="0" w:space="0" w:color="000000"/>
               </w:pBdr>
               <w:spacing w:after="20" w:before="0" w:line="240"/>
-              <w:ind w:left="180" w:right="120" w:firstLine="0" w:firstLineChars="0"/>
-              <w:rPr>
-                <w:rFonts w:ascii="Arial" w:hAnsi="Arial" w:eastAsia="Arial" w:cs="Arial"/>
-                <w:i w:val="false"/>
-                <w:b w:val="false"/>
-                <w:u w:val="none"/>
-                <w:strike w:val="false"/>
-                <w:sz w:val="18"/>
-                <w:szCs w:val="18"/>
-                <w:color w:val="000000"/>
-              </w:rPr>
-            </w:pPr>
-            <w:r>
-              <w:rPr>
-                <w:rFonts w:ascii="Arial" w:hAnsi="Arial" w:eastAsia="Arial" w:cs="Arial"/>
-                <w:i w:val="false"/>
-                <w:b w:val="false"/>
-                <w:u w:val="none"/>
-                <w:strike w:val="false"/>
-                <w:sz w:val="18"/>
-                <w:szCs w:val="18"/>
-                <w:color w:val="000000"/>
-              </w:rPr>
-              <w:t xml:space="preserve">Bowel Perforation</w:t>
-            </w:r>
-          </w:p>
-        </w:tc>
-        <w:tc>
-          <w:tcPr>
-            <w:tcBorders>
-              <w:bottom w:val="none" w:sz="0" w:space="0" w:color="000000"/>
-              <w:top w:val="none" w:sz="0" w:space="0" w:color="000000"/>
-              <w:left w:val="none" w:sz="0" w:space="0" w:color="000000"/>
-              <w:right w:val="none" w:sz="0" w:space="0" w:color="000000"/>
-            </w:tcBorders>
-            <w:shd w:val="clear" w:color="auto" w:fill="FFFFFF"/>
-            <w:tcMar>
-              <w:top w:w="0" w:type="dxa"/>
-              <w:bottom w:w="0" w:type="dxa"/>
-              <w:left w:w="0" w:type="dxa"/>
-              <w:right w:w="0" w:type="dxa"/>
-            </w:tcMar>
-            <w:vAlign w:val="center"/>
-          </w:tcPr>
-          <w:p>
-            <w:pPr>
+              <w:ind w:left="300" w:right="120" w:firstLine="0" w:firstLineChars="0"/>
+              <w:rPr>
+                <w:rFonts w:ascii="Arial" w:hAnsi="Arial" w:eastAsia="Arial" w:cs="Arial"/>
+                <w:i w:val="true"/>
+                <w:b w:val="false"/>
+                <w:u w:val="none"/>
+                <w:strike w:val="false"/>
+                <w:sz w:val="18"/>
+                <w:szCs w:val="18"/>
+                <w:color w:val="000000"/>
+              </w:rPr>
+            </w:pPr>
+            <w:r>
+              <w:rPr>
+                <w:rFonts w:ascii="Arial" w:hAnsi="Arial" w:eastAsia="Arial" w:cs="Arial"/>
+                <w:i w:val="true"/>
+                <w:b w:val="false"/>
+                <w:u w:val="none"/>
+                <w:strike w:val="false"/>
+                <w:sz w:val="18"/>
+                <w:szCs w:val="18"/>
+                <w:color w:val="000000"/>
+              </w:rPr>
+              <w:t xml:space="preserve">No recurrence</w:t>
+            </w:r>
+          </w:p>
+        </w:tc>
+        <w:tc>
+          <w:tcPr>
+            <w:tcBorders>
+              <w:bottom w:val="none" w:sz="0" w:space="0" w:color="000000"/>
+              <w:top w:val="none" w:sz="0" w:space="0" w:color="000000"/>
+              <w:left w:val="none" w:sz="0" w:space="0" w:color="000000"/>
+              <w:right w:val="none" w:sz="0" w:space="0" w:color="000000"/>
+            </w:tcBorders>
+            <w:shd w:val="clear" w:color="auto" w:fill="FFFFFF"/>
+            <w:tcMar>
+              <w:top w:w="0" w:type="dxa"/>
+              <w:bottom w:w="0" w:type="dxa"/>
+              <w:left w:w="0" w:type="dxa"/>
+              <w:right w:w="0" w:type="dxa"/>
+            </w:tcMar>
+            <w:vAlign w:val="center"/>
+          </w:tcPr>
+          <w:p>
+            <w:pPr>
+              <w:pStyle w:val="Normal"/>
               <w:jc w:val="center"/>
               <w:pBdr>
                 <w:bottom w:val="none" w:sz="0" w:space="0" w:color="000000"/>
@@ -954,68 +2571,7 @@
                 <w:szCs w:val="18"/>
                 <w:color w:val="000000"/>
               </w:rPr>
-              <w:t xml:space="preserve">27 (3%)</w:t>
-            </w:r>
-          </w:p>
-        </w:tc>
-      </w:tr>
-      <w:tr>
-        <w:trPr>
-          <w:trHeight w:val="369" w:hRule="exact"/>
-        </w:trPr>
-        body 9
-        <w:tc>
-          <w:tcPr>
-            <w:gridSpan w:val="2"/>
-            <w:tcBorders>
-              <w:bottom w:val="single" w:sz="4" w:space="0" w:color="000000"/>
-              <w:top w:val="none" w:sz="0" w:space="0" w:color="000000"/>
-              <w:left w:val="none" w:sz="0" w:space="0" w:color="000000"/>
-              <w:right w:val="none" w:sz="0" w:space="0" w:color="000000"/>
-            </w:tcBorders>
-            <w:shd w:val="clear" w:color="auto" w:fill="FFFFFF"/>
-            <w:tcMar>
-              <w:top w:w="0" w:type="dxa"/>
-              <w:bottom w:w="0" w:type="dxa"/>
-              <w:left w:w="0" w:type="dxa"/>
-              <w:right w:w="0" w:type="dxa"/>
-            </w:tcMar>
-            <w:vAlign w:val="center"/>
-          </w:tcPr>
-          <w:p>
-            <w:pPr>
-              <w:jc w:val="left"/>
-              <w:pBdr>
-                <w:bottom w:val="none" w:sz="0" w:space="0" w:color="000000"/>
-                <w:top w:val="none" w:sz="0" w:space="0" w:color="000000"/>
-                <w:left w:val="none" w:sz="0" w:space="0" w:color="000000"/>
-                <w:right w:val="none" w:sz="0" w:space="0" w:color="000000"/>
-              </w:pBdr>
-              <w:spacing w:after="40" w:before="40" w:line="240"/>
-              <w:ind w:left="60" w:right="120" w:firstLine="0" w:firstLineChars="0"/>
-              <w:rPr>
-                <w:rFonts w:ascii="Arial" w:hAnsi="Arial" w:eastAsia="Arial" w:cs="Arial"/>
-                <w:i w:val="false"/>
-                <w:b w:val="true"/>
-                <w:u w:val="none"/>
-                <w:strike w:val="false"/>
-                <w:sz w:val="18"/>
-                <w:szCs w:val="18"/>
-                <w:color w:val="000000"/>
-              </w:rPr>
-            </w:pPr>
-            <w:r>
-              <w:rPr>
-                <w:rFonts w:ascii="Arial" w:hAnsi="Arial" w:eastAsia="Arial" w:cs="Arial"/>
-                <w:i w:val="false"/>
-                <w:b w:val="true"/>
-                <w:u w:val="none"/>
-                <w:strike w:val="false"/>
-                <w:sz w:val="18"/>
-                <w:szCs w:val="18"/>
-                <w:color w:val="000000"/>
-              </w:rPr>
-              <w:t xml:space="preserve">Tumor Characteristics</w:t>
+              <w:t xml:space="preserve">461 (50%)</w:t>
             </w:r>
           </w:p>
         </w:tc>
@@ -1024,26 +2580,26 @@
         <w:trPr>
           <w:trHeight w:val="270" w:hRule="exact"/>
         </w:trPr>
-        body10
-        <w:tc>
-          <w:tcPr>
-            <w:tcBorders>
-              <w:bottom w:val="none" w:sz="0" w:space="0" w:color="000000"/>
-              <w:top w:val="single" w:sz="4" w:space="0" w:color="000000"/>
-              <w:left w:val="none" w:sz="0" w:space="0" w:color="000000"/>
-              <w:right w:val="none" w:sz="0" w:space="0" w:color="000000"/>
-            </w:tcBorders>
-            <w:shd w:val="clear" w:color="auto" w:fill="FFFFFF"/>
-            <w:tcMar>
-              <w:top w:w="0" w:type="dxa"/>
-              <w:bottom w:w="0" w:type="dxa"/>
-              <w:left w:w="0" w:type="dxa"/>
-              <w:right w:w="0" w:type="dxa"/>
-            </w:tcMar>
-            <w:vAlign w:val="center"/>
-          </w:tcPr>
-          <w:p>
-            <w:pPr>
+        <w:tc>
+          <w:tcPr>
+            <w:tcBorders>
+              <w:bottom w:val="none" w:sz="0" w:space="0" w:color="000000"/>
+              <w:top w:val="none" w:sz="0" w:space="0" w:color="000000"/>
+              <w:left w:val="none" w:sz="0" w:space="0" w:color="000000"/>
+              <w:right w:val="none" w:sz="0" w:space="0" w:color="000000"/>
+            </w:tcBorders>
+            <w:shd w:val="clear" w:color="auto" w:fill="FFFFFF"/>
+            <w:tcMar>
+              <w:top w:w="0" w:type="dxa"/>
+              <w:bottom w:w="0" w:type="dxa"/>
+              <w:left w:w="0" w:type="dxa"/>
+              <w:right w:w="0" w:type="dxa"/>
+            </w:tcMar>
+            <w:vAlign w:val="center"/>
+          </w:tcPr>
+          <w:p>
+            <w:pPr>
+              <w:pStyle w:val="Normal"/>
               <w:jc w:val="left"/>
               <w:pBdr>
                 <w:bottom w:val="none" w:sz="0" w:space="0" w:color="000000"/>
@@ -1052,52 +2608,53 @@
                 <w:right w:val="none" w:sz="0" w:space="0" w:color="000000"/>
               </w:pBdr>
               <w:spacing w:after="20" w:before="0" w:line="240"/>
-              <w:ind w:left="180" w:right="120" w:firstLine="0" w:firstLineChars="0"/>
-              <w:rPr>
-                <w:rFonts w:ascii="Arial" w:hAnsi="Arial" w:eastAsia="Arial" w:cs="Arial"/>
-                <w:i w:val="false"/>
-                <w:b w:val="false"/>
-                <w:u w:val="none"/>
-                <w:strike w:val="false"/>
-                <w:sz w:val="18"/>
-                <w:szCs w:val="18"/>
-                <w:color w:val="000000"/>
-              </w:rPr>
-            </w:pPr>
-            <w:r>
-              <w:rPr>
-                <w:rFonts w:ascii="Arial" w:hAnsi="Arial" w:eastAsia="Arial" w:cs="Arial"/>
-                <w:i w:val="false"/>
-                <w:b w:val="false"/>
-                <w:u w:val="none"/>
-                <w:strike w:val="false"/>
-                <w:sz w:val="18"/>
-                <w:szCs w:val="18"/>
-                <w:color w:val="000000"/>
-              </w:rPr>
-              <w:t xml:space="preserve">Positive Lymph Nodes (n)</w:t>
-            </w:r>
-          </w:p>
-        </w:tc>
-        <w:tc>
-          <w:tcPr>
-            <w:tcBorders>
-              <w:bottom w:val="none" w:sz="0" w:space="0" w:color="000000"/>
-              <w:top w:val="single" w:sz="4" w:space="0" w:color="000000"/>
-              <w:left w:val="none" w:sz="0" w:space="0" w:color="000000"/>
-              <w:right w:val="none" w:sz="0" w:space="0" w:color="000000"/>
-            </w:tcBorders>
-            <w:shd w:val="clear" w:color="auto" w:fill="FFFFFF"/>
-            <w:tcMar>
-              <w:top w:w="0" w:type="dxa"/>
-              <w:bottom w:w="0" w:type="dxa"/>
-              <w:left w:w="0" w:type="dxa"/>
-              <w:right w:w="0" w:type="dxa"/>
-            </w:tcMar>
-            <w:vAlign w:val="center"/>
-          </w:tcPr>
-          <w:p>
-            <w:pPr>
+              <w:ind w:left="300" w:right="120" w:firstLine="0" w:firstLineChars="0"/>
+              <w:rPr>
+                <w:rFonts w:ascii="Arial" w:hAnsi="Arial" w:eastAsia="Arial" w:cs="Arial"/>
+                <w:i w:val="true"/>
+                <w:b w:val="false"/>
+                <w:u w:val="none"/>
+                <w:strike w:val="false"/>
+                <w:sz w:val="18"/>
+                <w:szCs w:val="18"/>
+                <w:color w:val="000000"/>
+              </w:rPr>
+            </w:pPr>
+            <w:r>
+              <w:rPr>
+                <w:rFonts w:ascii="Arial" w:hAnsi="Arial" w:eastAsia="Arial" w:cs="Arial"/>
+                <w:i w:val="true"/>
+                <w:b w:val="false"/>
+                <w:u w:val="none"/>
+                <w:strike w:val="false"/>
+                <w:sz w:val="18"/>
+                <w:szCs w:val="18"/>
+                <w:color w:val="000000"/>
+              </w:rPr>
+              <w:t xml:space="preserve">Recurrence</w:t>
+            </w:r>
+          </w:p>
+        </w:tc>
+        <w:tc>
+          <w:tcPr>
+            <w:tcBorders>
+              <w:bottom w:val="none" w:sz="0" w:space="0" w:color="000000"/>
+              <w:top w:val="none" w:sz="0" w:space="0" w:color="000000"/>
+              <w:left w:val="none" w:sz="0" w:space="0" w:color="000000"/>
+              <w:right w:val="none" w:sz="0" w:space="0" w:color="000000"/>
+            </w:tcBorders>
+            <w:shd w:val="clear" w:color="auto" w:fill="FFFFFF"/>
+            <w:tcMar>
+              <w:top w:w="0" w:type="dxa"/>
+              <w:bottom w:w="0" w:type="dxa"/>
+              <w:left w:w="0" w:type="dxa"/>
+              <w:right w:w="0" w:type="dxa"/>
+            </w:tcMar>
+            <w:vAlign w:val="center"/>
+          </w:tcPr>
+          <w:p>
+            <w:pPr>
+              <w:pStyle w:val="Normal"/>
               <w:jc w:val="center"/>
               <w:pBdr>
                 <w:bottom w:val="none" w:sz="0" w:space="0" w:color="000000"/>
@@ -1129,7 +2686,7 @@
                 <w:szCs w:val="18"/>
                 <w:color w:val="000000"/>
               </w:rPr>
-              <w:t xml:space="preserve">2 [1–5]</w:t>
+              <w:t xml:space="preserve">468 (50%)</w:t>
             </w:r>
           </w:p>
         </w:tc>
@@ -1138,26 +2695,26 @@
         <w:trPr>
           <w:trHeight w:val="270" w:hRule="exact"/>
         </w:trPr>
-        body11
-        <w:tc>
-          <w:tcPr>
-            <w:tcBorders>
-              <w:bottom w:val="none" w:sz="0" w:space="0" w:color="000000"/>
-              <w:top w:val="none" w:sz="0" w:space="0" w:color="000000"/>
-              <w:left w:val="none" w:sz="0" w:space="0" w:color="000000"/>
-              <w:right w:val="none" w:sz="0" w:space="0" w:color="000000"/>
-            </w:tcBorders>
-            <w:shd w:val="clear" w:color="auto" w:fill="FFFFFF"/>
-            <w:tcMar>
-              <w:top w:w="0" w:type="dxa"/>
-              <w:bottom w:w="0" w:type="dxa"/>
-              <w:left w:w="0" w:type="dxa"/>
-              <w:right w:w="0" w:type="dxa"/>
-            </w:tcMar>
-            <w:vAlign w:val="center"/>
-          </w:tcPr>
-          <w:p>
-            <w:pPr>
+        <w:tc>
+          <w:tcPr>
+            <w:tcBorders>
+              <w:bottom w:val="none" w:sz="0" w:space="0" w:color="000000"/>
+              <w:top w:val="none" w:sz="0" w:space="0" w:color="000000"/>
+              <w:left w:val="none" w:sz="0" w:space="0" w:color="000000"/>
+              <w:right w:val="none" w:sz="0" w:space="0" w:color="000000"/>
+            </w:tcBorders>
+            <w:shd w:val="clear" w:color="auto" w:fill="FFFFFF"/>
+            <w:tcMar>
+              <w:top w:w="0" w:type="dxa"/>
+              <w:bottom w:w="0" w:type="dxa"/>
+              <w:left w:w="0" w:type="dxa"/>
+              <w:right w:w="0" w:type="dxa"/>
+            </w:tcMar>
+            <w:vAlign w:val="center"/>
+          </w:tcPr>
+          <w:p>
+            <w:pPr>
+              <w:pStyle w:val="Normal"/>
               <w:jc w:val="left"/>
               <w:pBdr>
                 <w:bottom w:val="none" w:sz="0" w:space="0" w:color="000000"/>
@@ -1171,47 +2728,48 @@
                 <w:rFonts w:ascii="Arial" w:hAnsi="Arial" w:eastAsia="Arial" w:cs="Arial"/>
                 <w:i w:val="false"/>
                 <w:b w:val="false"/>
-                <w:u w:val="none"/>
-                <w:strike w:val="false"/>
-                <w:sz w:val="18"/>
-                <w:szCs w:val="18"/>
-                <w:color w:val="000000"/>
-              </w:rPr>
-            </w:pPr>
-            <w:r>
-              <w:rPr>
-                <w:rFonts w:ascii="Arial" w:hAnsi="Arial" w:eastAsia="Arial" w:cs="Arial"/>
-                <w:i w:val="false"/>
-                <w:b w:val="false"/>
-                <w:u w:val="none"/>
-                <w:strike w:val="false"/>
-                <w:sz w:val="18"/>
-                <w:szCs w:val="18"/>
-                <w:color w:val="000000"/>
-              </w:rPr>
-              <w:t xml:space="preserve">&gt; 4 Positive Nodes</w:t>
-            </w:r>
-          </w:p>
-        </w:tc>
-        <w:tc>
-          <w:tcPr>
-            <w:tcBorders>
-              <w:bottom w:val="none" w:sz="0" w:space="0" w:color="000000"/>
-              <w:top w:val="none" w:sz="0" w:space="0" w:color="000000"/>
-              <w:left w:val="none" w:sz="0" w:space="0" w:color="000000"/>
-              <w:right w:val="none" w:sz="0" w:space="0" w:color="000000"/>
-            </w:tcBorders>
-            <w:shd w:val="clear" w:color="auto" w:fill="FFFFFF"/>
-            <w:tcMar>
-              <w:top w:w="0" w:type="dxa"/>
-              <w:bottom w:w="0" w:type="dxa"/>
-              <w:left w:w="0" w:type="dxa"/>
-              <w:right w:w="0" w:type="dxa"/>
-            </w:tcMar>
-            <w:vAlign w:val="center"/>
-          </w:tcPr>
-          <w:p>
-            <w:pPr>
+                <w:u w:val="single"/>
+                <w:strike w:val="false"/>
+                <w:sz w:val="18"/>
+                <w:szCs w:val="18"/>
+                <w:color w:val="000000"/>
+              </w:rPr>
+            </w:pPr>
+            <w:r>
+              <w:rPr>
+                <w:rFonts w:ascii="Arial" w:hAnsi="Arial" w:eastAsia="Arial" w:cs="Arial"/>
+                <w:i w:val="false"/>
+                <w:b w:val="false"/>
+                <w:u w:val="single"/>
+                <w:strike w:val="false"/>
+                <w:sz w:val="18"/>
+                <w:szCs w:val="18"/>
+                <w:color w:val="000000"/>
+              </w:rPr>
+              <w:t xml:space="preserve">Treatment arm</w:t>
+            </w:r>
+          </w:p>
+        </w:tc>
+        <w:tc>
+          <w:tcPr>
+            <w:tcBorders>
+              <w:bottom w:val="none" w:sz="0" w:space="0" w:color="000000"/>
+              <w:top w:val="none" w:sz="0" w:space="0" w:color="000000"/>
+              <w:left w:val="none" w:sz="0" w:space="0" w:color="000000"/>
+              <w:right w:val="none" w:sz="0" w:space="0" w:color="000000"/>
+            </w:tcBorders>
+            <w:shd w:val="clear" w:color="auto" w:fill="FFFFFF"/>
+            <w:tcMar>
+              <w:top w:w="0" w:type="dxa"/>
+              <w:bottom w:w="0" w:type="dxa"/>
+              <w:left w:w="0" w:type="dxa"/>
+              <w:right w:w="0" w:type="dxa"/>
+            </w:tcMar>
+            <w:vAlign w:val="center"/>
+          </w:tcPr>
+          <w:p>
+            <w:pPr>
+              <w:pStyle w:val="Normal"/>
               <w:jc w:val="center"/>
               <w:pBdr>
                 <w:bottom w:val="none" w:sz="0" w:space="0" w:color="000000"/>
@@ -1243,7 +2801,7 @@
                 <w:szCs w:val="18"/>
                 <w:color w:val="000000"/>
               </w:rPr>
-              <w:t xml:space="preserve">255 (27%)</w:t>
+              <w:t xml:space="preserve"/>
             </w:r>
           </w:p>
         </w:tc>
@@ -1252,26 +2810,26 @@
         <w:trPr>
           <w:trHeight w:val="270" w:hRule="exact"/>
         </w:trPr>
-        body12
-        <w:tc>
-          <w:tcPr>
-            <w:tcBorders>
-              <w:bottom w:val="none" w:sz="0" w:space="0" w:color="000000"/>
-              <w:top w:val="none" w:sz="0" w:space="0" w:color="000000"/>
-              <w:left w:val="none" w:sz="0" w:space="0" w:color="000000"/>
-              <w:right w:val="none" w:sz="0" w:space="0" w:color="000000"/>
-            </w:tcBorders>
-            <w:shd w:val="clear" w:color="auto" w:fill="FFFFFF"/>
-            <w:tcMar>
-              <w:top w:w="0" w:type="dxa"/>
-              <w:bottom w:w="0" w:type="dxa"/>
-              <w:left w:w="0" w:type="dxa"/>
-              <w:right w:w="0" w:type="dxa"/>
-            </w:tcMar>
-            <w:vAlign w:val="center"/>
-          </w:tcPr>
-          <w:p>
-            <w:pPr>
+        <w:tc>
+          <w:tcPr>
+            <w:tcBorders>
+              <w:bottom w:val="none" w:sz="0" w:space="0" w:color="000000"/>
+              <w:top w:val="none" w:sz="0" w:space="0" w:color="000000"/>
+              <w:left w:val="none" w:sz="0" w:space="0" w:color="000000"/>
+              <w:right w:val="none" w:sz="0" w:space="0" w:color="000000"/>
+            </w:tcBorders>
+            <w:shd w:val="clear" w:color="auto" w:fill="FFFFFF"/>
+            <w:tcMar>
+              <w:top w:w="0" w:type="dxa"/>
+              <w:bottom w:w="0" w:type="dxa"/>
+              <w:left w:w="0" w:type="dxa"/>
+              <w:right w:w="0" w:type="dxa"/>
+            </w:tcMar>
+            <w:vAlign w:val="center"/>
+          </w:tcPr>
+          <w:p>
+            <w:pPr>
+              <w:pStyle w:val="Normal"/>
               <w:jc w:val="left"/>
               <w:pBdr>
                 <w:bottom w:val="none" w:sz="0" w:space="0" w:color="000000"/>
@@ -1280,52 +2838,53 @@
                 <w:right w:val="none" w:sz="0" w:space="0" w:color="000000"/>
               </w:pBdr>
               <w:spacing w:after="20" w:before="0" w:line="240"/>
-              <w:ind w:left="180" w:right="120" w:firstLine="0" w:firstLineChars="0"/>
-              <w:rPr>
-                <w:rFonts w:ascii="Arial" w:hAnsi="Arial" w:eastAsia="Arial" w:cs="Arial"/>
-                <w:i w:val="false"/>
-                <w:b w:val="false"/>
-                <w:u w:val="none"/>
-                <w:strike w:val="false"/>
-                <w:sz w:val="18"/>
-                <w:szCs w:val="18"/>
-                <w:color w:val="000000"/>
-              </w:rPr>
-            </w:pPr>
-            <w:r>
-              <w:rPr>
-                <w:rFonts w:ascii="Arial" w:hAnsi="Arial" w:eastAsia="Arial" w:cs="Arial"/>
-                <w:i w:val="false"/>
-                <w:b w:val="false"/>
-                <w:u w:val="none"/>
-                <w:strike w:val="false"/>
-                <w:sz w:val="18"/>
-                <w:szCs w:val="18"/>
-                <w:color w:val="000000"/>
-              </w:rPr>
-              <w:t xml:space="preserve">Tumor Adherence</w:t>
-            </w:r>
-          </w:p>
-        </w:tc>
-        <w:tc>
-          <w:tcPr>
-            <w:tcBorders>
-              <w:bottom w:val="none" w:sz="0" w:space="0" w:color="000000"/>
-              <w:top w:val="none" w:sz="0" w:space="0" w:color="000000"/>
-              <w:left w:val="none" w:sz="0" w:space="0" w:color="000000"/>
-              <w:right w:val="none" w:sz="0" w:space="0" w:color="000000"/>
-            </w:tcBorders>
-            <w:shd w:val="clear" w:color="auto" w:fill="FFFFFF"/>
-            <w:tcMar>
-              <w:top w:w="0" w:type="dxa"/>
-              <w:bottom w:w="0" w:type="dxa"/>
-              <w:left w:w="0" w:type="dxa"/>
-              <w:right w:w="0" w:type="dxa"/>
-            </w:tcMar>
-            <w:vAlign w:val="center"/>
-          </w:tcPr>
-          <w:p>
-            <w:pPr>
+              <w:ind w:left="300" w:right="120" w:firstLine="0" w:firstLineChars="0"/>
+              <w:rPr>
+                <w:rFonts w:ascii="Arial" w:hAnsi="Arial" w:eastAsia="Arial" w:cs="Arial"/>
+                <w:i w:val="true"/>
+                <w:b w:val="false"/>
+                <w:u w:val="none"/>
+                <w:strike w:val="false"/>
+                <w:sz w:val="18"/>
+                <w:szCs w:val="18"/>
+                <w:color w:val="000000"/>
+              </w:rPr>
+            </w:pPr>
+            <w:r>
+              <w:rPr>
+                <w:rFonts w:ascii="Arial" w:hAnsi="Arial" w:eastAsia="Arial" w:cs="Arial"/>
+                <w:i w:val="true"/>
+                <w:b w:val="false"/>
+                <w:u w:val="none"/>
+                <w:strike w:val="false"/>
+                <w:sz w:val="18"/>
+                <w:szCs w:val="18"/>
+                <w:color w:val="000000"/>
+              </w:rPr>
+              <w:t xml:space="preserve">Levamisole + 5fu</w:t>
+            </w:r>
+          </w:p>
+        </w:tc>
+        <w:tc>
+          <w:tcPr>
+            <w:tcBorders>
+              <w:bottom w:val="none" w:sz="0" w:space="0" w:color="000000"/>
+              <w:top w:val="none" w:sz="0" w:space="0" w:color="000000"/>
+              <w:left w:val="none" w:sz="0" w:space="0" w:color="000000"/>
+              <w:right w:val="none" w:sz="0" w:space="0" w:color="000000"/>
+            </w:tcBorders>
+            <w:shd w:val="clear" w:color="auto" w:fill="FFFFFF"/>
+            <w:tcMar>
+              <w:top w:w="0" w:type="dxa"/>
+              <w:bottom w:w="0" w:type="dxa"/>
+              <w:left w:w="0" w:type="dxa"/>
+              <w:right w:w="0" w:type="dxa"/>
+            </w:tcMar>
+            <w:vAlign w:val="center"/>
+          </w:tcPr>
+          <w:p>
+            <w:pPr>
+              <w:pStyle w:val="Normal"/>
               <w:jc w:val="center"/>
               <w:pBdr>
                 <w:bottom w:val="none" w:sz="0" w:space="0" w:color="000000"/>
@@ -1357,7 +2916,7 @@
                 <w:szCs w:val="18"/>
                 <w:color w:val="000000"/>
               </w:rPr>
-              <w:t xml:space="preserve">135 (15%)</w:t>
+              <w:t xml:space="preserve">304 (33%)</w:t>
             </w:r>
           </w:p>
         </w:tc>
@@ -1366,26 +2925,26 @@
         <w:trPr>
           <w:trHeight w:val="270" w:hRule="exact"/>
         </w:trPr>
-        body13
-        <w:tc>
-          <w:tcPr>
-            <w:tcBorders>
-              <w:bottom w:val="none" w:sz="0" w:space="0" w:color="000000"/>
-              <w:top w:val="none" w:sz="0" w:space="0" w:color="000000"/>
-              <w:left w:val="none" w:sz="0" w:space="0" w:color="000000"/>
-              <w:right w:val="none" w:sz="0" w:space="0" w:color="000000"/>
-            </w:tcBorders>
-            <w:shd w:val="clear" w:color="auto" w:fill="FFFFFF"/>
-            <w:tcMar>
-              <w:top w:w="0" w:type="dxa"/>
-              <w:bottom w:w="0" w:type="dxa"/>
-              <w:left w:w="0" w:type="dxa"/>
-              <w:right w:w="0" w:type="dxa"/>
-            </w:tcMar>
-            <w:vAlign w:val="center"/>
-          </w:tcPr>
-          <w:p>
-            <w:pPr>
+        <w:tc>
+          <w:tcPr>
+            <w:tcBorders>
+              <w:bottom w:val="none" w:sz="0" w:space="0" w:color="000000"/>
+              <w:top w:val="none" w:sz="0" w:space="0" w:color="000000"/>
+              <w:left w:val="none" w:sz="0" w:space="0" w:color="000000"/>
+              <w:right w:val="none" w:sz="0" w:space="0" w:color="000000"/>
+            </w:tcBorders>
+            <w:shd w:val="clear" w:color="auto" w:fill="FFFFFF"/>
+            <w:tcMar>
+              <w:top w:w="0" w:type="dxa"/>
+              <w:bottom w:w="0" w:type="dxa"/>
+              <w:left w:w="0" w:type="dxa"/>
+              <w:right w:w="0" w:type="dxa"/>
+            </w:tcMar>
+            <w:vAlign w:val="center"/>
+          </w:tcPr>
+          <w:p>
+            <w:pPr>
+              <w:pStyle w:val="Normal"/>
               <w:jc w:val="left"/>
               <w:pBdr>
                 <w:bottom w:val="none" w:sz="0" w:space="0" w:color="000000"/>
@@ -1394,52 +2953,53 @@
                 <w:right w:val="none" w:sz="0" w:space="0" w:color="000000"/>
               </w:pBdr>
               <w:spacing w:after="20" w:before="0" w:line="240"/>
-              <w:ind w:left="180" w:right="120" w:firstLine="0" w:firstLineChars="0"/>
-              <w:rPr>
-                <w:rFonts w:ascii="Arial" w:hAnsi="Arial" w:eastAsia="Arial" w:cs="Arial"/>
-                <w:i w:val="false"/>
-                <w:b w:val="false"/>
-                <w:u w:val="single"/>
-                <w:strike w:val="false"/>
-                <w:sz w:val="18"/>
-                <w:szCs w:val="18"/>
-                <w:color w:val="000000"/>
-              </w:rPr>
-            </w:pPr>
-            <w:r>
-              <w:rPr>
-                <w:rFonts w:ascii="Arial" w:hAnsi="Arial" w:eastAsia="Arial" w:cs="Arial"/>
-                <w:i w:val="false"/>
-                <w:b w:val="false"/>
-                <w:u w:val="single"/>
-                <w:strike w:val="false"/>
-                <w:sz w:val="18"/>
-                <w:szCs w:val="18"/>
-                <w:color w:val="000000"/>
-              </w:rPr>
-              <w:t xml:space="preserve">Tumor Differentiation</w:t>
-            </w:r>
-          </w:p>
-        </w:tc>
-        <w:tc>
-          <w:tcPr>
-            <w:tcBorders>
-              <w:bottom w:val="none" w:sz="0" w:space="0" w:color="000000"/>
-              <w:top w:val="none" w:sz="0" w:space="0" w:color="000000"/>
-              <w:left w:val="none" w:sz="0" w:space="0" w:color="000000"/>
-              <w:right w:val="none" w:sz="0" w:space="0" w:color="000000"/>
-            </w:tcBorders>
-            <w:shd w:val="clear" w:color="auto" w:fill="FFFFFF"/>
-            <w:tcMar>
-              <w:top w:w="0" w:type="dxa"/>
-              <w:bottom w:w="0" w:type="dxa"/>
-              <w:left w:w="0" w:type="dxa"/>
-              <w:right w:w="0" w:type="dxa"/>
-            </w:tcMar>
-            <w:vAlign w:val="center"/>
-          </w:tcPr>
-          <w:p>
-            <w:pPr>
+              <w:ind w:left="300" w:right="120" w:firstLine="0" w:firstLineChars="0"/>
+              <w:rPr>
+                <w:rFonts w:ascii="Arial" w:hAnsi="Arial" w:eastAsia="Arial" w:cs="Arial"/>
+                <w:i w:val="true"/>
+                <w:b w:val="false"/>
+                <w:u w:val="none"/>
+                <w:strike w:val="false"/>
+                <w:sz w:val="18"/>
+                <w:szCs w:val="18"/>
+                <w:color w:val="000000"/>
+              </w:rPr>
+            </w:pPr>
+            <w:r>
+              <w:rPr>
+                <w:rFonts w:ascii="Arial" w:hAnsi="Arial" w:eastAsia="Arial" w:cs="Arial"/>
+                <w:i w:val="true"/>
+                <w:b w:val="false"/>
+                <w:u w:val="none"/>
+                <w:strike w:val="false"/>
+                <w:sz w:val="18"/>
+                <w:szCs w:val="18"/>
+                <w:color w:val="000000"/>
+              </w:rPr>
+              <w:t xml:space="preserve">Levamisole</w:t>
+            </w:r>
+          </w:p>
+        </w:tc>
+        <w:tc>
+          <w:tcPr>
+            <w:tcBorders>
+              <w:bottom w:val="none" w:sz="0" w:space="0" w:color="000000"/>
+              <w:top w:val="none" w:sz="0" w:space="0" w:color="000000"/>
+              <w:left w:val="none" w:sz="0" w:space="0" w:color="000000"/>
+              <w:right w:val="none" w:sz="0" w:space="0" w:color="000000"/>
+            </w:tcBorders>
+            <w:shd w:val="clear" w:color="auto" w:fill="FFFFFF"/>
+            <w:tcMar>
+              <w:top w:w="0" w:type="dxa"/>
+              <w:bottom w:w="0" w:type="dxa"/>
+              <w:left w:w="0" w:type="dxa"/>
+              <w:right w:w="0" w:type="dxa"/>
+            </w:tcMar>
+            <w:vAlign w:val="center"/>
+          </w:tcPr>
+          <w:p>
+            <w:pPr>
+              <w:pStyle w:val="Normal"/>
               <w:jc w:val="center"/>
               <w:pBdr>
                 <w:bottom w:val="none" w:sz="0" w:space="0" w:color="000000"/>
@@ -1471,7 +3031,7 @@
                 <w:szCs w:val="18"/>
                 <w:color w:val="000000"/>
               </w:rPr>
-              <w:t xml:space="preserve"/>
+              <w:t xml:space="preserve">310 (33%)</w:t>
             </w:r>
           </w:p>
         </w:tc>
@@ -1480,26 +3040,26 @@
         <w:trPr>
           <w:trHeight w:val="270" w:hRule="exact"/>
         </w:trPr>
-        body14
-        <w:tc>
-          <w:tcPr>
-            <w:tcBorders>
-              <w:bottom w:val="none" w:sz="0" w:space="0" w:color="000000"/>
-              <w:top w:val="none" w:sz="0" w:space="0" w:color="000000"/>
-              <w:left w:val="none" w:sz="0" w:space="0" w:color="000000"/>
-              <w:right w:val="none" w:sz="0" w:space="0" w:color="000000"/>
-            </w:tcBorders>
-            <w:shd w:val="clear" w:color="auto" w:fill="FFFFFF"/>
-            <w:tcMar>
-              <w:top w:w="0" w:type="dxa"/>
-              <w:bottom w:w="0" w:type="dxa"/>
-              <w:left w:w="0" w:type="dxa"/>
-              <w:right w:w="0" w:type="dxa"/>
-            </w:tcMar>
-            <w:vAlign w:val="center"/>
-          </w:tcPr>
-          <w:p>
-            <w:pPr>
+        <w:tc>
+          <w:tcPr>
+            <w:tcBorders>
+              <w:bottom w:val="none" w:sz="0" w:space="0" w:color="000000"/>
+              <w:top w:val="none" w:sz="0" w:space="0" w:color="000000"/>
+              <w:left w:val="none" w:sz="0" w:space="0" w:color="000000"/>
+              <w:right w:val="none" w:sz="0" w:space="0" w:color="000000"/>
+            </w:tcBorders>
+            <w:shd w:val="clear" w:color="auto" w:fill="FFFFFF"/>
+            <w:tcMar>
+              <w:top w:w="0" w:type="dxa"/>
+              <w:bottom w:w="0" w:type="dxa"/>
+              <w:left w:w="0" w:type="dxa"/>
+              <w:right w:w="0" w:type="dxa"/>
+            </w:tcMar>
+            <w:vAlign w:val="center"/>
+          </w:tcPr>
+          <w:p>
+            <w:pPr>
+              <w:pStyle w:val="Normal"/>
               <w:jc w:val="left"/>
               <w:pBdr>
                 <w:bottom w:val="none" w:sz="0" w:space="0" w:color="000000"/>
@@ -1531,1663 +3091,6 @@
                 <w:szCs w:val="18"/>
                 <w:color w:val="000000"/>
               </w:rPr>
-              <w:t xml:space="preserve">Well</w:t>
-            </w:r>
-          </w:p>
-        </w:tc>
-        <w:tc>
-          <w:tcPr>
-            <w:tcBorders>
-              <w:bottom w:val="none" w:sz="0" w:space="0" w:color="000000"/>
-              <w:top w:val="none" w:sz="0" w:space="0" w:color="000000"/>
-              <w:left w:val="none" w:sz="0" w:space="0" w:color="000000"/>
-              <w:right w:val="none" w:sz="0" w:space="0" w:color="000000"/>
-            </w:tcBorders>
-            <w:shd w:val="clear" w:color="auto" w:fill="FFFFFF"/>
-            <w:tcMar>
-              <w:top w:w="0" w:type="dxa"/>
-              <w:bottom w:w="0" w:type="dxa"/>
-              <w:left w:w="0" w:type="dxa"/>
-              <w:right w:w="0" w:type="dxa"/>
-            </w:tcMar>
-            <w:vAlign w:val="center"/>
-          </w:tcPr>
-          <w:p>
-            <w:pPr>
-              <w:jc w:val="center"/>
-              <w:pBdr>
-                <w:bottom w:val="none" w:sz="0" w:space="0" w:color="000000"/>
-                <w:top w:val="none" w:sz="0" w:space="0" w:color="000000"/>
-                <w:left w:val="none" w:sz="0" w:space="0" w:color="000000"/>
-                <w:right w:val="none" w:sz="0" w:space="0" w:color="000000"/>
-              </w:pBdr>
-              <w:spacing w:after="20" w:before="0" w:line="240"/>
-              <w:ind w:left="0" w:right="120" w:firstLine="0" w:firstLineChars="0"/>
-              <w:rPr>
-                <w:rFonts w:ascii="Arial" w:hAnsi="Arial" w:eastAsia="Arial" w:cs="Arial"/>
-                <w:i w:val="false"/>
-                <w:b w:val="false"/>
-                <w:u w:val="none"/>
-                <w:strike w:val="false"/>
-                <w:sz w:val="18"/>
-                <w:szCs w:val="18"/>
-                <w:color w:val="000000"/>
-              </w:rPr>
-            </w:pPr>
-            <w:r>
-              <w:rPr>
-                <w:rFonts w:ascii="Arial" w:hAnsi="Arial" w:eastAsia="Arial" w:cs="Arial"/>
-                <w:i w:val="false"/>
-                <w:b w:val="false"/>
-                <w:u w:val="none"/>
-                <w:strike w:val="false"/>
-                <w:sz w:val="18"/>
-                <w:szCs w:val="18"/>
-                <w:color w:val="000000"/>
-              </w:rPr>
-              <w:t xml:space="preserve">93 (10%)</w:t>
-            </w:r>
-          </w:p>
-        </w:tc>
-      </w:tr>
-      <w:tr>
-        <w:trPr>
-          <w:trHeight w:val="270" w:hRule="exact"/>
-        </w:trPr>
-        body15
-        <w:tc>
-          <w:tcPr>
-            <w:tcBorders>
-              <w:bottom w:val="none" w:sz="0" w:space="0" w:color="000000"/>
-              <w:top w:val="none" w:sz="0" w:space="0" w:color="000000"/>
-              <w:left w:val="none" w:sz="0" w:space="0" w:color="000000"/>
-              <w:right w:val="none" w:sz="0" w:space="0" w:color="000000"/>
-            </w:tcBorders>
-            <w:shd w:val="clear" w:color="auto" w:fill="FFFFFF"/>
-            <w:tcMar>
-              <w:top w:w="0" w:type="dxa"/>
-              <w:bottom w:w="0" w:type="dxa"/>
-              <w:left w:w="0" w:type="dxa"/>
-              <w:right w:w="0" w:type="dxa"/>
-            </w:tcMar>
-            <w:vAlign w:val="center"/>
-          </w:tcPr>
-          <w:p>
-            <w:pPr>
-              <w:jc w:val="left"/>
-              <w:pBdr>
-                <w:bottom w:val="none" w:sz="0" w:space="0" w:color="000000"/>
-                <w:top w:val="none" w:sz="0" w:space="0" w:color="000000"/>
-                <w:left w:val="none" w:sz="0" w:space="0" w:color="000000"/>
-                <w:right w:val="none" w:sz="0" w:space="0" w:color="000000"/>
-              </w:pBdr>
-              <w:spacing w:after="20" w:before="0" w:line="240"/>
-              <w:ind w:left="300" w:right="120" w:firstLine="0" w:firstLineChars="0"/>
-              <w:rPr>
-                <w:rFonts w:ascii="Arial" w:hAnsi="Arial" w:eastAsia="Arial" w:cs="Arial"/>
-                <w:i w:val="true"/>
-                <w:b w:val="false"/>
-                <w:u w:val="none"/>
-                <w:strike w:val="false"/>
-                <w:sz w:val="18"/>
-                <w:szCs w:val="18"/>
-                <w:color w:val="000000"/>
-              </w:rPr>
-            </w:pPr>
-            <w:r>
-              <w:rPr>
-                <w:rFonts w:ascii="Arial" w:hAnsi="Arial" w:eastAsia="Arial" w:cs="Arial"/>
-                <w:i w:val="true"/>
-                <w:b w:val="false"/>
-                <w:u w:val="none"/>
-                <w:strike w:val="false"/>
-                <w:sz w:val="18"/>
-                <w:szCs w:val="18"/>
-                <w:color w:val="000000"/>
-              </w:rPr>
-              <w:t xml:space="preserve">Moderate</w:t>
-            </w:r>
-          </w:p>
-        </w:tc>
-        <w:tc>
-          <w:tcPr>
-            <w:tcBorders>
-              <w:bottom w:val="none" w:sz="0" w:space="0" w:color="000000"/>
-              <w:top w:val="none" w:sz="0" w:space="0" w:color="000000"/>
-              <w:left w:val="none" w:sz="0" w:space="0" w:color="000000"/>
-              <w:right w:val="none" w:sz="0" w:space="0" w:color="000000"/>
-            </w:tcBorders>
-            <w:shd w:val="clear" w:color="auto" w:fill="FFFFFF"/>
-            <w:tcMar>
-              <w:top w:w="0" w:type="dxa"/>
-              <w:bottom w:w="0" w:type="dxa"/>
-              <w:left w:w="0" w:type="dxa"/>
-              <w:right w:w="0" w:type="dxa"/>
-            </w:tcMar>
-            <w:vAlign w:val="center"/>
-          </w:tcPr>
-          <w:p>
-            <w:pPr>
-              <w:jc w:val="center"/>
-              <w:pBdr>
-                <w:bottom w:val="none" w:sz="0" w:space="0" w:color="000000"/>
-                <w:top w:val="none" w:sz="0" w:space="0" w:color="000000"/>
-                <w:left w:val="none" w:sz="0" w:space="0" w:color="000000"/>
-                <w:right w:val="none" w:sz="0" w:space="0" w:color="000000"/>
-              </w:pBdr>
-              <w:spacing w:after="20" w:before="0" w:line="240"/>
-              <w:ind w:left="0" w:right="120" w:firstLine="0" w:firstLineChars="0"/>
-              <w:rPr>
-                <w:rFonts w:ascii="Arial" w:hAnsi="Arial" w:eastAsia="Arial" w:cs="Arial"/>
-                <w:i w:val="false"/>
-                <w:b w:val="false"/>
-                <w:u w:val="none"/>
-                <w:strike w:val="false"/>
-                <w:sz w:val="18"/>
-                <w:szCs w:val="18"/>
-                <w:color w:val="000000"/>
-              </w:rPr>
-            </w:pPr>
-            <w:r>
-              <w:rPr>
-                <w:rFonts w:ascii="Arial" w:hAnsi="Arial" w:eastAsia="Arial" w:cs="Arial"/>
-                <w:i w:val="false"/>
-                <w:b w:val="false"/>
-                <w:u w:val="none"/>
-                <w:strike w:val="false"/>
-                <w:sz w:val="18"/>
-                <w:szCs w:val="18"/>
-                <w:color w:val="000000"/>
-              </w:rPr>
-              <w:t xml:space="preserve">663 (73%)</w:t>
-            </w:r>
-          </w:p>
-        </w:tc>
-      </w:tr>
-      <w:tr>
-        <w:trPr>
-          <w:trHeight w:val="270" w:hRule="exact"/>
-        </w:trPr>
-        body16
-        <w:tc>
-          <w:tcPr>
-            <w:tcBorders>
-              <w:bottom w:val="none" w:sz="0" w:space="0" w:color="000000"/>
-              <w:top w:val="none" w:sz="0" w:space="0" w:color="000000"/>
-              <w:left w:val="none" w:sz="0" w:space="0" w:color="000000"/>
-              <w:right w:val="none" w:sz="0" w:space="0" w:color="000000"/>
-            </w:tcBorders>
-            <w:shd w:val="clear" w:color="auto" w:fill="FFFFFF"/>
-            <w:tcMar>
-              <w:top w:w="0" w:type="dxa"/>
-              <w:bottom w:w="0" w:type="dxa"/>
-              <w:left w:w="0" w:type="dxa"/>
-              <w:right w:w="0" w:type="dxa"/>
-            </w:tcMar>
-            <w:vAlign w:val="center"/>
-          </w:tcPr>
-          <w:p>
-            <w:pPr>
-              <w:jc w:val="left"/>
-              <w:pBdr>
-                <w:bottom w:val="none" w:sz="0" w:space="0" w:color="000000"/>
-                <w:top w:val="none" w:sz="0" w:space="0" w:color="000000"/>
-                <w:left w:val="none" w:sz="0" w:space="0" w:color="000000"/>
-                <w:right w:val="none" w:sz="0" w:space="0" w:color="000000"/>
-              </w:pBdr>
-              <w:spacing w:after="20" w:before="0" w:line="240"/>
-              <w:ind w:left="300" w:right="120" w:firstLine="0" w:firstLineChars="0"/>
-              <w:rPr>
-                <w:rFonts w:ascii="Arial" w:hAnsi="Arial" w:eastAsia="Arial" w:cs="Arial"/>
-                <w:i w:val="true"/>
-                <w:b w:val="false"/>
-                <w:u w:val="none"/>
-                <w:strike w:val="false"/>
-                <w:sz w:val="18"/>
-                <w:szCs w:val="18"/>
-                <w:color w:val="000000"/>
-              </w:rPr>
-            </w:pPr>
-            <w:r>
-              <w:rPr>
-                <w:rFonts w:ascii="Arial" w:hAnsi="Arial" w:eastAsia="Arial" w:cs="Arial"/>
-                <w:i w:val="true"/>
-                <w:b w:val="false"/>
-                <w:u w:val="none"/>
-                <w:strike w:val="false"/>
-                <w:sz w:val="18"/>
-                <w:szCs w:val="18"/>
-                <w:color w:val="000000"/>
-              </w:rPr>
-              <w:t xml:space="preserve">Poor</w:t>
-            </w:r>
-          </w:p>
-        </w:tc>
-        <w:tc>
-          <w:tcPr>
-            <w:tcBorders>
-              <w:bottom w:val="none" w:sz="0" w:space="0" w:color="000000"/>
-              <w:top w:val="none" w:sz="0" w:space="0" w:color="000000"/>
-              <w:left w:val="none" w:sz="0" w:space="0" w:color="000000"/>
-              <w:right w:val="none" w:sz="0" w:space="0" w:color="000000"/>
-            </w:tcBorders>
-            <w:shd w:val="clear" w:color="auto" w:fill="FFFFFF"/>
-            <w:tcMar>
-              <w:top w:w="0" w:type="dxa"/>
-              <w:bottom w:w="0" w:type="dxa"/>
-              <w:left w:w="0" w:type="dxa"/>
-              <w:right w:w="0" w:type="dxa"/>
-            </w:tcMar>
-            <w:vAlign w:val="center"/>
-          </w:tcPr>
-          <w:p>
-            <w:pPr>
-              <w:jc w:val="center"/>
-              <w:pBdr>
-                <w:bottom w:val="none" w:sz="0" w:space="0" w:color="000000"/>
-                <w:top w:val="none" w:sz="0" w:space="0" w:color="000000"/>
-                <w:left w:val="none" w:sz="0" w:space="0" w:color="000000"/>
-                <w:right w:val="none" w:sz="0" w:space="0" w:color="000000"/>
-              </w:pBdr>
-              <w:spacing w:after="20" w:before="0" w:line="240"/>
-              <w:ind w:left="0" w:right="120" w:firstLine="0" w:firstLineChars="0"/>
-              <w:rPr>
-                <w:rFonts w:ascii="Arial" w:hAnsi="Arial" w:eastAsia="Arial" w:cs="Arial"/>
-                <w:i w:val="false"/>
-                <w:b w:val="false"/>
-                <w:u w:val="none"/>
-                <w:strike w:val="false"/>
-                <w:sz w:val="18"/>
-                <w:szCs w:val="18"/>
-                <w:color w:val="000000"/>
-              </w:rPr>
-            </w:pPr>
-            <w:r>
-              <w:rPr>
-                <w:rFonts w:ascii="Arial" w:hAnsi="Arial" w:eastAsia="Arial" w:cs="Arial"/>
-                <w:i w:val="false"/>
-                <w:b w:val="false"/>
-                <w:u w:val="none"/>
-                <w:strike w:val="false"/>
-                <w:sz w:val="18"/>
-                <w:szCs w:val="18"/>
-                <w:color w:val="000000"/>
-              </w:rPr>
-              <w:t xml:space="preserve">150 (17%)</w:t>
-            </w:r>
-          </w:p>
-        </w:tc>
-      </w:tr>
-      <w:tr>
-        <w:trPr>
-          <w:trHeight w:val="270" w:hRule="exact"/>
-        </w:trPr>
-        body17
-        <w:tc>
-          <w:tcPr>
-            <w:tcBorders>
-              <w:bottom w:val="none" w:sz="0" w:space="0" w:color="000000"/>
-              <w:top w:val="none" w:sz="0" w:space="0" w:color="000000"/>
-              <w:left w:val="none" w:sz="0" w:space="0" w:color="000000"/>
-              <w:right w:val="none" w:sz="0" w:space="0" w:color="000000"/>
-            </w:tcBorders>
-            <w:shd w:val="clear" w:color="auto" w:fill="FFFFFF"/>
-            <w:tcMar>
-              <w:top w:w="0" w:type="dxa"/>
-              <w:bottom w:w="0" w:type="dxa"/>
-              <w:left w:w="0" w:type="dxa"/>
-              <w:right w:w="0" w:type="dxa"/>
-            </w:tcMar>
-            <w:vAlign w:val="center"/>
-          </w:tcPr>
-          <w:p>
-            <w:pPr>
-              <w:jc w:val="left"/>
-              <w:pBdr>
-                <w:bottom w:val="none" w:sz="0" w:space="0" w:color="000000"/>
-                <w:top w:val="none" w:sz="0" w:space="0" w:color="000000"/>
-                <w:left w:val="none" w:sz="0" w:space="0" w:color="000000"/>
-                <w:right w:val="none" w:sz="0" w:space="0" w:color="000000"/>
-              </w:pBdr>
-              <w:spacing w:after="20" w:before="0" w:line="240"/>
-              <w:ind w:left="180" w:right="120" w:firstLine="0" w:firstLineChars="0"/>
-              <w:rPr>
-                <w:rFonts w:ascii="Arial" w:hAnsi="Arial" w:eastAsia="Arial" w:cs="Arial"/>
-                <w:i w:val="false"/>
-                <w:b w:val="false"/>
-                <w:u w:val="single"/>
-                <w:strike w:val="false"/>
-                <w:sz w:val="18"/>
-                <w:szCs w:val="18"/>
-                <w:color w:val="000000"/>
-              </w:rPr>
-            </w:pPr>
-            <w:r>
-              <w:rPr>
-                <w:rFonts w:ascii="Arial" w:hAnsi="Arial" w:eastAsia="Arial" w:cs="Arial"/>
-                <w:i w:val="false"/>
-                <w:b w:val="false"/>
-                <w:u w:val="single"/>
-                <w:strike w:val="false"/>
-                <w:sz w:val="18"/>
-                <w:szCs w:val="18"/>
-                <w:color w:val="000000"/>
-              </w:rPr>
-              <w:t xml:space="preserve">Extent of Local Spread</w:t>
-            </w:r>
-          </w:p>
-        </w:tc>
-        <w:tc>
-          <w:tcPr>
-            <w:tcBorders>
-              <w:bottom w:val="none" w:sz="0" w:space="0" w:color="000000"/>
-              <w:top w:val="none" w:sz="0" w:space="0" w:color="000000"/>
-              <w:left w:val="none" w:sz="0" w:space="0" w:color="000000"/>
-              <w:right w:val="none" w:sz="0" w:space="0" w:color="000000"/>
-            </w:tcBorders>
-            <w:shd w:val="clear" w:color="auto" w:fill="FFFFFF"/>
-            <w:tcMar>
-              <w:top w:w="0" w:type="dxa"/>
-              <w:bottom w:w="0" w:type="dxa"/>
-              <w:left w:w="0" w:type="dxa"/>
-              <w:right w:w="0" w:type="dxa"/>
-            </w:tcMar>
-            <w:vAlign w:val="center"/>
-          </w:tcPr>
-          <w:p>
-            <w:pPr>
-              <w:jc w:val="center"/>
-              <w:pBdr>
-                <w:bottom w:val="none" w:sz="0" w:space="0" w:color="000000"/>
-                <w:top w:val="none" w:sz="0" w:space="0" w:color="000000"/>
-                <w:left w:val="none" w:sz="0" w:space="0" w:color="000000"/>
-                <w:right w:val="none" w:sz="0" w:space="0" w:color="000000"/>
-              </w:pBdr>
-              <w:spacing w:after="20" w:before="0" w:line="240"/>
-              <w:ind w:left="0" w:right="120" w:firstLine="0" w:firstLineChars="0"/>
-              <w:rPr>
-                <w:rFonts w:ascii="Arial" w:hAnsi="Arial" w:eastAsia="Arial" w:cs="Arial"/>
-                <w:i w:val="false"/>
-                <w:b w:val="false"/>
-                <w:u w:val="none"/>
-                <w:strike w:val="false"/>
-                <w:sz w:val="18"/>
-                <w:szCs w:val="18"/>
-                <w:color w:val="000000"/>
-              </w:rPr>
-            </w:pPr>
-            <w:r>
-              <w:rPr>
-                <w:rFonts w:ascii="Arial" w:hAnsi="Arial" w:eastAsia="Arial" w:cs="Arial"/>
-                <w:i w:val="false"/>
-                <w:b w:val="false"/>
-                <w:u w:val="none"/>
-                <w:strike w:val="false"/>
-                <w:sz w:val="18"/>
-                <w:szCs w:val="18"/>
-                <w:color w:val="000000"/>
-              </w:rPr>
-              <w:t xml:space="preserve"/>
-            </w:r>
-          </w:p>
-        </w:tc>
-      </w:tr>
-      <w:tr>
-        <w:trPr>
-          <w:trHeight w:val="270" w:hRule="exact"/>
-        </w:trPr>
-        body18
-        <w:tc>
-          <w:tcPr>
-            <w:tcBorders>
-              <w:bottom w:val="none" w:sz="0" w:space="0" w:color="000000"/>
-              <w:top w:val="none" w:sz="0" w:space="0" w:color="000000"/>
-              <w:left w:val="none" w:sz="0" w:space="0" w:color="000000"/>
-              <w:right w:val="none" w:sz="0" w:space="0" w:color="000000"/>
-            </w:tcBorders>
-            <w:shd w:val="clear" w:color="auto" w:fill="FFFFFF"/>
-            <w:tcMar>
-              <w:top w:w="0" w:type="dxa"/>
-              <w:bottom w:w="0" w:type="dxa"/>
-              <w:left w:w="0" w:type="dxa"/>
-              <w:right w:w="0" w:type="dxa"/>
-            </w:tcMar>
-            <w:vAlign w:val="center"/>
-          </w:tcPr>
-          <w:p>
-            <w:pPr>
-              <w:jc w:val="left"/>
-              <w:pBdr>
-                <w:bottom w:val="none" w:sz="0" w:space="0" w:color="000000"/>
-                <w:top w:val="none" w:sz="0" w:space="0" w:color="000000"/>
-                <w:left w:val="none" w:sz="0" w:space="0" w:color="000000"/>
-                <w:right w:val="none" w:sz="0" w:space="0" w:color="000000"/>
-              </w:pBdr>
-              <w:spacing w:after="20" w:before="0" w:line="240"/>
-              <w:ind w:left="300" w:right="120" w:firstLine="0" w:firstLineChars="0"/>
-              <w:rPr>
-                <w:rFonts w:ascii="Arial" w:hAnsi="Arial" w:eastAsia="Arial" w:cs="Arial"/>
-                <w:i w:val="true"/>
-                <w:b w:val="false"/>
-                <w:u w:val="none"/>
-                <w:strike w:val="false"/>
-                <w:sz w:val="18"/>
-                <w:szCs w:val="18"/>
-                <w:color w:val="000000"/>
-              </w:rPr>
-            </w:pPr>
-            <w:r>
-              <w:rPr>
-                <w:rFonts w:ascii="Arial" w:hAnsi="Arial" w:eastAsia="Arial" w:cs="Arial"/>
-                <w:i w:val="true"/>
-                <w:b w:val="false"/>
-                <w:u w:val="none"/>
-                <w:strike w:val="false"/>
-                <w:sz w:val="18"/>
-                <w:szCs w:val="18"/>
-                <w:color w:val="000000"/>
-              </w:rPr>
-              <w:t xml:space="preserve">Submucosa</w:t>
-            </w:r>
-          </w:p>
-        </w:tc>
-        <w:tc>
-          <w:tcPr>
-            <w:tcBorders>
-              <w:bottom w:val="none" w:sz="0" w:space="0" w:color="000000"/>
-              <w:top w:val="none" w:sz="0" w:space="0" w:color="000000"/>
-              <w:left w:val="none" w:sz="0" w:space="0" w:color="000000"/>
-              <w:right w:val="none" w:sz="0" w:space="0" w:color="000000"/>
-            </w:tcBorders>
-            <w:shd w:val="clear" w:color="auto" w:fill="FFFFFF"/>
-            <w:tcMar>
-              <w:top w:w="0" w:type="dxa"/>
-              <w:bottom w:w="0" w:type="dxa"/>
-              <w:left w:w="0" w:type="dxa"/>
-              <w:right w:w="0" w:type="dxa"/>
-            </w:tcMar>
-            <w:vAlign w:val="center"/>
-          </w:tcPr>
-          <w:p>
-            <w:pPr>
-              <w:jc w:val="center"/>
-              <w:pBdr>
-                <w:bottom w:val="none" w:sz="0" w:space="0" w:color="000000"/>
-                <w:top w:val="none" w:sz="0" w:space="0" w:color="000000"/>
-                <w:left w:val="none" w:sz="0" w:space="0" w:color="000000"/>
-                <w:right w:val="none" w:sz="0" w:space="0" w:color="000000"/>
-              </w:pBdr>
-              <w:spacing w:after="20" w:before="0" w:line="240"/>
-              <w:ind w:left="0" w:right="120" w:firstLine="0" w:firstLineChars="0"/>
-              <w:rPr>
-                <w:rFonts w:ascii="Arial" w:hAnsi="Arial" w:eastAsia="Arial" w:cs="Arial"/>
-                <w:i w:val="false"/>
-                <w:b w:val="false"/>
-                <w:u w:val="none"/>
-                <w:strike w:val="false"/>
-                <w:sz w:val="18"/>
-                <w:szCs w:val="18"/>
-                <w:color w:val="000000"/>
-              </w:rPr>
-            </w:pPr>
-            <w:r>
-              <w:rPr>
-                <w:rFonts w:ascii="Arial" w:hAnsi="Arial" w:eastAsia="Arial" w:cs="Arial"/>
-                <w:i w:val="false"/>
-                <w:b w:val="false"/>
-                <w:u w:val="none"/>
-                <w:strike w:val="false"/>
-                <w:sz w:val="18"/>
-                <w:szCs w:val="18"/>
-                <w:color w:val="000000"/>
-              </w:rPr>
-              <w:t xml:space="preserve">21 (2%)</w:t>
-            </w:r>
-          </w:p>
-        </w:tc>
-      </w:tr>
-      <w:tr>
-        <w:trPr>
-          <w:trHeight w:val="270" w:hRule="exact"/>
-        </w:trPr>
-        body19
-        <w:tc>
-          <w:tcPr>
-            <w:tcBorders>
-              <w:bottom w:val="none" w:sz="0" w:space="0" w:color="000000"/>
-              <w:top w:val="none" w:sz="0" w:space="0" w:color="000000"/>
-              <w:left w:val="none" w:sz="0" w:space="0" w:color="000000"/>
-              <w:right w:val="none" w:sz="0" w:space="0" w:color="000000"/>
-            </w:tcBorders>
-            <w:shd w:val="clear" w:color="auto" w:fill="FFFFFF"/>
-            <w:tcMar>
-              <w:top w:w="0" w:type="dxa"/>
-              <w:bottom w:w="0" w:type="dxa"/>
-              <w:left w:w="0" w:type="dxa"/>
-              <w:right w:w="0" w:type="dxa"/>
-            </w:tcMar>
-            <w:vAlign w:val="center"/>
-          </w:tcPr>
-          <w:p>
-            <w:pPr>
-              <w:jc w:val="left"/>
-              <w:pBdr>
-                <w:bottom w:val="none" w:sz="0" w:space="0" w:color="000000"/>
-                <w:top w:val="none" w:sz="0" w:space="0" w:color="000000"/>
-                <w:left w:val="none" w:sz="0" w:space="0" w:color="000000"/>
-                <w:right w:val="none" w:sz="0" w:space="0" w:color="000000"/>
-              </w:pBdr>
-              <w:spacing w:after="20" w:before="0" w:line="240"/>
-              <w:ind w:left="300" w:right="120" w:firstLine="0" w:firstLineChars="0"/>
-              <w:rPr>
-                <w:rFonts w:ascii="Arial" w:hAnsi="Arial" w:eastAsia="Arial" w:cs="Arial"/>
-                <w:i w:val="true"/>
-                <w:b w:val="false"/>
-                <w:u w:val="none"/>
-                <w:strike w:val="false"/>
-                <w:sz w:val="18"/>
-                <w:szCs w:val="18"/>
-                <w:color w:val="000000"/>
-              </w:rPr>
-            </w:pPr>
-            <w:r>
-              <w:rPr>
-                <w:rFonts w:ascii="Arial" w:hAnsi="Arial" w:eastAsia="Arial" w:cs="Arial"/>
-                <w:i w:val="true"/>
-                <w:b w:val="false"/>
-                <w:u w:val="none"/>
-                <w:strike w:val="false"/>
-                <w:sz w:val="18"/>
-                <w:szCs w:val="18"/>
-                <w:color w:val="000000"/>
-              </w:rPr>
-              <w:t xml:space="preserve">Muscle</w:t>
-            </w:r>
-          </w:p>
-        </w:tc>
-        <w:tc>
-          <w:tcPr>
-            <w:tcBorders>
-              <w:bottom w:val="none" w:sz="0" w:space="0" w:color="000000"/>
-              <w:top w:val="none" w:sz="0" w:space="0" w:color="000000"/>
-              <w:left w:val="none" w:sz="0" w:space="0" w:color="000000"/>
-              <w:right w:val="none" w:sz="0" w:space="0" w:color="000000"/>
-            </w:tcBorders>
-            <w:shd w:val="clear" w:color="auto" w:fill="FFFFFF"/>
-            <w:tcMar>
-              <w:top w:w="0" w:type="dxa"/>
-              <w:bottom w:w="0" w:type="dxa"/>
-              <w:left w:w="0" w:type="dxa"/>
-              <w:right w:w="0" w:type="dxa"/>
-            </w:tcMar>
-            <w:vAlign w:val="center"/>
-          </w:tcPr>
-          <w:p>
-            <w:pPr>
-              <w:jc w:val="center"/>
-              <w:pBdr>
-                <w:bottom w:val="none" w:sz="0" w:space="0" w:color="000000"/>
-                <w:top w:val="none" w:sz="0" w:space="0" w:color="000000"/>
-                <w:left w:val="none" w:sz="0" w:space="0" w:color="000000"/>
-                <w:right w:val="none" w:sz="0" w:space="0" w:color="000000"/>
-              </w:pBdr>
-              <w:spacing w:after="20" w:before="0" w:line="240"/>
-              <w:ind w:left="0" w:right="120" w:firstLine="0" w:firstLineChars="0"/>
-              <w:rPr>
-                <w:rFonts w:ascii="Arial" w:hAnsi="Arial" w:eastAsia="Arial" w:cs="Arial"/>
-                <w:i w:val="false"/>
-                <w:b w:val="false"/>
-                <w:u w:val="none"/>
-                <w:strike w:val="false"/>
-                <w:sz w:val="18"/>
-                <w:szCs w:val="18"/>
-                <w:color w:val="000000"/>
-              </w:rPr>
-            </w:pPr>
-            <w:r>
-              <w:rPr>
-                <w:rFonts w:ascii="Arial" w:hAnsi="Arial" w:eastAsia="Arial" w:cs="Arial"/>
-                <w:i w:val="false"/>
-                <w:b w:val="false"/>
-                <w:u w:val="none"/>
-                <w:strike w:val="false"/>
-                <w:sz w:val="18"/>
-                <w:szCs w:val="18"/>
-                <w:color w:val="000000"/>
-              </w:rPr>
-              <w:t xml:space="preserve">106 (11%)</w:t>
-            </w:r>
-          </w:p>
-        </w:tc>
-      </w:tr>
-      <w:tr>
-        <w:trPr>
-          <w:trHeight w:val="270" w:hRule="exact"/>
-        </w:trPr>
-        body20
-        <w:tc>
-          <w:tcPr>
-            <w:tcBorders>
-              <w:bottom w:val="none" w:sz="0" w:space="0" w:color="000000"/>
-              <w:top w:val="none" w:sz="0" w:space="0" w:color="000000"/>
-              <w:left w:val="none" w:sz="0" w:space="0" w:color="000000"/>
-              <w:right w:val="none" w:sz="0" w:space="0" w:color="000000"/>
-            </w:tcBorders>
-            <w:shd w:val="clear" w:color="auto" w:fill="FFFFFF"/>
-            <w:tcMar>
-              <w:top w:w="0" w:type="dxa"/>
-              <w:bottom w:w="0" w:type="dxa"/>
-              <w:left w:w="0" w:type="dxa"/>
-              <w:right w:w="0" w:type="dxa"/>
-            </w:tcMar>
-            <w:vAlign w:val="center"/>
-          </w:tcPr>
-          <w:p>
-            <w:pPr>
-              <w:jc w:val="left"/>
-              <w:pBdr>
-                <w:bottom w:val="none" w:sz="0" w:space="0" w:color="000000"/>
-                <w:top w:val="none" w:sz="0" w:space="0" w:color="000000"/>
-                <w:left w:val="none" w:sz="0" w:space="0" w:color="000000"/>
-                <w:right w:val="none" w:sz="0" w:space="0" w:color="000000"/>
-              </w:pBdr>
-              <w:spacing w:after="20" w:before="0" w:line="240"/>
-              <w:ind w:left="300" w:right="120" w:firstLine="0" w:firstLineChars="0"/>
-              <w:rPr>
-                <w:rFonts w:ascii="Arial" w:hAnsi="Arial" w:eastAsia="Arial" w:cs="Arial"/>
-                <w:i w:val="true"/>
-                <w:b w:val="false"/>
-                <w:u w:val="none"/>
-                <w:strike w:val="false"/>
-                <w:sz w:val="18"/>
-                <w:szCs w:val="18"/>
-                <w:color w:val="000000"/>
-              </w:rPr>
-            </w:pPr>
-            <w:r>
-              <w:rPr>
-                <w:rFonts w:ascii="Arial" w:hAnsi="Arial" w:eastAsia="Arial" w:cs="Arial"/>
-                <w:i w:val="true"/>
-                <w:b w:val="false"/>
-                <w:u w:val="none"/>
-                <w:strike w:val="false"/>
-                <w:sz w:val="18"/>
-                <w:szCs w:val="18"/>
-                <w:color w:val="000000"/>
-              </w:rPr>
-              <w:t xml:space="preserve">Serosa</w:t>
-            </w:r>
-          </w:p>
-        </w:tc>
-        <w:tc>
-          <w:tcPr>
-            <w:tcBorders>
-              <w:bottom w:val="none" w:sz="0" w:space="0" w:color="000000"/>
-              <w:top w:val="none" w:sz="0" w:space="0" w:color="000000"/>
-              <w:left w:val="none" w:sz="0" w:space="0" w:color="000000"/>
-              <w:right w:val="none" w:sz="0" w:space="0" w:color="000000"/>
-            </w:tcBorders>
-            <w:shd w:val="clear" w:color="auto" w:fill="FFFFFF"/>
-            <w:tcMar>
-              <w:top w:w="0" w:type="dxa"/>
-              <w:bottom w:w="0" w:type="dxa"/>
-              <w:left w:w="0" w:type="dxa"/>
-              <w:right w:w="0" w:type="dxa"/>
-            </w:tcMar>
-            <w:vAlign w:val="center"/>
-          </w:tcPr>
-          <w:p>
-            <w:pPr>
-              <w:jc w:val="center"/>
-              <w:pBdr>
-                <w:bottom w:val="none" w:sz="0" w:space="0" w:color="000000"/>
-                <w:top w:val="none" w:sz="0" w:space="0" w:color="000000"/>
-                <w:left w:val="none" w:sz="0" w:space="0" w:color="000000"/>
-                <w:right w:val="none" w:sz="0" w:space="0" w:color="000000"/>
-              </w:pBdr>
-              <w:spacing w:after="20" w:before="0" w:line="240"/>
-              <w:ind w:left="0" w:right="120" w:firstLine="0" w:firstLineChars="0"/>
-              <w:rPr>
-                <w:rFonts w:ascii="Arial" w:hAnsi="Arial" w:eastAsia="Arial" w:cs="Arial"/>
-                <w:i w:val="false"/>
-                <w:b w:val="false"/>
-                <w:u w:val="none"/>
-                <w:strike w:val="false"/>
-                <w:sz w:val="18"/>
-                <w:szCs w:val="18"/>
-                <w:color w:val="000000"/>
-              </w:rPr>
-            </w:pPr>
-            <w:r>
-              <w:rPr>
-                <w:rFonts w:ascii="Arial" w:hAnsi="Arial" w:eastAsia="Arial" w:cs="Arial"/>
-                <w:i w:val="false"/>
-                <w:b w:val="false"/>
-                <w:u w:val="none"/>
-                <w:strike w:val="false"/>
-                <w:sz w:val="18"/>
-                <w:szCs w:val="18"/>
-                <w:color w:val="000000"/>
-              </w:rPr>
-              <w:t xml:space="preserve">759 (82%)</w:t>
-            </w:r>
-          </w:p>
-        </w:tc>
-      </w:tr>
-      <w:tr>
-        <w:trPr>
-          <w:trHeight w:val="270" w:hRule="exact"/>
-        </w:trPr>
-        body21
-        <w:tc>
-          <w:tcPr>
-            <w:tcBorders>
-              <w:bottom w:val="none" w:sz="0" w:space="0" w:color="000000"/>
-              <w:top w:val="none" w:sz="0" w:space="0" w:color="000000"/>
-              <w:left w:val="none" w:sz="0" w:space="0" w:color="000000"/>
-              <w:right w:val="none" w:sz="0" w:space="0" w:color="000000"/>
-            </w:tcBorders>
-            <w:shd w:val="clear" w:color="auto" w:fill="FFFFFF"/>
-            <w:tcMar>
-              <w:top w:w="0" w:type="dxa"/>
-              <w:bottom w:w="0" w:type="dxa"/>
-              <w:left w:w="0" w:type="dxa"/>
-              <w:right w:w="0" w:type="dxa"/>
-            </w:tcMar>
-            <w:vAlign w:val="center"/>
-          </w:tcPr>
-          <w:p>
-            <w:pPr>
-              <w:jc w:val="left"/>
-              <w:pBdr>
-                <w:bottom w:val="none" w:sz="0" w:space="0" w:color="000000"/>
-                <w:top w:val="none" w:sz="0" w:space="0" w:color="000000"/>
-                <w:left w:val="none" w:sz="0" w:space="0" w:color="000000"/>
-                <w:right w:val="none" w:sz="0" w:space="0" w:color="000000"/>
-              </w:pBdr>
-              <w:spacing w:after="20" w:before="0" w:line="240"/>
-              <w:ind w:left="300" w:right="120" w:firstLine="0" w:firstLineChars="0"/>
-              <w:rPr>
-                <w:rFonts w:ascii="Arial" w:hAnsi="Arial" w:eastAsia="Arial" w:cs="Arial"/>
-                <w:i w:val="true"/>
-                <w:b w:val="false"/>
-                <w:u w:val="none"/>
-                <w:strike w:val="false"/>
-                <w:sz w:val="18"/>
-                <w:szCs w:val="18"/>
-                <w:color w:val="000000"/>
-              </w:rPr>
-            </w:pPr>
-            <w:r>
-              <w:rPr>
-                <w:rFonts w:ascii="Arial" w:hAnsi="Arial" w:eastAsia="Arial" w:cs="Arial"/>
-                <w:i w:val="true"/>
-                <w:b w:val="false"/>
-                <w:u w:val="none"/>
-                <w:strike w:val="false"/>
-                <w:sz w:val="18"/>
-                <w:szCs w:val="18"/>
-                <w:color w:val="000000"/>
-              </w:rPr>
-              <w:t xml:space="preserve">Contiguous Structures</w:t>
-            </w:r>
-          </w:p>
-        </w:tc>
-        <w:tc>
-          <w:tcPr>
-            <w:tcBorders>
-              <w:bottom w:val="none" w:sz="0" w:space="0" w:color="000000"/>
-              <w:top w:val="none" w:sz="0" w:space="0" w:color="000000"/>
-              <w:left w:val="none" w:sz="0" w:space="0" w:color="000000"/>
-              <w:right w:val="none" w:sz="0" w:space="0" w:color="000000"/>
-            </w:tcBorders>
-            <w:shd w:val="clear" w:color="auto" w:fill="FFFFFF"/>
-            <w:tcMar>
-              <w:top w:w="0" w:type="dxa"/>
-              <w:bottom w:w="0" w:type="dxa"/>
-              <w:left w:w="0" w:type="dxa"/>
-              <w:right w:w="0" w:type="dxa"/>
-            </w:tcMar>
-            <w:vAlign w:val="center"/>
-          </w:tcPr>
-          <w:p>
-            <w:pPr>
-              <w:jc w:val="center"/>
-              <w:pBdr>
-                <w:bottom w:val="none" w:sz="0" w:space="0" w:color="000000"/>
-                <w:top w:val="none" w:sz="0" w:space="0" w:color="000000"/>
-                <w:left w:val="none" w:sz="0" w:space="0" w:color="000000"/>
-                <w:right w:val="none" w:sz="0" w:space="0" w:color="000000"/>
-              </w:pBdr>
-              <w:spacing w:after="20" w:before="0" w:line="240"/>
-              <w:ind w:left="0" w:right="120" w:firstLine="0" w:firstLineChars="0"/>
-              <w:rPr>
-                <w:rFonts w:ascii="Arial" w:hAnsi="Arial" w:eastAsia="Arial" w:cs="Arial"/>
-                <w:i w:val="false"/>
-                <w:b w:val="false"/>
-                <w:u w:val="none"/>
-                <w:strike w:val="false"/>
-                <w:sz w:val="18"/>
-                <w:szCs w:val="18"/>
-                <w:color w:val="000000"/>
-              </w:rPr>
-            </w:pPr>
-            <w:r>
-              <w:rPr>
-                <w:rFonts w:ascii="Arial" w:hAnsi="Arial" w:eastAsia="Arial" w:cs="Arial"/>
-                <w:i w:val="false"/>
-                <w:b w:val="false"/>
-                <w:u w:val="none"/>
-                <w:strike w:val="false"/>
-                <w:sz w:val="18"/>
-                <w:szCs w:val="18"/>
-                <w:color w:val="000000"/>
-              </w:rPr>
-              <w:t xml:space="preserve">43 (5%)</w:t>
-            </w:r>
-          </w:p>
-        </w:tc>
-      </w:tr>
-      <w:tr>
-        <w:trPr>
-          <w:trHeight w:val="369" w:hRule="exact"/>
-        </w:trPr>
-        body22
-        <w:tc>
-          <w:tcPr>
-            <w:gridSpan w:val="2"/>
-            <w:tcBorders>
-              <w:bottom w:val="single" w:sz="4" w:space="0" w:color="000000"/>
-              <w:top w:val="none" w:sz="0" w:space="0" w:color="000000"/>
-              <w:left w:val="none" w:sz="0" w:space="0" w:color="000000"/>
-              <w:right w:val="none" w:sz="0" w:space="0" w:color="000000"/>
-            </w:tcBorders>
-            <w:shd w:val="clear" w:color="auto" w:fill="FFFFFF"/>
-            <w:tcMar>
-              <w:top w:w="0" w:type="dxa"/>
-              <w:bottom w:w="0" w:type="dxa"/>
-              <w:left w:w="0" w:type="dxa"/>
-              <w:right w:w="0" w:type="dxa"/>
-            </w:tcMar>
-            <w:vAlign w:val="center"/>
-          </w:tcPr>
-          <w:p>
-            <w:pPr>
-              <w:jc w:val="left"/>
-              <w:pBdr>
-                <w:bottom w:val="none" w:sz="0" w:space="0" w:color="000000"/>
-                <w:top w:val="none" w:sz="0" w:space="0" w:color="000000"/>
-                <w:left w:val="none" w:sz="0" w:space="0" w:color="000000"/>
-                <w:right w:val="none" w:sz="0" w:space="0" w:color="000000"/>
-              </w:pBdr>
-              <w:spacing w:after="40" w:before="40" w:line="240"/>
-              <w:ind w:left="60" w:right="120" w:firstLine="0" w:firstLineChars="0"/>
-              <w:rPr>
-                <w:rFonts w:ascii="Arial" w:hAnsi="Arial" w:eastAsia="Arial" w:cs="Arial"/>
-                <w:i w:val="false"/>
-                <w:b w:val="true"/>
-                <w:u w:val="none"/>
-                <w:strike w:val="false"/>
-                <w:sz w:val="18"/>
-                <w:szCs w:val="18"/>
-                <w:color w:val="000000"/>
-              </w:rPr>
-            </w:pPr>
-            <w:r>
-              <w:rPr>
-                <w:rFonts w:ascii="Arial" w:hAnsi="Arial" w:eastAsia="Arial" w:cs="Arial"/>
-                <w:i w:val="false"/>
-                <w:b w:val="true"/>
-                <w:u w:val="none"/>
-                <w:strike w:val="false"/>
-                <w:sz w:val="18"/>
-                <w:szCs w:val="18"/>
-                <w:color w:val="000000"/>
-              </w:rPr>
-              <w:t xml:space="preserve">Outcomes</w:t>
-            </w:r>
-          </w:p>
-        </w:tc>
-      </w:tr>
-      <w:tr>
-        <w:trPr>
-          <w:trHeight w:val="270" w:hRule="exact"/>
-        </w:trPr>
-        body23
-        <w:tc>
-          <w:tcPr>
-            <w:tcBorders>
-              <w:bottom w:val="none" w:sz="0" w:space="0" w:color="000000"/>
-              <w:top w:val="single" w:sz="4" w:space="0" w:color="000000"/>
-              <w:left w:val="none" w:sz="0" w:space="0" w:color="000000"/>
-              <w:right w:val="none" w:sz="0" w:space="0" w:color="000000"/>
-            </w:tcBorders>
-            <w:shd w:val="clear" w:color="auto" w:fill="FFFFFF"/>
-            <w:tcMar>
-              <w:top w:w="0" w:type="dxa"/>
-              <w:bottom w:w="0" w:type="dxa"/>
-              <w:left w:w="0" w:type="dxa"/>
-              <w:right w:w="0" w:type="dxa"/>
-            </w:tcMar>
-            <w:vAlign w:val="center"/>
-          </w:tcPr>
-          <w:p>
-            <w:pPr>
-              <w:jc w:val="left"/>
-              <w:pBdr>
-                <w:bottom w:val="none" w:sz="0" w:space="0" w:color="000000"/>
-                <w:top w:val="none" w:sz="0" w:space="0" w:color="000000"/>
-                <w:left w:val="none" w:sz="0" w:space="0" w:color="000000"/>
-                <w:right w:val="none" w:sz="0" w:space="0" w:color="000000"/>
-              </w:pBdr>
-              <w:spacing w:after="20" w:before="0" w:line="240"/>
-              <w:ind w:left="180" w:right="120" w:firstLine="0" w:firstLineChars="0"/>
-              <w:rPr>
-                <w:rFonts w:ascii="Arial" w:hAnsi="Arial" w:eastAsia="Arial" w:cs="Arial"/>
-                <w:i w:val="false"/>
-                <w:b w:val="false"/>
-                <w:u w:val="single"/>
-                <w:strike w:val="false"/>
-                <w:sz w:val="18"/>
-                <w:szCs w:val="18"/>
-                <w:color w:val="000000"/>
-              </w:rPr>
-            </w:pPr>
-            <w:r>
-              <w:rPr>
-                <w:rFonts w:ascii="Arial" w:hAnsi="Arial" w:eastAsia="Arial" w:cs="Arial"/>
-                <w:i w:val="false"/>
-                <w:b w:val="false"/>
-                <w:u w:val="single"/>
-                <w:strike w:val="false"/>
-                <w:sz w:val="18"/>
-                <w:szCs w:val="18"/>
-                <w:color w:val="000000"/>
-              </w:rPr>
-              <w:t xml:space="preserve">Recurrence</w:t>
-            </w:r>
-          </w:p>
-        </w:tc>
-        <w:tc>
-          <w:tcPr>
-            <w:tcBorders>
-              <w:bottom w:val="none" w:sz="0" w:space="0" w:color="000000"/>
-              <w:top w:val="single" w:sz="4" w:space="0" w:color="000000"/>
-              <w:left w:val="none" w:sz="0" w:space="0" w:color="000000"/>
-              <w:right w:val="none" w:sz="0" w:space="0" w:color="000000"/>
-            </w:tcBorders>
-            <w:shd w:val="clear" w:color="auto" w:fill="FFFFFF"/>
-            <w:tcMar>
-              <w:top w:w="0" w:type="dxa"/>
-              <w:bottom w:w="0" w:type="dxa"/>
-              <w:left w:w="0" w:type="dxa"/>
-              <w:right w:w="0" w:type="dxa"/>
-            </w:tcMar>
-            <w:vAlign w:val="center"/>
-          </w:tcPr>
-          <w:p>
-            <w:pPr>
-              <w:jc w:val="center"/>
-              <w:pBdr>
-                <w:bottom w:val="none" w:sz="0" w:space="0" w:color="000000"/>
-                <w:top w:val="none" w:sz="0" w:space="0" w:color="000000"/>
-                <w:left w:val="none" w:sz="0" w:space="0" w:color="000000"/>
-                <w:right w:val="none" w:sz="0" w:space="0" w:color="000000"/>
-              </w:pBdr>
-              <w:spacing w:after="20" w:before="0" w:line="240"/>
-              <w:ind w:left="0" w:right="120" w:firstLine="0" w:firstLineChars="0"/>
-              <w:rPr>
-                <w:rFonts w:ascii="Arial" w:hAnsi="Arial" w:eastAsia="Arial" w:cs="Arial"/>
-                <w:i w:val="false"/>
-                <w:b w:val="false"/>
-                <w:u w:val="none"/>
-                <w:strike w:val="false"/>
-                <w:sz w:val="18"/>
-                <w:szCs w:val="18"/>
-                <w:color w:val="000000"/>
-              </w:rPr>
-            </w:pPr>
-            <w:r>
-              <w:rPr>
-                <w:rFonts w:ascii="Arial" w:hAnsi="Arial" w:eastAsia="Arial" w:cs="Arial"/>
-                <w:i w:val="false"/>
-                <w:b w:val="false"/>
-                <w:u w:val="none"/>
-                <w:strike w:val="false"/>
-                <w:sz w:val="18"/>
-                <w:szCs w:val="18"/>
-                <w:color w:val="000000"/>
-              </w:rPr>
-              <w:t xml:space="preserve"/>
-            </w:r>
-          </w:p>
-        </w:tc>
-      </w:tr>
-      <w:tr>
-        <w:trPr>
-          <w:trHeight w:val="270" w:hRule="exact"/>
-        </w:trPr>
-        body24
-        <w:tc>
-          <w:tcPr>
-            <w:tcBorders>
-              <w:bottom w:val="none" w:sz="0" w:space="0" w:color="000000"/>
-              <w:top w:val="none" w:sz="0" w:space="0" w:color="000000"/>
-              <w:left w:val="none" w:sz="0" w:space="0" w:color="000000"/>
-              <w:right w:val="none" w:sz="0" w:space="0" w:color="000000"/>
-            </w:tcBorders>
-            <w:shd w:val="clear" w:color="auto" w:fill="FFFFFF"/>
-            <w:tcMar>
-              <w:top w:w="0" w:type="dxa"/>
-              <w:bottom w:w="0" w:type="dxa"/>
-              <w:left w:w="0" w:type="dxa"/>
-              <w:right w:w="0" w:type="dxa"/>
-            </w:tcMar>
-            <w:vAlign w:val="center"/>
-          </w:tcPr>
-          <w:p>
-            <w:pPr>
-              <w:jc w:val="left"/>
-              <w:pBdr>
-                <w:bottom w:val="none" w:sz="0" w:space="0" w:color="000000"/>
-                <w:top w:val="none" w:sz="0" w:space="0" w:color="000000"/>
-                <w:left w:val="none" w:sz="0" w:space="0" w:color="000000"/>
-                <w:right w:val="none" w:sz="0" w:space="0" w:color="000000"/>
-              </w:pBdr>
-              <w:spacing w:after="20" w:before="0" w:line="240"/>
-              <w:ind w:left="300" w:right="120" w:firstLine="0" w:firstLineChars="0"/>
-              <w:rPr>
-                <w:rFonts w:ascii="Arial" w:hAnsi="Arial" w:eastAsia="Arial" w:cs="Arial"/>
-                <w:i w:val="true"/>
-                <w:b w:val="false"/>
-                <w:u w:val="none"/>
-                <w:strike w:val="false"/>
-                <w:sz w:val="18"/>
-                <w:szCs w:val="18"/>
-                <w:color w:val="000000"/>
-              </w:rPr>
-            </w:pPr>
-            <w:r>
-              <w:rPr>
-                <w:rFonts w:ascii="Arial" w:hAnsi="Arial" w:eastAsia="Arial" w:cs="Arial"/>
-                <w:i w:val="true"/>
-                <w:b w:val="false"/>
-                <w:u w:val="none"/>
-                <w:strike w:val="false"/>
-                <w:sz w:val="18"/>
-                <w:szCs w:val="18"/>
-                <w:color w:val="000000"/>
-              </w:rPr>
-              <w:t xml:space="preserve">No Recurrence</w:t>
-            </w:r>
-          </w:p>
-        </w:tc>
-        <w:tc>
-          <w:tcPr>
-            <w:tcBorders>
-              <w:bottom w:val="none" w:sz="0" w:space="0" w:color="000000"/>
-              <w:top w:val="none" w:sz="0" w:space="0" w:color="000000"/>
-              <w:left w:val="none" w:sz="0" w:space="0" w:color="000000"/>
-              <w:right w:val="none" w:sz="0" w:space="0" w:color="000000"/>
-            </w:tcBorders>
-            <w:shd w:val="clear" w:color="auto" w:fill="FFFFFF"/>
-            <w:tcMar>
-              <w:top w:w="0" w:type="dxa"/>
-              <w:bottom w:w="0" w:type="dxa"/>
-              <w:left w:w="0" w:type="dxa"/>
-              <w:right w:w="0" w:type="dxa"/>
-            </w:tcMar>
-            <w:vAlign w:val="center"/>
-          </w:tcPr>
-          <w:p>
-            <w:pPr>
-              <w:jc w:val="center"/>
-              <w:pBdr>
-                <w:bottom w:val="none" w:sz="0" w:space="0" w:color="000000"/>
-                <w:top w:val="none" w:sz="0" w:space="0" w:color="000000"/>
-                <w:left w:val="none" w:sz="0" w:space="0" w:color="000000"/>
-                <w:right w:val="none" w:sz="0" w:space="0" w:color="000000"/>
-              </w:pBdr>
-              <w:spacing w:after="20" w:before="0" w:line="240"/>
-              <w:ind w:left="0" w:right="120" w:firstLine="0" w:firstLineChars="0"/>
-              <w:rPr>
-                <w:rFonts w:ascii="Arial" w:hAnsi="Arial" w:eastAsia="Arial" w:cs="Arial"/>
-                <w:i w:val="false"/>
-                <w:b w:val="false"/>
-                <w:u w:val="none"/>
-                <w:strike w:val="false"/>
-                <w:sz w:val="18"/>
-                <w:szCs w:val="18"/>
-                <w:color w:val="000000"/>
-              </w:rPr>
-            </w:pPr>
-            <w:r>
-              <w:rPr>
-                <w:rFonts w:ascii="Arial" w:hAnsi="Arial" w:eastAsia="Arial" w:cs="Arial"/>
-                <w:i w:val="false"/>
-                <w:b w:val="false"/>
-                <w:u w:val="none"/>
-                <w:strike w:val="false"/>
-                <w:sz w:val="18"/>
-                <w:szCs w:val="18"/>
-                <w:color w:val="000000"/>
-              </w:rPr>
-              <w:t xml:space="preserve">461 (50%)</w:t>
-            </w:r>
-          </w:p>
-        </w:tc>
-      </w:tr>
-      <w:tr>
-        <w:trPr>
-          <w:trHeight w:val="270" w:hRule="exact"/>
-        </w:trPr>
-        body25
-        <w:tc>
-          <w:tcPr>
-            <w:tcBorders>
-              <w:bottom w:val="none" w:sz="0" w:space="0" w:color="000000"/>
-              <w:top w:val="none" w:sz="0" w:space="0" w:color="000000"/>
-              <w:left w:val="none" w:sz="0" w:space="0" w:color="000000"/>
-              <w:right w:val="none" w:sz="0" w:space="0" w:color="000000"/>
-            </w:tcBorders>
-            <w:shd w:val="clear" w:color="auto" w:fill="FFFFFF"/>
-            <w:tcMar>
-              <w:top w:w="0" w:type="dxa"/>
-              <w:bottom w:w="0" w:type="dxa"/>
-              <w:left w:w="0" w:type="dxa"/>
-              <w:right w:w="0" w:type="dxa"/>
-            </w:tcMar>
-            <w:vAlign w:val="center"/>
-          </w:tcPr>
-          <w:p>
-            <w:pPr>
-              <w:jc w:val="left"/>
-              <w:pBdr>
-                <w:bottom w:val="none" w:sz="0" w:space="0" w:color="000000"/>
-                <w:top w:val="none" w:sz="0" w:space="0" w:color="000000"/>
-                <w:left w:val="none" w:sz="0" w:space="0" w:color="000000"/>
-                <w:right w:val="none" w:sz="0" w:space="0" w:color="000000"/>
-              </w:pBdr>
-              <w:spacing w:after="20" w:before="0" w:line="240"/>
-              <w:ind w:left="300" w:right="120" w:firstLine="0" w:firstLineChars="0"/>
-              <w:rPr>
-                <w:rFonts w:ascii="Arial" w:hAnsi="Arial" w:eastAsia="Arial" w:cs="Arial"/>
-                <w:i w:val="true"/>
-                <w:b w:val="false"/>
-                <w:u w:val="none"/>
-                <w:strike w:val="false"/>
-                <w:sz w:val="18"/>
-                <w:szCs w:val="18"/>
-                <w:color w:val="000000"/>
-              </w:rPr>
-            </w:pPr>
-            <w:r>
-              <w:rPr>
-                <w:rFonts w:ascii="Arial" w:hAnsi="Arial" w:eastAsia="Arial" w:cs="Arial"/>
-                <w:i w:val="true"/>
-                <w:b w:val="false"/>
-                <w:u w:val="none"/>
-                <w:strike w:val="false"/>
-                <w:sz w:val="18"/>
-                <w:szCs w:val="18"/>
-                <w:color w:val="000000"/>
-              </w:rPr>
-              <w:t xml:space="preserve">Recurrence</w:t>
-            </w:r>
-          </w:p>
-        </w:tc>
-        <w:tc>
-          <w:tcPr>
-            <w:tcBorders>
-              <w:bottom w:val="none" w:sz="0" w:space="0" w:color="000000"/>
-              <w:top w:val="none" w:sz="0" w:space="0" w:color="000000"/>
-              <w:left w:val="none" w:sz="0" w:space="0" w:color="000000"/>
-              <w:right w:val="none" w:sz="0" w:space="0" w:color="000000"/>
-            </w:tcBorders>
-            <w:shd w:val="clear" w:color="auto" w:fill="FFFFFF"/>
-            <w:tcMar>
-              <w:top w:w="0" w:type="dxa"/>
-              <w:bottom w:w="0" w:type="dxa"/>
-              <w:left w:w="0" w:type="dxa"/>
-              <w:right w:w="0" w:type="dxa"/>
-            </w:tcMar>
-            <w:vAlign w:val="center"/>
-          </w:tcPr>
-          <w:p>
-            <w:pPr>
-              <w:jc w:val="center"/>
-              <w:pBdr>
-                <w:bottom w:val="none" w:sz="0" w:space="0" w:color="000000"/>
-                <w:top w:val="none" w:sz="0" w:space="0" w:color="000000"/>
-                <w:left w:val="none" w:sz="0" w:space="0" w:color="000000"/>
-                <w:right w:val="none" w:sz="0" w:space="0" w:color="000000"/>
-              </w:pBdr>
-              <w:spacing w:after="20" w:before="0" w:line="240"/>
-              <w:ind w:left="0" w:right="120" w:firstLine="0" w:firstLineChars="0"/>
-              <w:rPr>
-                <w:rFonts w:ascii="Arial" w:hAnsi="Arial" w:eastAsia="Arial" w:cs="Arial"/>
-                <w:i w:val="false"/>
-                <w:b w:val="false"/>
-                <w:u w:val="none"/>
-                <w:strike w:val="false"/>
-                <w:sz w:val="18"/>
-                <w:szCs w:val="18"/>
-                <w:color w:val="000000"/>
-              </w:rPr>
-            </w:pPr>
-            <w:r>
-              <w:rPr>
-                <w:rFonts w:ascii="Arial" w:hAnsi="Arial" w:eastAsia="Arial" w:cs="Arial"/>
-                <w:i w:val="false"/>
-                <w:b w:val="false"/>
-                <w:u w:val="none"/>
-                <w:strike w:val="false"/>
-                <w:sz w:val="18"/>
-                <w:szCs w:val="18"/>
-                <w:color w:val="000000"/>
-              </w:rPr>
-              <w:t xml:space="preserve">468 (50%)</w:t>
-            </w:r>
-          </w:p>
-        </w:tc>
-      </w:tr>
-      <w:tr>
-        <w:trPr>
-          <w:trHeight w:val="270" w:hRule="exact"/>
-        </w:trPr>
-        body26
-        <w:tc>
-          <w:tcPr>
-            <w:tcBorders>
-              <w:bottom w:val="none" w:sz="0" w:space="0" w:color="000000"/>
-              <w:top w:val="none" w:sz="0" w:space="0" w:color="000000"/>
-              <w:left w:val="none" w:sz="0" w:space="0" w:color="000000"/>
-              <w:right w:val="none" w:sz="0" w:space="0" w:color="000000"/>
-            </w:tcBorders>
-            <w:shd w:val="clear" w:color="auto" w:fill="FFFFFF"/>
-            <w:tcMar>
-              <w:top w:w="0" w:type="dxa"/>
-              <w:bottom w:w="0" w:type="dxa"/>
-              <w:left w:w="0" w:type="dxa"/>
-              <w:right w:w="0" w:type="dxa"/>
-            </w:tcMar>
-            <w:vAlign w:val="center"/>
-          </w:tcPr>
-          <w:p>
-            <w:pPr>
-              <w:jc w:val="left"/>
-              <w:pBdr>
-                <w:bottom w:val="none" w:sz="0" w:space="0" w:color="000000"/>
-                <w:top w:val="none" w:sz="0" w:space="0" w:color="000000"/>
-                <w:left w:val="none" w:sz="0" w:space="0" w:color="000000"/>
-                <w:right w:val="none" w:sz="0" w:space="0" w:color="000000"/>
-              </w:pBdr>
-              <w:spacing w:after="20" w:before="0" w:line="240"/>
-              <w:ind w:left="180" w:right="120" w:firstLine="0" w:firstLineChars="0"/>
-              <w:rPr>
-                <w:rFonts w:ascii="Arial" w:hAnsi="Arial" w:eastAsia="Arial" w:cs="Arial"/>
-                <w:i w:val="false"/>
-                <w:b w:val="false"/>
-                <w:u w:val="single"/>
-                <w:strike w:val="false"/>
-                <w:sz w:val="18"/>
-                <w:szCs w:val="18"/>
-                <w:color w:val="000000"/>
-              </w:rPr>
-            </w:pPr>
-            <w:r>
-              <w:rPr>
-                <w:rFonts w:ascii="Arial" w:hAnsi="Arial" w:eastAsia="Arial" w:cs="Arial"/>
-                <w:i w:val="false"/>
-                <w:b w:val="false"/>
-                <w:u w:val="single"/>
-                <w:strike w:val="false"/>
-                <w:sz w:val="18"/>
-                <w:szCs w:val="18"/>
-                <w:color w:val="000000"/>
-              </w:rPr>
-              <w:t xml:space="preserve">Treatment Arm</w:t>
-            </w:r>
-          </w:p>
-        </w:tc>
-        <w:tc>
-          <w:tcPr>
-            <w:tcBorders>
-              <w:bottom w:val="none" w:sz="0" w:space="0" w:color="000000"/>
-              <w:top w:val="none" w:sz="0" w:space="0" w:color="000000"/>
-              <w:left w:val="none" w:sz="0" w:space="0" w:color="000000"/>
-              <w:right w:val="none" w:sz="0" w:space="0" w:color="000000"/>
-            </w:tcBorders>
-            <w:shd w:val="clear" w:color="auto" w:fill="FFFFFF"/>
-            <w:tcMar>
-              <w:top w:w="0" w:type="dxa"/>
-              <w:bottom w:w="0" w:type="dxa"/>
-              <w:left w:w="0" w:type="dxa"/>
-              <w:right w:w="0" w:type="dxa"/>
-            </w:tcMar>
-            <w:vAlign w:val="center"/>
-          </w:tcPr>
-          <w:p>
-            <w:pPr>
-              <w:jc w:val="center"/>
-              <w:pBdr>
-                <w:bottom w:val="none" w:sz="0" w:space="0" w:color="000000"/>
-                <w:top w:val="none" w:sz="0" w:space="0" w:color="000000"/>
-                <w:left w:val="none" w:sz="0" w:space="0" w:color="000000"/>
-                <w:right w:val="none" w:sz="0" w:space="0" w:color="000000"/>
-              </w:pBdr>
-              <w:spacing w:after="20" w:before="0" w:line="240"/>
-              <w:ind w:left="0" w:right="120" w:firstLine="0" w:firstLineChars="0"/>
-              <w:rPr>
-                <w:rFonts w:ascii="Arial" w:hAnsi="Arial" w:eastAsia="Arial" w:cs="Arial"/>
-                <w:i w:val="false"/>
-                <w:b w:val="false"/>
-                <w:u w:val="none"/>
-                <w:strike w:val="false"/>
-                <w:sz w:val="18"/>
-                <w:szCs w:val="18"/>
-                <w:color w:val="000000"/>
-              </w:rPr>
-            </w:pPr>
-            <w:r>
-              <w:rPr>
-                <w:rFonts w:ascii="Arial" w:hAnsi="Arial" w:eastAsia="Arial" w:cs="Arial"/>
-                <w:i w:val="false"/>
-                <w:b w:val="false"/>
-                <w:u w:val="none"/>
-                <w:strike w:val="false"/>
-                <w:sz w:val="18"/>
-                <w:szCs w:val="18"/>
-                <w:color w:val="000000"/>
-              </w:rPr>
-              <w:t xml:space="preserve"/>
-            </w:r>
-          </w:p>
-        </w:tc>
-      </w:tr>
-      <w:tr>
-        <w:trPr>
-          <w:trHeight w:val="270" w:hRule="exact"/>
-        </w:trPr>
-        body27
-        <w:tc>
-          <w:tcPr>
-            <w:tcBorders>
-              <w:bottom w:val="none" w:sz="0" w:space="0" w:color="000000"/>
-              <w:top w:val="none" w:sz="0" w:space="0" w:color="000000"/>
-              <w:left w:val="none" w:sz="0" w:space="0" w:color="000000"/>
-              <w:right w:val="none" w:sz="0" w:space="0" w:color="000000"/>
-            </w:tcBorders>
-            <w:shd w:val="clear" w:color="auto" w:fill="FFFFFF"/>
-            <w:tcMar>
-              <w:top w:w="0" w:type="dxa"/>
-              <w:bottom w:w="0" w:type="dxa"/>
-              <w:left w:w="0" w:type="dxa"/>
-              <w:right w:w="0" w:type="dxa"/>
-            </w:tcMar>
-            <w:vAlign w:val="center"/>
-          </w:tcPr>
-          <w:p>
-            <w:pPr>
-              <w:jc w:val="left"/>
-              <w:pBdr>
-                <w:bottom w:val="none" w:sz="0" w:space="0" w:color="000000"/>
-                <w:top w:val="none" w:sz="0" w:space="0" w:color="000000"/>
-                <w:left w:val="none" w:sz="0" w:space="0" w:color="000000"/>
-                <w:right w:val="none" w:sz="0" w:space="0" w:color="000000"/>
-              </w:pBdr>
-              <w:spacing w:after="20" w:before="0" w:line="240"/>
-              <w:ind w:left="300" w:right="120" w:firstLine="0" w:firstLineChars="0"/>
-              <w:rPr>
-                <w:rFonts w:ascii="Arial" w:hAnsi="Arial" w:eastAsia="Arial" w:cs="Arial"/>
-                <w:i w:val="true"/>
-                <w:b w:val="false"/>
-                <w:u w:val="none"/>
-                <w:strike w:val="false"/>
-                <w:sz w:val="18"/>
-                <w:szCs w:val="18"/>
-                <w:color w:val="000000"/>
-              </w:rPr>
-            </w:pPr>
-            <w:r>
-              <w:rPr>
-                <w:rFonts w:ascii="Arial" w:hAnsi="Arial" w:eastAsia="Arial" w:cs="Arial"/>
-                <w:i w:val="true"/>
-                <w:b w:val="false"/>
-                <w:u w:val="none"/>
-                <w:strike w:val="false"/>
-                <w:sz w:val="18"/>
-                <w:szCs w:val="18"/>
-                <w:color w:val="000000"/>
-              </w:rPr>
-              <w:t xml:space="preserve">Levamisole + 5FU</w:t>
-            </w:r>
-          </w:p>
-        </w:tc>
-        <w:tc>
-          <w:tcPr>
-            <w:tcBorders>
-              <w:bottom w:val="none" w:sz="0" w:space="0" w:color="000000"/>
-              <w:top w:val="none" w:sz="0" w:space="0" w:color="000000"/>
-              <w:left w:val="none" w:sz="0" w:space="0" w:color="000000"/>
-              <w:right w:val="none" w:sz="0" w:space="0" w:color="000000"/>
-            </w:tcBorders>
-            <w:shd w:val="clear" w:color="auto" w:fill="FFFFFF"/>
-            <w:tcMar>
-              <w:top w:w="0" w:type="dxa"/>
-              <w:bottom w:w="0" w:type="dxa"/>
-              <w:left w:w="0" w:type="dxa"/>
-              <w:right w:w="0" w:type="dxa"/>
-            </w:tcMar>
-            <w:vAlign w:val="center"/>
-          </w:tcPr>
-          <w:p>
-            <w:pPr>
-              <w:jc w:val="center"/>
-              <w:pBdr>
-                <w:bottom w:val="none" w:sz="0" w:space="0" w:color="000000"/>
-                <w:top w:val="none" w:sz="0" w:space="0" w:color="000000"/>
-                <w:left w:val="none" w:sz="0" w:space="0" w:color="000000"/>
-                <w:right w:val="none" w:sz="0" w:space="0" w:color="000000"/>
-              </w:pBdr>
-              <w:spacing w:after="20" w:before="0" w:line="240"/>
-              <w:ind w:left="0" w:right="120" w:firstLine="0" w:firstLineChars="0"/>
-              <w:rPr>
-                <w:rFonts w:ascii="Arial" w:hAnsi="Arial" w:eastAsia="Arial" w:cs="Arial"/>
-                <w:i w:val="false"/>
-                <w:b w:val="false"/>
-                <w:u w:val="none"/>
-                <w:strike w:val="false"/>
-                <w:sz w:val="18"/>
-                <w:szCs w:val="18"/>
-                <w:color w:val="000000"/>
-              </w:rPr>
-            </w:pPr>
-            <w:r>
-              <w:rPr>
-                <w:rFonts w:ascii="Arial" w:hAnsi="Arial" w:eastAsia="Arial" w:cs="Arial"/>
-                <w:i w:val="false"/>
-                <w:b w:val="false"/>
-                <w:u w:val="none"/>
-                <w:strike w:val="false"/>
-                <w:sz w:val="18"/>
-                <w:szCs w:val="18"/>
-                <w:color w:val="000000"/>
-              </w:rPr>
-              <w:t xml:space="preserve">304 (33%)</w:t>
-            </w:r>
-          </w:p>
-        </w:tc>
-      </w:tr>
-      <w:tr>
-        <w:trPr>
-          <w:trHeight w:val="270" w:hRule="exact"/>
-        </w:trPr>
-        body28
-        <w:tc>
-          <w:tcPr>
-            <w:tcBorders>
-              <w:bottom w:val="none" w:sz="0" w:space="0" w:color="000000"/>
-              <w:top w:val="none" w:sz="0" w:space="0" w:color="000000"/>
-              <w:left w:val="none" w:sz="0" w:space="0" w:color="000000"/>
-              <w:right w:val="none" w:sz="0" w:space="0" w:color="000000"/>
-            </w:tcBorders>
-            <w:shd w:val="clear" w:color="auto" w:fill="FFFFFF"/>
-            <w:tcMar>
-              <w:top w:w="0" w:type="dxa"/>
-              <w:bottom w:w="0" w:type="dxa"/>
-              <w:left w:w="0" w:type="dxa"/>
-              <w:right w:w="0" w:type="dxa"/>
-            </w:tcMar>
-            <w:vAlign w:val="center"/>
-          </w:tcPr>
-          <w:p>
-            <w:pPr>
-              <w:jc w:val="left"/>
-              <w:pBdr>
-                <w:bottom w:val="none" w:sz="0" w:space="0" w:color="000000"/>
-                <w:top w:val="none" w:sz="0" w:space="0" w:color="000000"/>
-                <w:left w:val="none" w:sz="0" w:space="0" w:color="000000"/>
-                <w:right w:val="none" w:sz="0" w:space="0" w:color="000000"/>
-              </w:pBdr>
-              <w:spacing w:after="20" w:before="0" w:line="240"/>
-              <w:ind w:left="300" w:right="120" w:firstLine="0" w:firstLineChars="0"/>
-              <w:rPr>
-                <w:rFonts w:ascii="Arial" w:hAnsi="Arial" w:eastAsia="Arial" w:cs="Arial"/>
-                <w:i w:val="true"/>
-                <w:b w:val="false"/>
-                <w:u w:val="none"/>
-                <w:strike w:val="false"/>
-                <w:sz w:val="18"/>
-                <w:szCs w:val="18"/>
-                <w:color w:val="000000"/>
-              </w:rPr>
-            </w:pPr>
-            <w:r>
-              <w:rPr>
-                <w:rFonts w:ascii="Arial" w:hAnsi="Arial" w:eastAsia="Arial" w:cs="Arial"/>
-                <w:i w:val="true"/>
-                <w:b w:val="false"/>
-                <w:u w:val="none"/>
-                <w:strike w:val="false"/>
-                <w:sz w:val="18"/>
-                <w:szCs w:val="18"/>
-                <w:color w:val="000000"/>
-              </w:rPr>
-              <w:t xml:space="preserve">Levamisole</w:t>
-            </w:r>
-          </w:p>
-        </w:tc>
-        <w:tc>
-          <w:tcPr>
-            <w:tcBorders>
-              <w:bottom w:val="none" w:sz="0" w:space="0" w:color="000000"/>
-              <w:top w:val="none" w:sz="0" w:space="0" w:color="000000"/>
-              <w:left w:val="none" w:sz="0" w:space="0" w:color="000000"/>
-              <w:right w:val="none" w:sz="0" w:space="0" w:color="000000"/>
-            </w:tcBorders>
-            <w:shd w:val="clear" w:color="auto" w:fill="FFFFFF"/>
-            <w:tcMar>
-              <w:top w:w="0" w:type="dxa"/>
-              <w:bottom w:w="0" w:type="dxa"/>
-              <w:left w:w="0" w:type="dxa"/>
-              <w:right w:w="0" w:type="dxa"/>
-            </w:tcMar>
-            <w:vAlign w:val="center"/>
-          </w:tcPr>
-          <w:p>
-            <w:pPr>
-              <w:jc w:val="center"/>
-              <w:pBdr>
-                <w:bottom w:val="none" w:sz="0" w:space="0" w:color="000000"/>
-                <w:top w:val="none" w:sz="0" w:space="0" w:color="000000"/>
-                <w:left w:val="none" w:sz="0" w:space="0" w:color="000000"/>
-                <w:right w:val="none" w:sz="0" w:space="0" w:color="000000"/>
-              </w:pBdr>
-              <w:spacing w:after="20" w:before="0" w:line="240"/>
-              <w:ind w:left="0" w:right="120" w:firstLine="0" w:firstLineChars="0"/>
-              <w:rPr>
-                <w:rFonts w:ascii="Arial" w:hAnsi="Arial" w:eastAsia="Arial" w:cs="Arial"/>
-                <w:i w:val="false"/>
-                <w:b w:val="false"/>
-                <w:u w:val="none"/>
-                <w:strike w:val="false"/>
-                <w:sz w:val="18"/>
-                <w:szCs w:val="18"/>
-                <w:color w:val="000000"/>
-              </w:rPr>
-            </w:pPr>
-            <w:r>
-              <w:rPr>
-                <w:rFonts w:ascii="Arial" w:hAnsi="Arial" w:eastAsia="Arial" w:cs="Arial"/>
-                <w:i w:val="false"/>
-                <w:b w:val="false"/>
-                <w:u w:val="none"/>
-                <w:strike w:val="false"/>
-                <w:sz w:val="18"/>
-                <w:szCs w:val="18"/>
-                <w:color w:val="000000"/>
-              </w:rPr>
-              <w:t xml:space="preserve">310 (33%)</w:t>
-            </w:r>
-          </w:p>
-        </w:tc>
-      </w:tr>
-      <w:tr>
-        <w:trPr>
-          <w:trHeight w:val="270" w:hRule="exact"/>
-        </w:trPr>
-        body29
-        <w:tc>
-          <w:tcPr>
-            <w:tcBorders>
-              <w:bottom w:val="none" w:sz="0" w:space="0" w:color="000000"/>
-              <w:top w:val="none" w:sz="0" w:space="0" w:color="000000"/>
-              <w:left w:val="none" w:sz="0" w:space="0" w:color="000000"/>
-              <w:right w:val="none" w:sz="0" w:space="0" w:color="000000"/>
-            </w:tcBorders>
-            <w:shd w:val="clear" w:color="auto" w:fill="FFFFFF"/>
-            <w:tcMar>
-              <w:top w:w="0" w:type="dxa"/>
-              <w:bottom w:w="0" w:type="dxa"/>
-              <w:left w:w="0" w:type="dxa"/>
-              <w:right w:w="0" w:type="dxa"/>
-            </w:tcMar>
-            <w:vAlign w:val="center"/>
-          </w:tcPr>
-          <w:p>
-            <w:pPr>
-              <w:jc w:val="left"/>
-              <w:pBdr>
-                <w:bottom w:val="none" w:sz="0" w:space="0" w:color="000000"/>
-                <w:top w:val="none" w:sz="0" w:space="0" w:color="000000"/>
-                <w:left w:val="none" w:sz="0" w:space="0" w:color="000000"/>
-                <w:right w:val="none" w:sz="0" w:space="0" w:color="000000"/>
-              </w:pBdr>
-              <w:spacing w:after="20" w:before="0" w:line="240"/>
-              <w:ind w:left="300" w:right="120" w:firstLine="0" w:firstLineChars="0"/>
-              <w:rPr>
-                <w:rFonts w:ascii="Arial" w:hAnsi="Arial" w:eastAsia="Arial" w:cs="Arial"/>
-                <w:i w:val="true"/>
-                <w:b w:val="false"/>
-                <w:u w:val="none"/>
-                <w:strike w:val="false"/>
-                <w:sz w:val="18"/>
-                <w:szCs w:val="18"/>
-                <w:color w:val="000000"/>
-              </w:rPr>
-            </w:pPr>
-            <w:r>
-              <w:rPr>
-                <w:rFonts w:ascii="Arial" w:hAnsi="Arial" w:eastAsia="Arial" w:cs="Arial"/>
-                <w:i w:val="true"/>
-                <w:b w:val="false"/>
-                <w:u w:val="none"/>
-                <w:strike w:val="false"/>
-                <w:sz w:val="18"/>
-                <w:szCs w:val="18"/>
-                <w:color w:val="000000"/>
-              </w:rPr>
               <w:t xml:space="preserve">Observation</w:t>
             </w:r>
           </w:p>
@@ -3211,6 +3114,7 @@
           </w:tcPr>
           <w:p>
             <w:pPr>
+              <w:pStyle w:val="Normal"/>
               <w:jc w:val="center"/>
               <w:pBdr>
                 <w:bottom w:val="none" w:sz="0" w:space="0" w:color="000000"/>

--- a/development/run-vignette/tables/Tern_descriptive.docx
+++ b/development/run-vignette/tables/Tern_descriptive.docx
@@ -17,6 +17,7 @@
           <w:trHeight w:val="711" w:hRule="auto"/>
           <w:tblHeader/>
         </w:trPr>
+        header 1
         <w:tc>
           <w:tcPr>
             <w:tcBorders>
@@ -36,7 +37,6 @@
           </w:tcPr>
           <w:p>
             <w:pPr>
-              <w:pStyle w:val="Normal"/>
               <w:jc w:val="left"/>
               <w:pBdr>
                 <w:bottom w:val="none" w:sz="0" w:space="0" w:color="000000"/>
@@ -91,7 +91,6 @@
           </w:tcPr>
           <w:p>
             <w:pPr>
-              <w:pStyle w:val="Normal"/>
               <w:jc w:val="center"/>
               <w:pBdr>
                 <w:bottom w:val="none" w:sz="0" w:space="0" w:color="000000"/>
@@ -158,6 +157,7 @@
         <w:trPr>
           <w:trHeight w:val="369" w:hRule="exact"/>
         </w:trPr>
+        body 1
         <w:tc>
           <w:tcPr>
             <w:gridSpan w:val="2"/>
@@ -178,7 +178,6 @@
           </w:tcPr>
           <w:p>
             <w:pPr>
-              <w:pStyle w:val="Normal"/>
               <w:jc w:val="left"/>
               <w:pBdr>
                 <w:bottom w:val="none" w:sz="0" w:space="0" w:color="000000"/>
@@ -219,6 +218,7 @@
         <w:trPr>
           <w:trHeight w:val="270" w:hRule="exact"/>
         </w:trPr>
+        body 2
         <w:tc>
           <w:tcPr>
             <w:tcBorders>
@@ -238,7 +238,6 @@
           </w:tcPr>
           <w:p>
             <w:pPr>
-              <w:pStyle w:val="Normal"/>
               <w:jc w:val="left"/>
               <w:pBdr>
                 <w:bottom w:val="none" w:sz="0" w:space="0" w:color="000000"/>
@@ -293,7 +292,6 @@
           </w:tcPr>
           <w:p>
             <w:pPr>
-              <w:pStyle w:val="Normal"/>
               <w:jc w:val="center"/>
               <w:pBdr>
                 <w:bottom w:val="none" w:sz="0" w:space="0" w:color="000000"/>
@@ -334,26 +332,26 @@
         <w:trPr>
           <w:trHeight w:val="270" w:hRule="exact"/>
         </w:trPr>
-        <w:tc>
-          <w:tcPr>
-            <w:tcBorders>
-              <w:bottom w:val="none" w:sz="0" w:space="0" w:color="000000"/>
-              <w:top w:val="none" w:sz="0" w:space="0" w:color="000000"/>
-              <w:left w:val="none" w:sz="0" w:space="0" w:color="000000"/>
-              <w:right w:val="none" w:sz="0" w:space="0" w:color="000000"/>
-            </w:tcBorders>
-            <w:shd w:val="clear" w:color="auto" w:fill="FFFFFF"/>
-            <w:tcMar>
-              <w:top w:w="0" w:type="dxa"/>
-              <w:bottom w:w="0" w:type="dxa"/>
-              <w:left w:w="0" w:type="dxa"/>
-              <w:right w:w="0" w:type="dxa"/>
-            </w:tcMar>
-            <w:vAlign w:val="center"/>
-          </w:tcPr>
-          <w:p>
-            <w:pPr>
-              <w:pStyle w:val="Normal"/>
+        body 3
+        <w:tc>
+          <w:tcPr>
+            <w:tcBorders>
+              <w:bottom w:val="none" w:sz="0" w:space="0" w:color="000000"/>
+              <w:top w:val="none" w:sz="0" w:space="0" w:color="000000"/>
+              <w:left w:val="none" w:sz="0" w:space="0" w:color="000000"/>
+              <w:right w:val="none" w:sz="0" w:space="0" w:color="000000"/>
+            </w:tcBorders>
+            <w:shd w:val="clear" w:color="auto" w:fill="FFFFFF"/>
+            <w:tcMar>
+              <w:top w:w="0" w:type="dxa"/>
+              <w:bottom w:w="0" w:type="dxa"/>
+              <w:left w:w="0" w:type="dxa"/>
+              <w:right w:w="0" w:type="dxa"/>
+            </w:tcMar>
+            <w:vAlign w:val="center"/>
+          </w:tcPr>
+          <w:p>
+            <w:pPr>
               <w:jc w:val="left"/>
               <w:pBdr>
                 <w:bottom w:val="none" w:sz="0" w:space="0" w:color="000000"/>
@@ -408,7 +406,6 @@
           </w:tcPr>
           <w:p>
             <w:pPr>
-              <w:pStyle w:val="Normal"/>
               <w:jc w:val="center"/>
               <w:pBdr>
                 <w:bottom w:val="none" w:sz="0" w:space="0" w:color="000000"/>
@@ -449,26 +446,26 @@
         <w:trPr>
           <w:trHeight w:val="270" w:hRule="exact"/>
         </w:trPr>
-        <w:tc>
-          <w:tcPr>
-            <w:tcBorders>
-              <w:bottom w:val="none" w:sz="0" w:space="0" w:color="000000"/>
-              <w:top w:val="none" w:sz="0" w:space="0" w:color="000000"/>
-              <w:left w:val="none" w:sz="0" w:space="0" w:color="000000"/>
-              <w:right w:val="none" w:sz="0" w:space="0" w:color="000000"/>
-            </w:tcBorders>
-            <w:shd w:val="clear" w:color="auto" w:fill="FFFFFF"/>
-            <w:tcMar>
-              <w:top w:w="0" w:type="dxa"/>
-              <w:bottom w:w="0" w:type="dxa"/>
-              <w:left w:w="0" w:type="dxa"/>
-              <w:right w:w="0" w:type="dxa"/>
-            </w:tcMar>
-            <w:vAlign w:val="center"/>
-          </w:tcPr>
-          <w:p>
-            <w:pPr>
-              <w:pStyle w:val="Normal"/>
+        body 4
+        <w:tc>
+          <w:tcPr>
+            <w:tcBorders>
+              <w:bottom w:val="none" w:sz="0" w:space="0" w:color="000000"/>
+              <w:top w:val="none" w:sz="0" w:space="0" w:color="000000"/>
+              <w:left w:val="none" w:sz="0" w:space="0" w:color="000000"/>
+              <w:right w:val="none" w:sz="0" w:space="0" w:color="000000"/>
+            </w:tcBorders>
+            <w:shd w:val="clear" w:color="auto" w:fill="FFFFFF"/>
+            <w:tcMar>
+              <w:top w:w="0" w:type="dxa"/>
+              <w:bottom w:w="0" w:type="dxa"/>
+              <w:left w:w="0" w:type="dxa"/>
+              <w:right w:w="0" w:type="dxa"/>
+            </w:tcMar>
+            <w:vAlign w:val="center"/>
+          </w:tcPr>
+          <w:p>
+            <w:pPr>
               <w:jc w:val="left"/>
               <w:pBdr>
                 <w:bottom w:val="none" w:sz="0" w:space="0" w:color="000000"/>
@@ -523,7 +520,6 @@
           </w:tcPr>
           <w:p>
             <w:pPr>
-              <w:pStyle w:val="Normal"/>
               <w:jc w:val="center"/>
               <w:pBdr>
                 <w:bottom w:val="none" w:sz="0" w:space="0" w:color="000000"/>
@@ -564,26 +560,26 @@
         <w:trPr>
           <w:trHeight w:val="270" w:hRule="exact"/>
         </w:trPr>
-        <w:tc>
-          <w:tcPr>
-            <w:tcBorders>
-              <w:bottom w:val="none" w:sz="0" w:space="0" w:color="000000"/>
-              <w:top w:val="none" w:sz="0" w:space="0" w:color="000000"/>
-              <w:left w:val="none" w:sz="0" w:space="0" w:color="000000"/>
-              <w:right w:val="none" w:sz="0" w:space="0" w:color="000000"/>
-            </w:tcBorders>
-            <w:shd w:val="clear" w:color="auto" w:fill="FFFFFF"/>
-            <w:tcMar>
-              <w:top w:w="0" w:type="dxa"/>
-              <w:bottom w:w="0" w:type="dxa"/>
-              <w:left w:w="0" w:type="dxa"/>
-              <w:right w:w="0" w:type="dxa"/>
-            </w:tcMar>
-            <w:vAlign w:val="center"/>
-          </w:tcPr>
-          <w:p>
-            <w:pPr>
-              <w:pStyle w:val="Normal"/>
+        body 5
+        <w:tc>
+          <w:tcPr>
+            <w:tcBorders>
+              <w:bottom w:val="none" w:sz="0" w:space="0" w:color="000000"/>
+              <w:top w:val="none" w:sz="0" w:space="0" w:color="000000"/>
+              <w:left w:val="none" w:sz="0" w:space="0" w:color="000000"/>
+              <w:right w:val="none" w:sz="0" w:space="0" w:color="000000"/>
+            </w:tcBorders>
+            <w:shd w:val="clear" w:color="auto" w:fill="FFFFFF"/>
+            <w:tcMar>
+              <w:top w:w="0" w:type="dxa"/>
+              <w:bottom w:w="0" w:type="dxa"/>
+              <w:left w:w="0" w:type="dxa"/>
+              <w:right w:w="0" w:type="dxa"/>
+            </w:tcMar>
+            <w:vAlign w:val="center"/>
+          </w:tcPr>
+          <w:p>
+            <w:pPr>
               <w:jc w:val="left"/>
               <w:pBdr>
                 <w:bottom w:val="none" w:sz="0" w:space="0" w:color="000000"/>
@@ -638,7 +634,6 @@
           </w:tcPr>
           <w:p>
             <w:pPr>
-              <w:pStyle w:val="Normal"/>
               <w:jc w:val="center"/>
               <w:pBdr>
                 <w:bottom w:val="none" w:sz="0" w:space="0" w:color="000000"/>
@@ -679,26 +674,26 @@
         <w:trPr>
           <w:trHeight w:val="270" w:hRule="exact"/>
         </w:trPr>
-        <w:tc>
-          <w:tcPr>
-            <w:tcBorders>
-              <w:bottom w:val="none" w:sz="0" w:space="0" w:color="000000"/>
-              <w:top w:val="none" w:sz="0" w:space="0" w:color="000000"/>
-              <w:left w:val="none" w:sz="0" w:space="0" w:color="000000"/>
-              <w:right w:val="none" w:sz="0" w:space="0" w:color="000000"/>
-            </w:tcBorders>
-            <w:shd w:val="clear" w:color="auto" w:fill="FFFFFF"/>
-            <w:tcMar>
-              <w:top w:w="0" w:type="dxa"/>
-              <w:bottom w:w="0" w:type="dxa"/>
-              <w:left w:w="0" w:type="dxa"/>
-              <w:right w:w="0" w:type="dxa"/>
-            </w:tcMar>
-            <w:vAlign w:val="center"/>
-          </w:tcPr>
-          <w:p>
-            <w:pPr>
-              <w:pStyle w:val="Normal"/>
+        body 6
+        <w:tc>
+          <w:tcPr>
+            <w:tcBorders>
+              <w:bottom w:val="none" w:sz="0" w:space="0" w:color="000000"/>
+              <w:top w:val="none" w:sz="0" w:space="0" w:color="000000"/>
+              <w:left w:val="none" w:sz="0" w:space="0" w:color="000000"/>
+              <w:right w:val="none" w:sz="0" w:space="0" w:color="000000"/>
+            </w:tcBorders>
+            <w:shd w:val="clear" w:color="auto" w:fill="FFFFFF"/>
+            <w:tcMar>
+              <w:top w:w="0" w:type="dxa"/>
+              <w:bottom w:w="0" w:type="dxa"/>
+              <w:left w:w="0" w:type="dxa"/>
+              <w:right w:w="0" w:type="dxa"/>
+            </w:tcMar>
+            <w:vAlign w:val="center"/>
+          </w:tcPr>
+          <w:p>
+            <w:pPr>
               <w:jc w:val="left"/>
               <w:pBdr>
                 <w:bottom w:val="none" w:sz="0" w:space="0" w:color="000000"/>
@@ -753,7 +748,6 @@
           </w:tcPr>
           <w:p>
             <w:pPr>
-              <w:pStyle w:val="Normal"/>
               <w:jc w:val="center"/>
               <w:pBdr>
                 <w:bottom w:val="none" w:sz="0" w:space="0" w:color="000000"/>
@@ -794,26 +788,26 @@
         <w:trPr>
           <w:trHeight w:val="270" w:hRule="exact"/>
         </w:trPr>
-        <w:tc>
-          <w:tcPr>
-            <w:tcBorders>
-              <w:bottom w:val="none" w:sz="0" w:space="0" w:color="000000"/>
-              <w:top w:val="none" w:sz="0" w:space="0" w:color="000000"/>
-              <w:left w:val="none" w:sz="0" w:space="0" w:color="000000"/>
-              <w:right w:val="none" w:sz="0" w:space="0" w:color="000000"/>
-            </w:tcBorders>
-            <w:shd w:val="clear" w:color="auto" w:fill="FFFFFF"/>
-            <w:tcMar>
-              <w:top w:w="0" w:type="dxa"/>
-              <w:bottom w:w="0" w:type="dxa"/>
-              <w:left w:w="0" w:type="dxa"/>
-              <w:right w:w="0" w:type="dxa"/>
-            </w:tcMar>
-            <w:vAlign w:val="center"/>
-          </w:tcPr>
-          <w:p>
-            <w:pPr>
-              <w:pStyle w:val="Normal"/>
+        body 7
+        <w:tc>
+          <w:tcPr>
+            <w:tcBorders>
+              <w:bottom w:val="none" w:sz="0" w:space="0" w:color="000000"/>
+              <w:top w:val="none" w:sz="0" w:space="0" w:color="000000"/>
+              <w:left w:val="none" w:sz="0" w:space="0" w:color="000000"/>
+              <w:right w:val="none" w:sz="0" w:space="0" w:color="000000"/>
+            </w:tcBorders>
+            <w:shd w:val="clear" w:color="auto" w:fill="FFFFFF"/>
+            <w:tcMar>
+              <w:top w:w="0" w:type="dxa"/>
+              <w:bottom w:w="0" w:type="dxa"/>
+              <w:left w:w="0" w:type="dxa"/>
+              <w:right w:w="0" w:type="dxa"/>
+            </w:tcMar>
+            <w:vAlign w:val="center"/>
+          </w:tcPr>
+          <w:p>
+            <w:pPr>
               <w:jc w:val="left"/>
               <w:pBdr>
                 <w:bottom w:val="none" w:sz="0" w:space="0" w:color="000000"/>
@@ -868,7 +862,6 @@
           </w:tcPr>
           <w:p>
             <w:pPr>
-              <w:pStyle w:val="Normal"/>
               <w:jc w:val="center"/>
               <w:pBdr>
                 <w:bottom w:val="none" w:sz="0" w:space="0" w:color="000000"/>
@@ -909,26 +902,26 @@
         <w:trPr>
           <w:trHeight w:val="270" w:hRule="exact"/>
         </w:trPr>
-        <w:tc>
-          <w:tcPr>
-            <w:tcBorders>
-              <w:bottom w:val="none" w:sz="0" w:space="0" w:color="000000"/>
-              <w:top w:val="none" w:sz="0" w:space="0" w:color="000000"/>
-              <w:left w:val="none" w:sz="0" w:space="0" w:color="000000"/>
-              <w:right w:val="none" w:sz="0" w:space="0" w:color="000000"/>
-            </w:tcBorders>
-            <w:shd w:val="clear" w:color="auto" w:fill="FFFFFF"/>
-            <w:tcMar>
-              <w:top w:w="0" w:type="dxa"/>
-              <w:bottom w:w="0" w:type="dxa"/>
-              <w:left w:w="0" w:type="dxa"/>
-              <w:right w:w="0" w:type="dxa"/>
-            </w:tcMar>
-            <w:vAlign w:val="center"/>
-          </w:tcPr>
-          <w:p>
-            <w:pPr>
-              <w:pStyle w:val="Normal"/>
+        body 8
+        <w:tc>
+          <w:tcPr>
+            <w:tcBorders>
+              <w:bottom w:val="none" w:sz="0" w:space="0" w:color="000000"/>
+              <w:top w:val="none" w:sz="0" w:space="0" w:color="000000"/>
+              <w:left w:val="none" w:sz="0" w:space="0" w:color="000000"/>
+              <w:right w:val="none" w:sz="0" w:space="0" w:color="000000"/>
+            </w:tcBorders>
+            <w:shd w:val="clear" w:color="auto" w:fill="FFFFFF"/>
+            <w:tcMar>
+              <w:top w:w="0" w:type="dxa"/>
+              <w:bottom w:w="0" w:type="dxa"/>
+              <w:left w:w="0" w:type="dxa"/>
+              <w:right w:w="0" w:type="dxa"/>
+            </w:tcMar>
+            <w:vAlign w:val="center"/>
+          </w:tcPr>
+          <w:p>
+            <w:pPr>
               <w:jc w:val="left"/>
               <w:pBdr>
                 <w:bottom w:val="none" w:sz="0" w:space="0" w:color="000000"/>
@@ -983,7 +976,6 @@
           </w:tcPr>
           <w:p>
             <w:pPr>
-              <w:pStyle w:val="Normal"/>
               <w:jc w:val="center"/>
               <w:pBdr>
                 <w:bottom w:val="none" w:sz="0" w:space="0" w:color="000000"/>
@@ -1024,26 +1016,26 @@
         <w:trPr>
           <w:trHeight w:val="270" w:hRule="exact"/>
         </w:trPr>
-        <w:tc>
-          <w:tcPr>
-            <w:tcBorders>
-              <w:bottom w:val="none" w:sz="0" w:space="0" w:color="000000"/>
-              <w:top w:val="none" w:sz="0" w:space="0" w:color="000000"/>
-              <w:left w:val="none" w:sz="0" w:space="0" w:color="000000"/>
-              <w:right w:val="none" w:sz="0" w:space="0" w:color="000000"/>
-            </w:tcBorders>
-            <w:shd w:val="clear" w:color="auto" w:fill="FFFFFF"/>
-            <w:tcMar>
-              <w:top w:w="0" w:type="dxa"/>
-              <w:bottom w:w="0" w:type="dxa"/>
-              <w:left w:w="0" w:type="dxa"/>
-              <w:right w:w="0" w:type="dxa"/>
-            </w:tcMar>
-            <w:vAlign w:val="center"/>
-          </w:tcPr>
-          <w:p>
-            <w:pPr>
-              <w:pStyle w:val="Normal"/>
+        body 9
+        <w:tc>
+          <w:tcPr>
+            <w:tcBorders>
+              <w:bottom w:val="none" w:sz="0" w:space="0" w:color="000000"/>
+              <w:top w:val="none" w:sz="0" w:space="0" w:color="000000"/>
+              <w:left w:val="none" w:sz="0" w:space="0" w:color="000000"/>
+              <w:right w:val="none" w:sz="0" w:space="0" w:color="000000"/>
+            </w:tcBorders>
+            <w:shd w:val="clear" w:color="auto" w:fill="FFFFFF"/>
+            <w:tcMar>
+              <w:top w:w="0" w:type="dxa"/>
+              <w:bottom w:w="0" w:type="dxa"/>
+              <w:left w:w="0" w:type="dxa"/>
+              <w:right w:w="0" w:type="dxa"/>
+            </w:tcMar>
+            <w:vAlign w:val="center"/>
+          </w:tcPr>
+          <w:p>
+            <w:pPr>
               <w:jc w:val="left"/>
               <w:pBdr>
                 <w:bottom w:val="none" w:sz="0" w:space="0" w:color="000000"/>
@@ -1098,7 +1090,6 @@
           </w:tcPr>
           <w:p>
             <w:pPr>
-              <w:pStyle w:val="Normal"/>
               <w:jc w:val="center"/>
               <w:pBdr>
                 <w:bottom w:val="none" w:sz="0" w:space="0" w:color="000000"/>
@@ -1139,26 +1130,26 @@
         <w:trPr>
           <w:trHeight w:val="270" w:hRule="exact"/>
         </w:trPr>
-        <w:tc>
-          <w:tcPr>
-            <w:tcBorders>
-              <w:bottom w:val="none" w:sz="0" w:space="0" w:color="000000"/>
-              <w:top w:val="none" w:sz="0" w:space="0" w:color="000000"/>
-              <w:left w:val="none" w:sz="0" w:space="0" w:color="000000"/>
-              <w:right w:val="none" w:sz="0" w:space="0" w:color="000000"/>
-            </w:tcBorders>
-            <w:shd w:val="clear" w:color="auto" w:fill="FFFFFF"/>
-            <w:tcMar>
-              <w:top w:w="0" w:type="dxa"/>
-              <w:bottom w:w="0" w:type="dxa"/>
-              <w:left w:w="0" w:type="dxa"/>
-              <w:right w:w="0" w:type="dxa"/>
-            </w:tcMar>
-            <w:vAlign w:val="center"/>
-          </w:tcPr>
-          <w:p>
-            <w:pPr>
-              <w:pStyle w:val="Normal"/>
+        body10
+        <w:tc>
+          <w:tcPr>
+            <w:tcBorders>
+              <w:bottom w:val="none" w:sz="0" w:space="0" w:color="000000"/>
+              <w:top w:val="none" w:sz="0" w:space="0" w:color="000000"/>
+              <w:left w:val="none" w:sz="0" w:space="0" w:color="000000"/>
+              <w:right w:val="none" w:sz="0" w:space="0" w:color="000000"/>
+            </w:tcBorders>
+            <w:shd w:val="clear" w:color="auto" w:fill="FFFFFF"/>
+            <w:tcMar>
+              <w:top w:w="0" w:type="dxa"/>
+              <w:bottom w:w="0" w:type="dxa"/>
+              <w:left w:w="0" w:type="dxa"/>
+              <w:right w:w="0" w:type="dxa"/>
+            </w:tcMar>
+            <w:vAlign w:val="center"/>
+          </w:tcPr>
+          <w:p>
+            <w:pPr>
               <w:jc w:val="left"/>
               <w:pBdr>
                 <w:bottom w:val="none" w:sz="0" w:space="0" w:color="000000"/>
@@ -1213,7 +1204,6 @@
           </w:tcPr>
           <w:p>
             <w:pPr>
-              <w:pStyle w:val="Normal"/>
               <w:jc w:val="center"/>
               <w:pBdr>
                 <w:bottom w:val="none" w:sz="0" w:space="0" w:color="000000"/>
@@ -1254,26 +1244,26 @@
         <w:trPr>
           <w:trHeight w:val="270" w:hRule="exact"/>
         </w:trPr>
-        <w:tc>
-          <w:tcPr>
-            <w:tcBorders>
-              <w:bottom w:val="none" w:sz="0" w:space="0" w:color="000000"/>
-              <w:top w:val="none" w:sz="0" w:space="0" w:color="000000"/>
-              <w:left w:val="none" w:sz="0" w:space="0" w:color="000000"/>
-              <w:right w:val="none" w:sz="0" w:space="0" w:color="000000"/>
-            </w:tcBorders>
-            <w:shd w:val="clear" w:color="auto" w:fill="FFFFFF"/>
-            <w:tcMar>
-              <w:top w:w="0" w:type="dxa"/>
-              <w:bottom w:w="0" w:type="dxa"/>
-              <w:left w:w="0" w:type="dxa"/>
-              <w:right w:w="0" w:type="dxa"/>
-            </w:tcMar>
-            <w:vAlign w:val="center"/>
-          </w:tcPr>
-          <w:p>
-            <w:pPr>
-              <w:pStyle w:val="Normal"/>
+        body11
+        <w:tc>
+          <w:tcPr>
+            <w:tcBorders>
+              <w:bottom w:val="none" w:sz="0" w:space="0" w:color="000000"/>
+              <w:top w:val="none" w:sz="0" w:space="0" w:color="000000"/>
+              <w:left w:val="none" w:sz="0" w:space="0" w:color="000000"/>
+              <w:right w:val="none" w:sz="0" w:space="0" w:color="000000"/>
+            </w:tcBorders>
+            <w:shd w:val="clear" w:color="auto" w:fill="FFFFFF"/>
+            <w:tcMar>
+              <w:top w:w="0" w:type="dxa"/>
+              <w:bottom w:w="0" w:type="dxa"/>
+              <w:left w:w="0" w:type="dxa"/>
+              <w:right w:w="0" w:type="dxa"/>
+            </w:tcMar>
+            <w:vAlign w:val="center"/>
+          </w:tcPr>
+          <w:p>
+            <w:pPr>
               <w:jc w:val="left"/>
               <w:pBdr>
                 <w:bottom w:val="none" w:sz="0" w:space="0" w:color="000000"/>
@@ -1328,7 +1318,6 @@
           </w:tcPr>
           <w:p>
             <w:pPr>
-              <w:pStyle w:val="Normal"/>
               <w:jc w:val="center"/>
               <w:pBdr>
                 <w:bottom w:val="none" w:sz="0" w:space="0" w:color="000000"/>
@@ -1369,26 +1358,26 @@
         <w:trPr>
           <w:trHeight w:val="270" w:hRule="exact"/>
         </w:trPr>
-        <w:tc>
-          <w:tcPr>
-            <w:tcBorders>
-              <w:bottom w:val="none" w:sz="0" w:space="0" w:color="000000"/>
-              <w:top w:val="none" w:sz="0" w:space="0" w:color="000000"/>
-              <w:left w:val="none" w:sz="0" w:space="0" w:color="000000"/>
-              <w:right w:val="none" w:sz="0" w:space="0" w:color="000000"/>
-            </w:tcBorders>
-            <w:shd w:val="clear" w:color="auto" w:fill="FFFFFF"/>
-            <w:tcMar>
-              <w:top w:w="0" w:type="dxa"/>
-              <w:bottom w:w="0" w:type="dxa"/>
-              <w:left w:w="0" w:type="dxa"/>
-              <w:right w:w="0" w:type="dxa"/>
-            </w:tcMar>
-            <w:vAlign w:val="center"/>
-          </w:tcPr>
-          <w:p>
-            <w:pPr>
-              <w:pStyle w:val="Normal"/>
+        body12
+        <w:tc>
+          <w:tcPr>
+            <w:tcBorders>
+              <w:bottom w:val="none" w:sz="0" w:space="0" w:color="000000"/>
+              <w:top w:val="none" w:sz="0" w:space="0" w:color="000000"/>
+              <w:left w:val="none" w:sz="0" w:space="0" w:color="000000"/>
+              <w:right w:val="none" w:sz="0" w:space="0" w:color="000000"/>
+            </w:tcBorders>
+            <w:shd w:val="clear" w:color="auto" w:fill="FFFFFF"/>
+            <w:tcMar>
+              <w:top w:w="0" w:type="dxa"/>
+              <w:bottom w:w="0" w:type="dxa"/>
+              <w:left w:w="0" w:type="dxa"/>
+              <w:right w:w="0" w:type="dxa"/>
+            </w:tcMar>
+            <w:vAlign w:val="center"/>
+          </w:tcPr>
+          <w:p>
+            <w:pPr>
               <w:jc w:val="left"/>
               <w:pBdr>
                 <w:bottom w:val="none" w:sz="0" w:space="0" w:color="000000"/>
@@ -1443,7 +1432,6 @@
           </w:tcPr>
           <w:p>
             <w:pPr>
-              <w:pStyle w:val="Normal"/>
               <w:jc w:val="center"/>
               <w:pBdr>
                 <w:bottom w:val="none" w:sz="0" w:space="0" w:color="000000"/>
@@ -1484,26 +1472,26 @@
         <w:trPr>
           <w:trHeight w:val="270" w:hRule="exact"/>
         </w:trPr>
-        <w:tc>
-          <w:tcPr>
-            <w:tcBorders>
-              <w:bottom w:val="none" w:sz="0" w:space="0" w:color="000000"/>
-              <w:top w:val="none" w:sz="0" w:space="0" w:color="000000"/>
-              <w:left w:val="none" w:sz="0" w:space="0" w:color="000000"/>
-              <w:right w:val="none" w:sz="0" w:space="0" w:color="000000"/>
-            </w:tcBorders>
-            <w:shd w:val="clear" w:color="auto" w:fill="FFFFFF"/>
-            <w:tcMar>
-              <w:top w:w="0" w:type="dxa"/>
-              <w:bottom w:w="0" w:type="dxa"/>
-              <w:left w:w="0" w:type="dxa"/>
-              <w:right w:w="0" w:type="dxa"/>
-            </w:tcMar>
-            <w:vAlign w:val="center"/>
-          </w:tcPr>
-          <w:p>
-            <w:pPr>
-              <w:pStyle w:val="Normal"/>
+        body13
+        <w:tc>
+          <w:tcPr>
+            <w:tcBorders>
+              <w:bottom w:val="none" w:sz="0" w:space="0" w:color="000000"/>
+              <w:top w:val="none" w:sz="0" w:space="0" w:color="000000"/>
+              <w:left w:val="none" w:sz="0" w:space="0" w:color="000000"/>
+              <w:right w:val="none" w:sz="0" w:space="0" w:color="000000"/>
+            </w:tcBorders>
+            <w:shd w:val="clear" w:color="auto" w:fill="FFFFFF"/>
+            <w:tcMar>
+              <w:top w:w="0" w:type="dxa"/>
+              <w:bottom w:w="0" w:type="dxa"/>
+              <w:left w:w="0" w:type="dxa"/>
+              <w:right w:w="0" w:type="dxa"/>
+            </w:tcMar>
+            <w:vAlign w:val="center"/>
+          </w:tcPr>
+          <w:p>
+            <w:pPr>
               <w:jc w:val="left"/>
               <w:pBdr>
                 <w:bottom w:val="none" w:sz="0" w:space="0" w:color="000000"/>
@@ -1558,7 +1546,6 @@
           </w:tcPr>
           <w:p>
             <w:pPr>
-              <w:pStyle w:val="Normal"/>
               <w:jc w:val="center"/>
               <w:pBdr>
                 <w:bottom w:val="none" w:sz="0" w:space="0" w:color="000000"/>
@@ -1599,26 +1586,26 @@
         <w:trPr>
           <w:trHeight w:val="270" w:hRule="exact"/>
         </w:trPr>
-        <w:tc>
-          <w:tcPr>
-            <w:tcBorders>
-              <w:bottom w:val="none" w:sz="0" w:space="0" w:color="000000"/>
-              <w:top w:val="none" w:sz="0" w:space="0" w:color="000000"/>
-              <w:left w:val="none" w:sz="0" w:space="0" w:color="000000"/>
-              <w:right w:val="none" w:sz="0" w:space="0" w:color="000000"/>
-            </w:tcBorders>
-            <w:shd w:val="clear" w:color="auto" w:fill="FFFFFF"/>
-            <w:tcMar>
-              <w:top w:w="0" w:type="dxa"/>
-              <w:bottom w:w="0" w:type="dxa"/>
-              <w:left w:w="0" w:type="dxa"/>
-              <w:right w:w="0" w:type="dxa"/>
-            </w:tcMar>
-            <w:vAlign w:val="center"/>
-          </w:tcPr>
-          <w:p>
-            <w:pPr>
-              <w:pStyle w:val="Normal"/>
+        body14
+        <w:tc>
+          <w:tcPr>
+            <w:tcBorders>
+              <w:bottom w:val="none" w:sz="0" w:space="0" w:color="000000"/>
+              <w:top w:val="none" w:sz="0" w:space="0" w:color="000000"/>
+              <w:left w:val="none" w:sz="0" w:space="0" w:color="000000"/>
+              <w:right w:val="none" w:sz="0" w:space="0" w:color="000000"/>
+            </w:tcBorders>
+            <w:shd w:val="clear" w:color="auto" w:fill="FFFFFF"/>
+            <w:tcMar>
+              <w:top w:w="0" w:type="dxa"/>
+              <w:bottom w:w="0" w:type="dxa"/>
+              <w:left w:w="0" w:type="dxa"/>
+              <w:right w:w="0" w:type="dxa"/>
+            </w:tcMar>
+            <w:vAlign w:val="center"/>
+          </w:tcPr>
+          <w:p>
+            <w:pPr>
               <w:jc w:val="left"/>
               <w:pBdr>
                 <w:bottom w:val="none" w:sz="0" w:space="0" w:color="000000"/>
@@ -1673,7 +1660,6 @@
           </w:tcPr>
           <w:p>
             <w:pPr>
-              <w:pStyle w:val="Normal"/>
               <w:jc w:val="center"/>
               <w:pBdr>
                 <w:bottom w:val="none" w:sz="0" w:space="0" w:color="000000"/>
@@ -1714,26 +1700,26 @@
         <w:trPr>
           <w:trHeight w:val="270" w:hRule="exact"/>
         </w:trPr>
-        <w:tc>
-          <w:tcPr>
-            <w:tcBorders>
-              <w:bottom w:val="none" w:sz="0" w:space="0" w:color="000000"/>
-              <w:top w:val="none" w:sz="0" w:space="0" w:color="000000"/>
-              <w:left w:val="none" w:sz="0" w:space="0" w:color="000000"/>
-              <w:right w:val="none" w:sz="0" w:space="0" w:color="000000"/>
-            </w:tcBorders>
-            <w:shd w:val="clear" w:color="auto" w:fill="FFFFFF"/>
-            <w:tcMar>
-              <w:top w:w="0" w:type="dxa"/>
-              <w:bottom w:w="0" w:type="dxa"/>
-              <w:left w:w="0" w:type="dxa"/>
-              <w:right w:w="0" w:type="dxa"/>
-            </w:tcMar>
-            <w:vAlign w:val="center"/>
-          </w:tcPr>
-          <w:p>
-            <w:pPr>
-              <w:pStyle w:val="Normal"/>
+        body15
+        <w:tc>
+          <w:tcPr>
+            <w:tcBorders>
+              <w:bottom w:val="none" w:sz="0" w:space="0" w:color="000000"/>
+              <w:top w:val="none" w:sz="0" w:space="0" w:color="000000"/>
+              <w:left w:val="none" w:sz="0" w:space="0" w:color="000000"/>
+              <w:right w:val="none" w:sz="0" w:space="0" w:color="000000"/>
+            </w:tcBorders>
+            <w:shd w:val="clear" w:color="auto" w:fill="FFFFFF"/>
+            <w:tcMar>
+              <w:top w:w="0" w:type="dxa"/>
+              <w:bottom w:w="0" w:type="dxa"/>
+              <w:left w:w="0" w:type="dxa"/>
+              <w:right w:w="0" w:type="dxa"/>
+            </w:tcMar>
+            <w:vAlign w:val="center"/>
+          </w:tcPr>
+          <w:p>
+            <w:pPr>
               <w:jc w:val="left"/>
               <w:pBdr>
                 <w:bottom w:val="none" w:sz="0" w:space="0" w:color="000000"/>
@@ -1788,7 +1774,6 @@
           </w:tcPr>
           <w:p>
             <w:pPr>
-              <w:pStyle w:val="Normal"/>
               <w:jc w:val="center"/>
               <w:pBdr>
                 <w:bottom w:val="none" w:sz="0" w:space="0" w:color="000000"/>
@@ -1829,26 +1814,26 @@
         <w:trPr>
           <w:trHeight w:val="270" w:hRule="exact"/>
         </w:trPr>
-        <w:tc>
-          <w:tcPr>
-            <w:tcBorders>
-              <w:bottom w:val="none" w:sz="0" w:space="0" w:color="000000"/>
-              <w:top w:val="none" w:sz="0" w:space="0" w:color="000000"/>
-              <w:left w:val="none" w:sz="0" w:space="0" w:color="000000"/>
-              <w:right w:val="none" w:sz="0" w:space="0" w:color="000000"/>
-            </w:tcBorders>
-            <w:shd w:val="clear" w:color="auto" w:fill="FFFFFF"/>
-            <w:tcMar>
-              <w:top w:w="0" w:type="dxa"/>
-              <w:bottom w:w="0" w:type="dxa"/>
-              <w:left w:w="0" w:type="dxa"/>
-              <w:right w:w="0" w:type="dxa"/>
-            </w:tcMar>
-            <w:vAlign w:val="center"/>
-          </w:tcPr>
-          <w:p>
-            <w:pPr>
-              <w:pStyle w:val="Normal"/>
+        body16
+        <w:tc>
+          <w:tcPr>
+            <w:tcBorders>
+              <w:bottom w:val="none" w:sz="0" w:space="0" w:color="000000"/>
+              <w:top w:val="none" w:sz="0" w:space="0" w:color="000000"/>
+              <w:left w:val="none" w:sz="0" w:space="0" w:color="000000"/>
+              <w:right w:val="none" w:sz="0" w:space="0" w:color="000000"/>
+            </w:tcBorders>
+            <w:shd w:val="clear" w:color="auto" w:fill="FFFFFF"/>
+            <w:tcMar>
+              <w:top w:w="0" w:type="dxa"/>
+              <w:bottom w:w="0" w:type="dxa"/>
+              <w:left w:w="0" w:type="dxa"/>
+              <w:right w:w="0" w:type="dxa"/>
+            </w:tcMar>
+            <w:vAlign w:val="center"/>
+          </w:tcPr>
+          <w:p>
+            <w:pPr>
               <w:jc w:val="left"/>
               <w:pBdr>
                 <w:bottom w:val="none" w:sz="0" w:space="0" w:color="000000"/>
@@ -1903,7 +1888,6 @@
           </w:tcPr>
           <w:p>
             <w:pPr>
-              <w:pStyle w:val="Normal"/>
               <w:jc w:val="center"/>
               <w:pBdr>
                 <w:bottom w:val="none" w:sz="0" w:space="0" w:color="000000"/>
@@ -1944,26 +1928,26 @@
         <w:trPr>
           <w:trHeight w:val="270" w:hRule="exact"/>
         </w:trPr>
-        <w:tc>
-          <w:tcPr>
-            <w:tcBorders>
-              <w:bottom w:val="none" w:sz="0" w:space="0" w:color="000000"/>
-              <w:top w:val="none" w:sz="0" w:space="0" w:color="000000"/>
-              <w:left w:val="none" w:sz="0" w:space="0" w:color="000000"/>
-              <w:right w:val="none" w:sz="0" w:space="0" w:color="000000"/>
-            </w:tcBorders>
-            <w:shd w:val="clear" w:color="auto" w:fill="FFFFFF"/>
-            <w:tcMar>
-              <w:top w:w="0" w:type="dxa"/>
-              <w:bottom w:w="0" w:type="dxa"/>
-              <w:left w:w="0" w:type="dxa"/>
-              <w:right w:w="0" w:type="dxa"/>
-            </w:tcMar>
-            <w:vAlign w:val="center"/>
-          </w:tcPr>
-          <w:p>
-            <w:pPr>
-              <w:pStyle w:val="Normal"/>
+        body17
+        <w:tc>
+          <w:tcPr>
+            <w:tcBorders>
+              <w:bottom w:val="none" w:sz="0" w:space="0" w:color="000000"/>
+              <w:top w:val="none" w:sz="0" w:space="0" w:color="000000"/>
+              <w:left w:val="none" w:sz="0" w:space="0" w:color="000000"/>
+              <w:right w:val="none" w:sz="0" w:space="0" w:color="000000"/>
+            </w:tcBorders>
+            <w:shd w:val="clear" w:color="auto" w:fill="FFFFFF"/>
+            <w:tcMar>
+              <w:top w:w="0" w:type="dxa"/>
+              <w:bottom w:w="0" w:type="dxa"/>
+              <w:left w:w="0" w:type="dxa"/>
+              <w:right w:w="0" w:type="dxa"/>
+            </w:tcMar>
+            <w:vAlign w:val="center"/>
+          </w:tcPr>
+          <w:p>
+            <w:pPr>
               <w:jc w:val="left"/>
               <w:pBdr>
                 <w:bottom w:val="none" w:sz="0" w:space="0" w:color="000000"/>
@@ -2018,7 +2002,6 @@
           </w:tcPr>
           <w:p>
             <w:pPr>
-              <w:pStyle w:val="Normal"/>
               <w:jc w:val="center"/>
               <w:pBdr>
                 <w:bottom w:val="none" w:sz="0" w:space="0" w:color="000000"/>
@@ -2059,26 +2042,26 @@
         <w:trPr>
           <w:trHeight w:val="270" w:hRule="exact"/>
         </w:trPr>
-        <w:tc>
-          <w:tcPr>
-            <w:tcBorders>
-              <w:bottom w:val="none" w:sz="0" w:space="0" w:color="000000"/>
-              <w:top w:val="none" w:sz="0" w:space="0" w:color="000000"/>
-              <w:left w:val="none" w:sz="0" w:space="0" w:color="000000"/>
-              <w:right w:val="none" w:sz="0" w:space="0" w:color="000000"/>
-            </w:tcBorders>
-            <w:shd w:val="clear" w:color="auto" w:fill="FFFFFF"/>
-            <w:tcMar>
-              <w:top w:w="0" w:type="dxa"/>
-              <w:bottom w:w="0" w:type="dxa"/>
-              <w:left w:w="0" w:type="dxa"/>
-              <w:right w:w="0" w:type="dxa"/>
-            </w:tcMar>
-            <w:vAlign w:val="center"/>
-          </w:tcPr>
-          <w:p>
-            <w:pPr>
-              <w:pStyle w:val="Normal"/>
+        body18
+        <w:tc>
+          <w:tcPr>
+            <w:tcBorders>
+              <w:bottom w:val="none" w:sz="0" w:space="0" w:color="000000"/>
+              <w:top w:val="none" w:sz="0" w:space="0" w:color="000000"/>
+              <w:left w:val="none" w:sz="0" w:space="0" w:color="000000"/>
+              <w:right w:val="none" w:sz="0" w:space="0" w:color="000000"/>
+            </w:tcBorders>
+            <w:shd w:val="clear" w:color="auto" w:fill="FFFFFF"/>
+            <w:tcMar>
+              <w:top w:w="0" w:type="dxa"/>
+              <w:bottom w:w="0" w:type="dxa"/>
+              <w:left w:w="0" w:type="dxa"/>
+              <w:right w:w="0" w:type="dxa"/>
+            </w:tcMar>
+            <w:vAlign w:val="center"/>
+          </w:tcPr>
+          <w:p>
+            <w:pPr>
               <w:jc w:val="left"/>
               <w:pBdr>
                 <w:bottom w:val="none" w:sz="0" w:space="0" w:color="000000"/>
@@ -2133,7 +2116,6 @@
           </w:tcPr>
           <w:p>
             <w:pPr>
-              <w:pStyle w:val="Normal"/>
               <w:jc w:val="center"/>
               <w:pBdr>
                 <w:bottom w:val="none" w:sz="0" w:space="0" w:color="000000"/>
@@ -2174,26 +2156,26 @@
         <w:trPr>
           <w:trHeight w:val="270" w:hRule="exact"/>
         </w:trPr>
-        <w:tc>
-          <w:tcPr>
-            <w:tcBorders>
-              <w:bottom w:val="none" w:sz="0" w:space="0" w:color="000000"/>
-              <w:top w:val="none" w:sz="0" w:space="0" w:color="000000"/>
-              <w:left w:val="none" w:sz="0" w:space="0" w:color="000000"/>
-              <w:right w:val="none" w:sz="0" w:space="0" w:color="000000"/>
-            </w:tcBorders>
-            <w:shd w:val="clear" w:color="auto" w:fill="FFFFFF"/>
-            <w:tcMar>
-              <w:top w:w="0" w:type="dxa"/>
-              <w:bottom w:w="0" w:type="dxa"/>
-              <w:left w:w="0" w:type="dxa"/>
-              <w:right w:w="0" w:type="dxa"/>
-            </w:tcMar>
-            <w:vAlign w:val="center"/>
-          </w:tcPr>
-          <w:p>
-            <w:pPr>
-              <w:pStyle w:val="Normal"/>
+        body19
+        <w:tc>
+          <w:tcPr>
+            <w:tcBorders>
+              <w:bottom w:val="none" w:sz="0" w:space="0" w:color="000000"/>
+              <w:top w:val="none" w:sz="0" w:space="0" w:color="000000"/>
+              <w:left w:val="none" w:sz="0" w:space="0" w:color="000000"/>
+              <w:right w:val="none" w:sz="0" w:space="0" w:color="000000"/>
+            </w:tcBorders>
+            <w:shd w:val="clear" w:color="auto" w:fill="FFFFFF"/>
+            <w:tcMar>
+              <w:top w:w="0" w:type="dxa"/>
+              <w:bottom w:w="0" w:type="dxa"/>
+              <w:left w:w="0" w:type="dxa"/>
+              <w:right w:w="0" w:type="dxa"/>
+            </w:tcMar>
+            <w:vAlign w:val="center"/>
+          </w:tcPr>
+          <w:p>
+            <w:pPr>
               <w:jc w:val="left"/>
               <w:pBdr>
                 <w:bottom w:val="none" w:sz="0" w:space="0" w:color="000000"/>
@@ -2248,7 +2230,6 @@
           </w:tcPr>
           <w:p>
             <w:pPr>
-              <w:pStyle w:val="Normal"/>
               <w:jc w:val="center"/>
               <w:pBdr>
                 <w:bottom w:val="none" w:sz="0" w:space="0" w:color="000000"/>
@@ -2289,6 +2270,7 @@
         <w:trPr>
           <w:trHeight w:val="369" w:hRule="exact"/>
         </w:trPr>
+        body20
         <w:tc>
           <w:tcPr>
             <w:gridSpan w:val="2"/>
@@ -2309,7 +2291,6 @@
           </w:tcPr>
           <w:p>
             <w:pPr>
-              <w:pStyle w:val="Normal"/>
               <w:jc w:val="left"/>
               <w:pBdr>
                 <w:bottom w:val="none" w:sz="0" w:space="0" w:color="000000"/>
@@ -2350,6 +2331,7 @@
         <w:trPr>
           <w:trHeight w:val="270" w:hRule="exact"/>
         </w:trPr>
+        body21
         <w:tc>
           <w:tcPr>
             <w:tcBorders>
@@ -2369,7 +2351,6 @@
           </w:tcPr>
           <w:p>
             <w:pPr>
-              <w:pStyle w:val="Normal"/>
               <w:jc w:val="left"/>
               <w:pBdr>
                 <w:bottom w:val="none" w:sz="0" w:space="0" w:color="000000"/>
@@ -2424,7 +2405,6 @@
           </w:tcPr>
           <w:p>
             <w:pPr>
-              <w:pStyle w:val="Normal"/>
               <w:jc w:val="center"/>
               <w:pBdr>
                 <w:bottom w:val="none" w:sz="0" w:space="0" w:color="000000"/>
@@ -2465,26 +2445,26 @@
         <w:trPr>
           <w:trHeight w:val="270" w:hRule="exact"/>
         </w:trPr>
-        <w:tc>
-          <w:tcPr>
-            <w:tcBorders>
-              <w:bottom w:val="none" w:sz="0" w:space="0" w:color="000000"/>
-              <w:top w:val="none" w:sz="0" w:space="0" w:color="000000"/>
-              <w:left w:val="none" w:sz="0" w:space="0" w:color="000000"/>
-              <w:right w:val="none" w:sz="0" w:space="0" w:color="000000"/>
-            </w:tcBorders>
-            <w:shd w:val="clear" w:color="auto" w:fill="FFFFFF"/>
-            <w:tcMar>
-              <w:top w:w="0" w:type="dxa"/>
-              <w:bottom w:w="0" w:type="dxa"/>
-              <w:left w:w="0" w:type="dxa"/>
-              <w:right w:w="0" w:type="dxa"/>
-            </w:tcMar>
-            <w:vAlign w:val="center"/>
-          </w:tcPr>
-          <w:p>
-            <w:pPr>
-              <w:pStyle w:val="Normal"/>
+        body22
+        <w:tc>
+          <w:tcPr>
+            <w:tcBorders>
+              <w:bottom w:val="none" w:sz="0" w:space="0" w:color="000000"/>
+              <w:top w:val="none" w:sz="0" w:space="0" w:color="000000"/>
+              <w:left w:val="none" w:sz="0" w:space="0" w:color="000000"/>
+              <w:right w:val="none" w:sz="0" w:space="0" w:color="000000"/>
+            </w:tcBorders>
+            <w:shd w:val="clear" w:color="auto" w:fill="FFFFFF"/>
+            <w:tcMar>
+              <w:top w:w="0" w:type="dxa"/>
+              <w:bottom w:w="0" w:type="dxa"/>
+              <w:left w:w="0" w:type="dxa"/>
+              <w:right w:w="0" w:type="dxa"/>
+            </w:tcMar>
+            <w:vAlign w:val="center"/>
+          </w:tcPr>
+          <w:p>
+            <w:pPr>
               <w:jc w:val="left"/>
               <w:pBdr>
                 <w:bottom w:val="none" w:sz="0" w:space="0" w:color="000000"/>
@@ -2539,7 +2519,6 @@
           </w:tcPr>
           <w:p>
             <w:pPr>
-              <w:pStyle w:val="Normal"/>
               <w:jc w:val="center"/>
               <w:pBdr>
                 <w:bottom w:val="none" w:sz="0" w:space="0" w:color="000000"/>
@@ -2580,26 +2559,26 @@
         <w:trPr>
           <w:trHeight w:val="270" w:hRule="exact"/>
         </w:trPr>
-        <w:tc>
-          <w:tcPr>
-            <w:tcBorders>
-              <w:bottom w:val="none" w:sz="0" w:space="0" w:color="000000"/>
-              <w:top w:val="none" w:sz="0" w:space="0" w:color="000000"/>
-              <w:left w:val="none" w:sz="0" w:space="0" w:color="000000"/>
-              <w:right w:val="none" w:sz="0" w:space="0" w:color="000000"/>
-            </w:tcBorders>
-            <w:shd w:val="clear" w:color="auto" w:fill="FFFFFF"/>
-            <w:tcMar>
-              <w:top w:w="0" w:type="dxa"/>
-              <w:bottom w:w="0" w:type="dxa"/>
-              <w:left w:w="0" w:type="dxa"/>
-              <w:right w:w="0" w:type="dxa"/>
-            </w:tcMar>
-            <w:vAlign w:val="center"/>
-          </w:tcPr>
-          <w:p>
-            <w:pPr>
-              <w:pStyle w:val="Normal"/>
+        body23
+        <w:tc>
+          <w:tcPr>
+            <w:tcBorders>
+              <w:bottom w:val="none" w:sz="0" w:space="0" w:color="000000"/>
+              <w:top w:val="none" w:sz="0" w:space="0" w:color="000000"/>
+              <w:left w:val="none" w:sz="0" w:space="0" w:color="000000"/>
+              <w:right w:val="none" w:sz="0" w:space="0" w:color="000000"/>
+            </w:tcBorders>
+            <w:shd w:val="clear" w:color="auto" w:fill="FFFFFF"/>
+            <w:tcMar>
+              <w:top w:w="0" w:type="dxa"/>
+              <w:bottom w:w="0" w:type="dxa"/>
+              <w:left w:w="0" w:type="dxa"/>
+              <w:right w:w="0" w:type="dxa"/>
+            </w:tcMar>
+            <w:vAlign w:val="center"/>
+          </w:tcPr>
+          <w:p>
+            <w:pPr>
               <w:jc w:val="left"/>
               <w:pBdr>
                 <w:bottom w:val="none" w:sz="0" w:space="0" w:color="000000"/>
@@ -2654,7 +2633,6 @@
           </w:tcPr>
           <w:p>
             <w:pPr>
-              <w:pStyle w:val="Normal"/>
               <w:jc w:val="center"/>
               <w:pBdr>
                 <w:bottom w:val="none" w:sz="0" w:space="0" w:color="000000"/>
@@ -2695,26 +2673,26 @@
         <w:trPr>
           <w:trHeight w:val="270" w:hRule="exact"/>
         </w:trPr>
-        <w:tc>
-          <w:tcPr>
-            <w:tcBorders>
-              <w:bottom w:val="none" w:sz="0" w:space="0" w:color="000000"/>
-              <w:top w:val="none" w:sz="0" w:space="0" w:color="000000"/>
-              <w:left w:val="none" w:sz="0" w:space="0" w:color="000000"/>
-              <w:right w:val="none" w:sz="0" w:space="0" w:color="000000"/>
-            </w:tcBorders>
-            <w:shd w:val="clear" w:color="auto" w:fill="FFFFFF"/>
-            <w:tcMar>
-              <w:top w:w="0" w:type="dxa"/>
-              <w:bottom w:w="0" w:type="dxa"/>
-              <w:left w:w="0" w:type="dxa"/>
-              <w:right w:w="0" w:type="dxa"/>
-            </w:tcMar>
-            <w:vAlign w:val="center"/>
-          </w:tcPr>
-          <w:p>
-            <w:pPr>
-              <w:pStyle w:val="Normal"/>
+        body24
+        <w:tc>
+          <w:tcPr>
+            <w:tcBorders>
+              <w:bottom w:val="none" w:sz="0" w:space="0" w:color="000000"/>
+              <w:top w:val="none" w:sz="0" w:space="0" w:color="000000"/>
+              <w:left w:val="none" w:sz="0" w:space="0" w:color="000000"/>
+              <w:right w:val="none" w:sz="0" w:space="0" w:color="000000"/>
+            </w:tcBorders>
+            <w:shd w:val="clear" w:color="auto" w:fill="FFFFFF"/>
+            <w:tcMar>
+              <w:top w:w="0" w:type="dxa"/>
+              <w:bottom w:w="0" w:type="dxa"/>
+              <w:left w:w="0" w:type="dxa"/>
+              <w:right w:w="0" w:type="dxa"/>
+            </w:tcMar>
+            <w:vAlign w:val="center"/>
+          </w:tcPr>
+          <w:p>
+            <w:pPr>
               <w:jc w:val="left"/>
               <w:pBdr>
                 <w:bottom w:val="none" w:sz="0" w:space="0" w:color="000000"/>
@@ -2769,7 +2747,6 @@
           </w:tcPr>
           <w:p>
             <w:pPr>
-              <w:pStyle w:val="Normal"/>
               <w:jc w:val="center"/>
               <w:pBdr>
                 <w:bottom w:val="none" w:sz="0" w:space="0" w:color="000000"/>
@@ -2810,26 +2787,26 @@
         <w:trPr>
           <w:trHeight w:val="270" w:hRule="exact"/>
         </w:trPr>
-        <w:tc>
-          <w:tcPr>
-            <w:tcBorders>
-              <w:bottom w:val="none" w:sz="0" w:space="0" w:color="000000"/>
-              <w:top w:val="none" w:sz="0" w:space="0" w:color="000000"/>
-              <w:left w:val="none" w:sz="0" w:space="0" w:color="000000"/>
-              <w:right w:val="none" w:sz="0" w:space="0" w:color="000000"/>
-            </w:tcBorders>
-            <w:shd w:val="clear" w:color="auto" w:fill="FFFFFF"/>
-            <w:tcMar>
-              <w:top w:w="0" w:type="dxa"/>
-              <w:bottom w:w="0" w:type="dxa"/>
-              <w:left w:w="0" w:type="dxa"/>
-              <w:right w:w="0" w:type="dxa"/>
-            </w:tcMar>
-            <w:vAlign w:val="center"/>
-          </w:tcPr>
-          <w:p>
-            <w:pPr>
-              <w:pStyle w:val="Normal"/>
+        body25
+        <w:tc>
+          <w:tcPr>
+            <w:tcBorders>
+              <w:bottom w:val="none" w:sz="0" w:space="0" w:color="000000"/>
+              <w:top w:val="none" w:sz="0" w:space="0" w:color="000000"/>
+              <w:left w:val="none" w:sz="0" w:space="0" w:color="000000"/>
+              <w:right w:val="none" w:sz="0" w:space="0" w:color="000000"/>
+            </w:tcBorders>
+            <w:shd w:val="clear" w:color="auto" w:fill="FFFFFF"/>
+            <w:tcMar>
+              <w:top w:w="0" w:type="dxa"/>
+              <w:bottom w:w="0" w:type="dxa"/>
+              <w:left w:w="0" w:type="dxa"/>
+              <w:right w:w="0" w:type="dxa"/>
+            </w:tcMar>
+            <w:vAlign w:val="center"/>
+          </w:tcPr>
+          <w:p>
+            <w:pPr>
               <w:jc w:val="left"/>
               <w:pBdr>
                 <w:bottom w:val="none" w:sz="0" w:space="0" w:color="000000"/>
@@ -2884,7 +2861,6 @@
           </w:tcPr>
           <w:p>
             <w:pPr>
-              <w:pStyle w:val="Normal"/>
               <w:jc w:val="center"/>
               <w:pBdr>
                 <w:bottom w:val="none" w:sz="0" w:space="0" w:color="000000"/>
@@ -2925,26 +2901,26 @@
         <w:trPr>
           <w:trHeight w:val="270" w:hRule="exact"/>
         </w:trPr>
-        <w:tc>
-          <w:tcPr>
-            <w:tcBorders>
-              <w:bottom w:val="none" w:sz="0" w:space="0" w:color="000000"/>
-              <w:top w:val="none" w:sz="0" w:space="0" w:color="000000"/>
-              <w:left w:val="none" w:sz="0" w:space="0" w:color="000000"/>
-              <w:right w:val="none" w:sz="0" w:space="0" w:color="000000"/>
-            </w:tcBorders>
-            <w:shd w:val="clear" w:color="auto" w:fill="FFFFFF"/>
-            <w:tcMar>
-              <w:top w:w="0" w:type="dxa"/>
-              <w:bottom w:w="0" w:type="dxa"/>
-              <w:left w:w="0" w:type="dxa"/>
-              <w:right w:w="0" w:type="dxa"/>
-            </w:tcMar>
-            <w:vAlign w:val="center"/>
-          </w:tcPr>
-          <w:p>
-            <w:pPr>
-              <w:pStyle w:val="Normal"/>
+        body26
+        <w:tc>
+          <w:tcPr>
+            <w:tcBorders>
+              <w:bottom w:val="none" w:sz="0" w:space="0" w:color="000000"/>
+              <w:top w:val="none" w:sz="0" w:space="0" w:color="000000"/>
+              <w:left w:val="none" w:sz="0" w:space="0" w:color="000000"/>
+              <w:right w:val="none" w:sz="0" w:space="0" w:color="000000"/>
+            </w:tcBorders>
+            <w:shd w:val="clear" w:color="auto" w:fill="FFFFFF"/>
+            <w:tcMar>
+              <w:top w:w="0" w:type="dxa"/>
+              <w:bottom w:w="0" w:type="dxa"/>
+              <w:left w:w="0" w:type="dxa"/>
+              <w:right w:w="0" w:type="dxa"/>
+            </w:tcMar>
+            <w:vAlign w:val="center"/>
+          </w:tcPr>
+          <w:p>
+            <w:pPr>
               <w:jc w:val="left"/>
               <w:pBdr>
                 <w:bottom w:val="none" w:sz="0" w:space="0" w:color="000000"/>
@@ -2999,7 +2975,6 @@
           </w:tcPr>
           <w:p>
             <w:pPr>
-              <w:pStyle w:val="Normal"/>
               <w:jc w:val="center"/>
               <w:pBdr>
                 <w:bottom w:val="none" w:sz="0" w:space="0" w:color="000000"/>
@@ -3040,26 +3015,26 @@
         <w:trPr>
           <w:trHeight w:val="270" w:hRule="exact"/>
         </w:trPr>
-        <w:tc>
-          <w:tcPr>
-            <w:tcBorders>
-              <w:bottom w:val="none" w:sz="0" w:space="0" w:color="000000"/>
-              <w:top w:val="none" w:sz="0" w:space="0" w:color="000000"/>
-              <w:left w:val="none" w:sz="0" w:space="0" w:color="000000"/>
-              <w:right w:val="none" w:sz="0" w:space="0" w:color="000000"/>
-            </w:tcBorders>
-            <w:shd w:val="clear" w:color="auto" w:fill="FFFFFF"/>
-            <w:tcMar>
-              <w:top w:w="0" w:type="dxa"/>
-              <w:bottom w:w="0" w:type="dxa"/>
-              <w:left w:w="0" w:type="dxa"/>
-              <w:right w:w="0" w:type="dxa"/>
-            </w:tcMar>
-            <w:vAlign w:val="center"/>
-          </w:tcPr>
-          <w:p>
-            <w:pPr>
-              <w:pStyle w:val="Normal"/>
+        body27
+        <w:tc>
+          <w:tcPr>
+            <w:tcBorders>
+              <w:bottom w:val="none" w:sz="0" w:space="0" w:color="000000"/>
+              <w:top w:val="none" w:sz="0" w:space="0" w:color="000000"/>
+              <w:left w:val="none" w:sz="0" w:space="0" w:color="000000"/>
+              <w:right w:val="none" w:sz="0" w:space="0" w:color="000000"/>
+            </w:tcBorders>
+            <w:shd w:val="clear" w:color="auto" w:fill="FFFFFF"/>
+            <w:tcMar>
+              <w:top w:w="0" w:type="dxa"/>
+              <w:bottom w:w="0" w:type="dxa"/>
+              <w:left w:w="0" w:type="dxa"/>
+              <w:right w:w="0" w:type="dxa"/>
+            </w:tcMar>
+            <w:vAlign w:val="center"/>
+          </w:tcPr>
+          <w:p>
+            <w:pPr>
               <w:jc w:val="left"/>
               <w:pBdr>
                 <w:bottom w:val="none" w:sz="0" w:space="0" w:color="000000"/>
@@ -3114,7 +3089,6 @@
           </w:tcPr>
           <w:p>
             <w:pPr>
-              <w:pStyle w:val="Normal"/>
               <w:jc w:val="center"/>
               <w:pBdr>
                 <w:bottom w:val="none" w:sz="0" w:space="0" w:color="000000"/>
